--- a/納品レポート/ホテル別レポート/keisei_kinshicho_口コミ分析改善レポート.docx
+++ b/納品レポート/ホテル別レポート/keisei_kinshicho_口コミ分析改善レポート.docx
@@ -96,7 +96,7 @@
           <w:sz w:val="22"/>
           <w:szCs w:val="22"/>
         </w:rPr>
-        <w:t xml:space="preserve">レビュー総数：110件（4サイト）</w:t>
+        <w:t xml:space="preserve">レビュー総数：116件（4サイト）</w:t>
       </w:r>
     </w:p>
     <w:p>
@@ -131,7 +131,7 @@
           <w:sz w:val="20"/>
           <w:szCs w:val="20"/>
         </w:rPr>
-        <w:t xml:space="preserve">作成日：2026年3月17日</w:t>
+        <w:t xml:space="preserve">作成日：2026年3月18日</w:t>
       </w:r>
     </w:p>
     <w:p>
@@ -189,7 +189,7 @@
           <w:sz w:val="21"/>
           <w:szCs w:val="21"/>
         </w:rPr>
-        <w:t xml:space="preserve">2026年2月〜3月に各OTAサイト・口コミサイトに投稿された110件のレビューを包括的に分析しました。以下が主要な発見事項です。</w:t>
+        <w:t xml:space="preserve">2026年2月〜3月に各OTAサイト・口コミサイトに投稿された116件のレビューを包括的に分析しました。以下が主要な発見事項です。</w:t>
       </w:r>
     </w:p>
     <w:p>
@@ -261,7 +261,7 @@
                 <w:sz w:val="36"/>
                 <w:szCs w:val="36"/>
               </w:rPr>
-              <w:t xml:space="preserve">9.00</w:t>
+              <w:t xml:space="preserve">9.03</w:t>
             </w:r>
           </w:p>
         </w:tc>
@@ -310,7 +310,7 @@
                 <w:sz w:val="36"/>
                 <w:szCs w:val="36"/>
               </w:rPr>
-              <w:t xml:space="preserve">87.3%</w:t>
+              <w:t xml:space="preserve">87.9%</w:t>
             </w:r>
           </w:p>
         </w:tc>
@@ -408,7 +408,7 @@
                 <w:sz w:val="36"/>
                 <w:szCs w:val="36"/>
               </w:rPr>
-              <w:t xml:space="preserve">110件</w:t>
+              <w:t xml:space="preserve">116件</w:t>
             </w:r>
           </w:p>
         </w:tc>
@@ -448,7 +448,7 @@
           <w:sz w:val="21"/>
           <w:szCs w:val="21"/>
         </w:rPr>
-        <w:t xml:space="preserve">全体平均スコア9.00点（10点換算）は非常に高い水準であり、87.3%が高評価（8-10点）に分類されます。低評価（1-4点）は1件（0.9%）で、ゲスト満足度は良好です。Trip.com（9.50点）で特に高い評価を獲得しています。</w:t>
+        <w:t xml:space="preserve">全体平均スコア9.03点（10点換算）は非常に高い水準であり、87.9%が高評価（8-10点）に分類されます。低評価（1-4点）は1件（0.9%）で、ゲスト満足度は良好です。Trip.com（9.53点）で特に高い評価を獲得しています。</w:t>
       </w:r>
     </w:p>
     <w:p>
@@ -463,7 +463,7 @@
           <w:sz w:val="21"/>
           <w:szCs w:val="21"/>
         </w:rPr>
-        <w:t xml:space="preserve">全体としては「立地・アクセス」と「スタッフの対応」がホテルの主な強みとして際立っています。</w:t>
+        <w:t xml:space="preserve">一方で、楽天トラベル（8.0点）では相対的に低いスコアとなっており、改善の余地があります。全体としては「立地・アクセス」と「スタッフの対応」がホテルの主な強みとして際立っています。</w:t>
       </w:r>
     </w:p>
     <w:p>
@@ -567,7 +567,7 @@
                 <w:sz w:val="20"/>
                 <w:szCs w:val="20"/>
               </w:rPr>
-              <w:t xml:space="preserve">エアコン・空調（16件）、浴室・水回り（13件）、対応・サービスの不満（5件）、部屋の狭さ（4件）</w:t>
+              <w:t xml:space="preserve">エアコン・空調（17件）、浴室・水回り（14件）、対応・サービスの不満（5件）、部屋の狭さ（4件）</w:t>
             </w:r>
           </w:p>
           <w:p>
@@ -987,7 +987,7 @@
                 <w:sz w:val="20"/>
                 <w:szCs w:val="20"/>
               </w:rPr>
-              <w:t xml:space="preserve">40</w:t>
+              <w:t xml:space="preserve">43</w:t>
             </w:r>
           </w:p>
         </w:tc>
@@ -1021,7 +1021,7 @@
                 <w:sz w:val="20"/>
                 <w:szCs w:val="20"/>
               </w:rPr>
-              <w:t xml:space="preserve">9.5</w:t>
+              <w:t xml:space="preserve">9.53</w:t>
             </w:r>
           </w:p>
         </w:tc>
@@ -1089,7 +1089,7 @@
                 <w:sz w:val="20"/>
                 <w:szCs w:val="20"/>
               </w:rPr>
-              <w:t xml:space="preserve">9.5</w:t>
+              <w:t xml:space="preserve">9.53</w:t>
             </w:r>
           </w:p>
         </w:tc>
@@ -1474,7 +1474,7 @@
                 <w:sz w:val="20"/>
                 <w:szCs w:val="20"/>
               </w:rPr>
-              <w:t xml:space="preserve">46</w:t>
+              <w:t xml:space="preserve">49</w:t>
             </w:r>
           </w:p>
         </w:tc>
@@ -1508,7 +1508,7 @@
                 <w:sz w:val="20"/>
                 <w:szCs w:val="20"/>
               </w:rPr>
-              <w:t xml:space="preserve">8.61</w:t>
+              <w:t xml:space="preserve">8.63</w:t>
             </w:r>
           </w:p>
         </w:tc>
@@ -1576,7 +1576,7 @@
                 <w:sz w:val="20"/>
                 <w:szCs w:val="20"/>
               </w:rPr>
-              <w:t xml:space="preserve">8.61</w:t>
+              <w:t xml:space="preserve">8.63</w:t>
             </w:r>
           </w:p>
         </w:tc>
@@ -1931,7 +1931,7 @@
           <w:sz w:val="21"/>
           <w:szCs w:val="21"/>
         </w:rPr>
-        <w:t xml:space="preserve">評価分布は10点（52.7%）に最も多く、8点以上の高評価が87.3%を占め、高い顧客満足度を示しています。低評価（1-4点）は計1件（0.9%）です。</w:t>
+        <w:t xml:space="preserve">評価分布は10点（53.4%）に最も多く、8点以上の高評価が87.9%を占め、高い顧客満足度を示しています。低評価（1-4点）は計1件（0.9%）です。</w:t>
       </w:r>
     </w:p>
     <w:p>
@@ -2166,7 +2166,7 @@
                 <w:sz w:val="20"/>
                 <w:szCs w:val="20"/>
               </w:rPr>
-              <w:t xml:space="preserve">58</w:t>
+              <w:t xml:space="preserve">62</w:t>
             </w:r>
           </w:p>
         </w:tc>
@@ -2201,7 +2201,7 @@
                 <w:sz w:val="20"/>
                 <w:szCs w:val="20"/>
               </w:rPr>
-              <w:t xml:space="preserve">52.7%</w:t>
+              <w:t xml:space="preserve">53.4%</w:t>
             </w:r>
           </w:p>
         </w:tc>
@@ -2239,7 +2239,7 @@
                 <w:sz w:val="18"/>
                 <w:szCs w:val="18"/>
               </w:rPr>
-              <w:t xml:space="preserve"> 58件</w:t>
+              <w:t xml:space="preserve"> 62件</w:t>
             </w:r>
           </w:p>
         </w:tc>
@@ -2311,7 +2311,7 @@
                 <w:sz w:val="20"/>
                 <w:szCs w:val="20"/>
               </w:rPr>
-              <w:t xml:space="preserve">21</w:t>
+              <w:t xml:space="preserve">22</w:t>
             </w:r>
           </w:p>
         </w:tc>
@@ -2346,7 +2346,7 @@
                 <w:sz w:val="20"/>
                 <w:szCs w:val="20"/>
               </w:rPr>
-              <w:t xml:space="preserve">19.1%</w:t>
+              <w:t xml:space="preserve">19.0%</w:t>
             </w:r>
           </w:p>
         </w:tc>
@@ -2383,7 +2383,7 @@
                 <w:sz w:val="18"/>
                 <w:szCs w:val="18"/>
               </w:rPr>
-              <w:t xml:space="preserve"> 21件</w:t>
+              <w:t xml:space="preserve"> 22件</w:t>
             </w:r>
           </w:p>
         </w:tc>
@@ -2455,7 +2455,7 @@
                 <w:sz w:val="20"/>
                 <w:szCs w:val="20"/>
               </w:rPr>
-              <w:t xml:space="preserve">17</w:t>
+              <w:t xml:space="preserve">18</w:t>
             </w:r>
           </w:p>
         </w:tc>
@@ -2528,7 +2528,7 @@
                 <w:sz w:val="18"/>
                 <w:szCs w:val="18"/>
               </w:rPr>
-              <w:t xml:space="preserve"> 17件</w:t>
+              <w:t xml:space="preserve"> 18件</w:t>
             </w:r>
           </w:p>
         </w:tc>
@@ -2635,7 +2635,7 @@
                 <w:sz w:val="20"/>
                 <w:szCs w:val="20"/>
               </w:rPr>
-              <w:t xml:space="preserve">4.5%</w:t>
+              <w:t xml:space="preserve">4.3%</w:t>
             </w:r>
           </w:p>
         </w:tc>
@@ -2779,7 +2779,7 @@
                 <w:sz w:val="20"/>
                 <w:szCs w:val="20"/>
               </w:rPr>
-              <w:t xml:space="preserve">5.5%</w:t>
+              <w:t xml:space="preserve">5.2%</w:t>
             </w:r>
           </w:p>
         </w:tc>
@@ -2924,7 +2924,7 @@
                 <w:sz w:val="20"/>
                 <w:szCs w:val="20"/>
               </w:rPr>
-              <w:t xml:space="preserve">1.8%</w:t>
+              <w:t xml:space="preserve">1.7%</w:t>
             </w:r>
           </w:p>
         </w:tc>
@@ -3182,7 +3182,7 @@
                 <w:sz w:val="24"/>
                 <w:szCs w:val="24"/>
               </w:rPr>
-              <w:t xml:space="preserve">96件（87.3%）</w:t>
+              <w:t xml:space="preserve">102件（87.9%）</w:t>
             </w:r>
           </w:p>
         </w:tc>
@@ -3233,7 +3233,7 @@
                 <w:sz w:val="24"/>
                 <w:szCs w:val="24"/>
               </w:rPr>
-              <w:t xml:space="preserve">13件（11.8%）</w:t>
+              <w:t xml:space="preserve">13件（11.2%）</w:t>
             </w:r>
           </w:p>
         </w:tc>
@@ -3558,7 +3558,7 @@
                 <w:sz w:val="20"/>
                 <w:szCs w:val="20"/>
               </w:rPr>
-              <w:t xml:space="preserve">「近くにコンビニやレストランがたくさんあり、交通の便も良く、電車でもアクセスできます」「近くにはMTR駅や大型ショッピングモールがあり、徒歩約5分で買い物に便利です」</w:t>
+              <w:t xml:space="preserve">「酒店大堂也提供面膜，浴鹽 立地が最高に便利」「駅からもとても近いので、非常に便利です」</w:t>
             </w:r>
           </w:p>
         </w:tc>
@@ -3769,7 +3769,7 @@
                 <w:sz w:val="20"/>
                 <w:szCs w:val="20"/>
               </w:rPr>
-              <w:t xml:space="preserve">「下次會再入住 部屋は全体的に快適で清潔でしたが、枕が柔らかすぎて寝心地が悪かったです」「清潔 特になし 特になし」</w:t>
+              <w:t xml:space="preserve">「部屋も清潔で快適で、とても気持ちの良い滞在になりました」「キレイなホテルでした 特にありません」</w:t>
             </w:r>
           </w:p>
         </w:tc>
@@ -3805,7 +3805,7 @@
                 <w:sz w:val="20"/>
                 <w:szCs w:val="20"/>
               </w:rPr>
-              <w:t xml:space="preserve">コンビニ・周辺施設</w:t>
+              <w:t xml:space="preserve">快適さ・設備</w:t>
             </w:r>
           </w:p>
         </w:tc>
@@ -3873,7 +3873,7 @@
                 <w:sz w:val="20"/>
                 <w:szCs w:val="20"/>
               </w:rPr>
-              <w:t xml:space="preserve">「近くにコンビニやレストランがたくさんあり、交通の便も良く、電車でもアクセスできます」「近くにはMTR駅や大型ショッピングモールがあり、徒歩約5分で買い物に便利です」</w:t>
+              <w:t xml:space="preserve">「部屋も清潔で快適で、とても気持ちの良い滞在になりました」「機能很好 このレストランは清潔で整頓されていて快適です」</w:t>
             </w:r>
           </w:p>
         </w:tc>
@@ -3910,7 +3910,7 @@
                 <w:sz w:val="20"/>
                 <w:szCs w:val="20"/>
               </w:rPr>
-              <w:t xml:space="preserve">快適さ・設備</w:t>
+              <w:t xml:space="preserve">コンビニ・周辺施設</w:t>
             </w:r>
           </w:p>
         </w:tc>
@@ -3980,7 +3980,7 @@
                 <w:sz w:val="20"/>
                 <w:szCs w:val="20"/>
               </w:rPr>
-              <w:t xml:space="preserve">「ベッドはあまり良くありませんが、全体的には良いホテルです」「下次會再入住 部屋は全体的に快適で清潔でしたが、枕が柔らかすぎて寝心地が悪かったです」</w:t>
+              <w:t xml:space="preserve">「地下鉄の駅やショッピングエリアにとても近く、買い物や食事、観光に出かける際に時間を大幅に節約できます」「周辺は活気があり、飲食店やコンビニエンスストアも数多くあります」</w:t>
             </w:r>
           </w:p>
         </w:tc>
@@ -4124,7 +4124,7 @@
           <w:sz w:val="21"/>
           <w:szCs w:val="21"/>
         </w:rPr>
-        <w:t xml:space="preserve">口コミの多数で「立地・アクセス」に関するポジティブな言及が見られ、京成リッチモンドホテル東京錦糸町の最大の差別化要因となっています。近くにコンビニやレストランがたくさんあり、交通の便も良く、電車でもアクセスできますといった声が多数寄せられています。</w:t>
+        <w:t xml:space="preserve">口コミの多数で「立地・アクセス」に関するポジティブな言及が見られ、京成リッチモンドホテル東京錦糸町の最大の差別化要因となっています。酒店大堂也提供面膜，浴鹽 立地が最高に便利といった声が多数寄せられています。</w:t>
       </w:r>
     </w:p>
     <w:p>
@@ -4143,7 +4143,7 @@
           <w:sz w:val="21"/>
           <w:szCs w:val="21"/>
         </w:rPr>
-        <w:t xml:space="preserve">近くにコンビニやレストランがたくさんあり、交通の便も良く、電車でもアクセスできます</w:t>
+        <w:t xml:space="preserve">酒店大堂也提供面膜，浴鹽 立地が最高に便利</w:t>
       </w:r>
     </w:p>
     <w:p>
@@ -4162,7 +4162,7 @@
           <w:sz w:val="21"/>
           <w:szCs w:val="21"/>
         </w:rPr>
-        <w:t xml:space="preserve">近くにはMTR駅や大型ショッピングモールがあり、徒歩約5分で買い物に便利です</w:t>
+        <w:t xml:space="preserve">駅からもとても近いので、非常に便利です</w:t>
       </w:r>
     </w:p>
     <w:p>
@@ -4181,7 +4181,7 @@
           <w:sz w:val="21"/>
           <w:szCs w:val="21"/>
         </w:rPr>
-        <w:t xml:space="preserve">location and pricing very good</w:t>
+        <w:t xml:space="preserve">近くにコンビニやレストランがたくさんあり、交通の便も良く、電車でもアクセスできます</w:t>
       </w:r>
     </w:p>
     <w:p>
@@ -4523,7 +4523,7 @@
                 <w:sz w:val="20"/>
                 <w:szCs w:val="20"/>
               </w:rPr>
-              <w:t xml:space="preserve">Good location and service, facilities in very good condition</w:t>
+              <w:t xml:space="preserve">Instalaciones cómodas , zona muy tranquila y relativament...</w:t>
             </w:r>
           </w:p>
         </w:tc>
@@ -4557,7 +4557,7 @@
                 <w:sz w:val="20"/>
                 <w:szCs w:val="20"/>
               </w:rPr>
-              <w:t xml:space="preserve">重大・16件</w:t>
+              <w:t xml:space="preserve">重大・17件</w:t>
             </w:r>
           </w:p>
         </w:tc>
@@ -4662,7 +4662,7 @@
                 <w:sz w:val="20"/>
                 <w:szCs w:val="20"/>
               </w:rPr>
-              <w:t xml:space="preserve">ロビーには無料のバスアメニティとコーヒー・紅茶のティーバッグが用意されています</w:t>
+              <w:t xml:space="preserve">ホテルのロビーにはフェイスマスクやバスソルトまで用意されていました</w:t>
             </w:r>
           </w:p>
         </w:tc>
@@ -4696,7 +4696,7 @@
                 <w:sz w:val="20"/>
                 <w:szCs w:val="20"/>
               </w:rPr>
-              <w:t xml:space="preserve">重大・13件</w:t>
+              <w:t xml:space="preserve">重大・14件</w:t>
             </w:r>
           </w:p>
         </w:tc>
@@ -6318,7 +6318,7 @@
                 <w:sz w:val="20"/>
                 <w:szCs w:val="20"/>
               </w:rPr>
-              <w:t xml:space="preserve">9.00点</w:t>
+              <w:t xml:space="preserve">9.03点</w:t>
             </w:r>
           </w:p>
         </w:tc>
@@ -6458,7 +6458,7 @@
                 <w:sz w:val="20"/>
                 <w:szCs w:val="20"/>
               </w:rPr>
-              <w:t xml:space="preserve">87.3%</w:t>
+              <w:t xml:space="preserve">87.9%</w:t>
             </w:r>
           </w:p>
         </w:tc>
@@ -6493,7 +6493,7 @@
                 <w:sz w:val="20"/>
                 <w:szCs w:val="20"/>
               </w:rPr>
-              <w:t xml:space="preserve">92%以上</w:t>
+              <w:t xml:space="preserve">93%以上</w:t>
             </w:r>
           </w:p>
         </w:tc>
@@ -7018,7 +7018,7 @@
                 <w:sz w:val="20"/>
                 <w:szCs w:val="20"/>
               </w:rPr>
-              <w:t xml:space="preserve">約16件/期間</w:t>
+              <w:t xml:space="preserve">約17件/期間</w:t>
             </w:r>
           </w:p>
         </w:tc>
@@ -7149,7 +7149,7 @@
           <w:sz w:val="22"/>
           <w:szCs w:val="22"/>
         </w:rPr>
-        <w:t xml:space="preserve">[1] Trip.com / 10点 / 2026-03-15</w:t>
+        <w:t xml:space="preserve">[1] Trip.com / 10点 / 2026-03-17</w:t>
       </w:r>
     </w:p>
     <w:p>
@@ -7164,7 +7164,7 @@
           <w:sz w:val="21"/>
           <w:szCs w:val="21"/>
         </w:rPr>
-        <w:t xml:space="preserve">ホテルは便利な場所にあります。近くにコンビニやレストランがたくさんあり、交通の便も良く、電車でもアクセスできます。ベッドはあまり良くありませんが、全体的には良いホテルです。</w:t>
+        <w:t xml:space="preserve">とても満足しました😃 全てが素晴らしかったです👍。強くお勧めします。</w:t>
       </w:r>
     </w:p>
     <w:p>
@@ -7185,7 +7185,7 @@
           <w:sz w:val="22"/>
           <w:szCs w:val="22"/>
         </w:rPr>
-        <w:t xml:space="preserve">[2] Booking.com / 9点 / 2026-03-15</w:t>
+        <w:t xml:space="preserve">[2] Booking.com / 10点 / 2026-03-17</w:t>
       </w:r>
     </w:p>
     <w:p>
@@ -7200,7 +7200,7 @@
           <w:sz w:val="21"/>
           <w:szCs w:val="21"/>
         </w:rPr>
-        <w:t xml:space="preserve">Posizione ottimale, a 5' della stazione Kinshicho per cui molto ben collegato per arrivare ovunque.  Attenzione dello staff buona. Colazione buona ma tutti giorni uguale, poco di tutto per esempio ...</w:t>
+        <w:t xml:space="preserve">Instalaciones cómodas , zona muy tranquila y relativamente cerca de una estación grande.</w:t>
       </w:r>
     </w:p>
     <w:p>
@@ -7226,7 +7226,7 @@
           <w:sz w:val="21"/>
           <w:szCs w:val="21"/>
         </w:rPr>
-        <w:t xml:space="preserve">彼らは英語をほとんど話しません。朝食の種類は限られています。</w:t>
+        <w:t xml:space="preserve">すべて順調です</w:t>
       </w:r>
     </w:p>
     <w:p>
@@ -7247,7 +7247,7 @@
           <w:sz w:val="22"/>
           <w:szCs w:val="22"/>
         </w:rPr>
-        <w:t xml:space="preserve">[3] Trip.com / 10点 / 2026-03-13</w:t>
+        <w:t xml:space="preserve">[3] Trip.com / 10点 / 2026-03-17</w:t>
       </w:r>
     </w:p>
     <w:p>
@@ -7262,7 +7262,7 @@
           <w:sz w:val="21"/>
           <w:szCs w:val="21"/>
         </w:rPr>
-        <w:t xml:space="preserve">部屋は全体的に快適で清潔でしたが、枕が柔らかすぎて寝心地が悪かったです。ロビーには無料のバスアメニティとコーヒー・紅茶のティーバッグが用意されています。マスク、スキンケア用品、バス用品も用意されていて、とても親切でした。部屋は広々としていて、スーツケースを2つ置くことができます。近くにはMTR駅や大型ショッピングモールがあり、徒歩約5分で買い物に便利です。スカイツリーまでは地下鉄で1駅です。...</w:t>
+        <w:t xml:space="preserve">立地が最高に便利！地下鉄の駅やショッピングエリアにとても近く、買い物や食事、観光に出かける際に時間を大幅に節約できます。部屋も清潔で快適で、とても気持ちの良い滞在になりました。ホテルのロビーにはフェイスマスクやバスソルトまで用意されていました。</w:t>
       </w:r>
     </w:p>
     <w:p>
@@ -7283,7 +7283,7 @@
           <w:sz w:val="22"/>
           <w:szCs w:val="22"/>
         </w:rPr>
-        <w:t xml:space="preserve">[4] Booking.com / 8点 / 2026-03-13</w:t>
+        <w:t xml:space="preserve">[4] Booking.com / 8点 / 2026-03-17</w:t>
       </w:r>
     </w:p>
     <w:p>
@@ -7298,7 +7298,7 @@
           <w:sz w:val="21"/>
           <w:szCs w:val="21"/>
         </w:rPr>
-        <w:t xml:space="preserve">住宿地離車站近，工作人員親切</w:t>
+        <w:t xml:space="preserve">キレイなホテルでした</w:t>
       </w:r>
     </w:p>
     <w:p>
@@ -7324,7 +7324,7 @@
           <w:sz w:val="21"/>
           <w:szCs w:val="21"/>
         </w:rPr>
-        <w:t xml:space="preserve">部屋にある枕の中には、平らすぎたり硬すぎたりするものがあって、私はそれらで寝ることに慣れていない。</w:t>
+        <w:t xml:space="preserve">特にありません。</w:t>
       </w:r>
     </w:p>
     <w:p>
@@ -7345,7 +7345,7 @@
           <w:sz w:val="22"/>
           <w:szCs w:val="22"/>
         </w:rPr>
-        <w:t xml:space="preserve">[5] Booking.com / 10点 / 2026-03-13</w:t>
+        <w:t xml:space="preserve">[5] Trip.com / 10点 / 2026-03-17</w:t>
       </w:r>
     </w:p>
     <w:p>
@@ -7360,7 +7360,7 @@
           <w:sz w:val="21"/>
           <w:szCs w:val="21"/>
         </w:rPr>
-        <w:t xml:space="preserve">location and pricing very good</w:t>
+        <w:t xml:space="preserve">このレストランは清潔で整頓されていて快適です。周辺は活気があり、飲食店やコンビニエンスストアも数多くあります。駅からもとても近いので、非常に便利です。</w:t>
       </w:r>
     </w:p>
     <w:p>
@@ -7631,7 +7631,7 @@
                 <w:sz w:val="21"/>
                 <w:szCs w:val="21"/>
               </w:rPr>
-              <w:t xml:space="preserve">京成リッチモンドホテル東京錦糸町は、全体平均9.00点（10点換算）、高評価率87.3%という非常に高い顧客満足度を維持しているホテルです。特に「立地・アクセス」「スタッフの対応」が多くのゲストから高く評価されています。</w:t>
+              <w:t xml:space="preserve">京成リッチモンドホテル東京錦糸町は、全体平均9.03点（10点換算）、高評価率87.9%という非常に高い顧客満足度を維持しているホテルです。特に「立地・アクセス」「スタッフの対応」が多くのゲストから高く評価されています。</w:t>
             </w:r>
           </w:p>
           <w:p>

--- a/納品レポート/ホテル別レポート/keisei_kinshicho_口コミ分析改善レポート.docx
+++ b/納品レポート/ホテル別レポート/keisei_kinshicho_口コミ分析改善レポート.docx
@@ -96,7 +96,7 @@
           <w:sz w:val="22"/>
           <w:szCs w:val="22"/>
         </w:rPr>
-        <w:t xml:space="preserve">レビュー総数：116件（4サイト）</w:t>
+        <w:t xml:space="preserve">レビュー総数：117件（4サイト）</w:t>
       </w:r>
     </w:p>
     <w:p>
@@ -131,7 +131,7 @@
           <w:sz w:val="20"/>
           <w:szCs w:val="20"/>
         </w:rPr>
-        <w:t xml:space="preserve">作成日：2026年3月18日</w:t>
+        <w:t xml:space="preserve">作成日：2026年3月19日</w:t>
       </w:r>
     </w:p>
     <w:p>
@@ -189,7 +189,7 @@
           <w:sz w:val="21"/>
           <w:szCs w:val="21"/>
         </w:rPr>
-        <w:t xml:space="preserve">2026年2月〜3月に各OTAサイト・口コミサイトに投稿された116件のレビューを包括的に分析しました。以下が主要な発見事項です。</w:t>
+        <w:t xml:space="preserve">2026年2月〜3月に各OTAサイト・口コミサイトに投稿された117件のレビューを包括的に分析しました。以下が主要な発見事項です。</w:t>
       </w:r>
     </w:p>
     <w:p>
@@ -310,7 +310,7 @@
                 <w:sz w:val="36"/>
                 <w:szCs w:val="36"/>
               </w:rPr>
-              <w:t xml:space="preserve">87.9%</w:t>
+              <w:t xml:space="preserve">88.0%</w:t>
             </w:r>
           </w:p>
         </w:tc>
@@ -408,7 +408,7 @@
                 <w:sz w:val="36"/>
                 <w:szCs w:val="36"/>
               </w:rPr>
-              <w:t xml:space="preserve">116件</w:t>
+              <w:t xml:space="preserve">117件</w:t>
             </w:r>
           </w:p>
         </w:tc>
@@ -448,7 +448,7 @@
           <w:sz w:val="21"/>
           <w:szCs w:val="21"/>
         </w:rPr>
-        <w:t xml:space="preserve">全体平均スコア9.03点（10点換算）は非常に高い水準であり、87.9%が高評価（8-10点）に分類されます。低評価（1-4点）は1件（0.9%）で、ゲスト満足度は良好です。Trip.com（9.53点）で特に高い評価を獲得しています。</w:t>
+        <w:t xml:space="preserve">全体平均スコア9.03点（10点換算）は非常に高い水準であり、88.0%が高評価（8-10点）に分類されます。低評価（1-4点）は1件（0.9%）で、ゲスト満足度は良好です。Trip.com（9.52点）で特に高い評価を獲得しています。</w:t>
       </w:r>
     </w:p>
     <w:p>
@@ -987,7 +987,7 @@
                 <w:sz w:val="20"/>
                 <w:szCs w:val="20"/>
               </w:rPr>
-              <w:t xml:space="preserve">43</w:t>
+              <w:t xml:space="preserve">44</w:t>
             </w:r>
           </w:p>
         </w:tc>
@@ -1021,7 +1021,7 @@
                 <w:sz w:val="20"/>
                 <w:szCs w:val="20"/>
               </w:rPr>
-              <w:t xml:space="preserve">9.53</w:t>
+              <w:t xml:space="preserve">9.52</w:t>
             </w:r>
           </w:p>
         </w:tc>
@@ -1089,7 +1089,7 @@
                 <w:sz w:val="20"/>
                 <w:szCs w:val="20"/>
               </w:rPr>
-              <w:t xml:space="preserve">9.53</w:t>
+              <w:t xml:space="preserve">9.52</w:t>
             </w:r>
           </w:p>
         </w:tc>
@@ -1931,7 +1931,7 @@
           <w:sz w:val="21"/>
           <w:szCs w:val="21"/>
         </w:rPr>
-        <w:t xml:space="preserve">評価分布は10点（53.4%）に最も多く、8点以上の高評価が87.9%を占め、高い顧客満足度を示しています。低評価（1-4点）は計1件（0.9%）です。</w:t>
+        <w:t xml:space="preserve">評価分布は10点（53.0%）に最も多く、8点以上の高評価が88.0%を占め、高い顧客満足度を示しています。低評価（1-4点）は計1件（0.9%）です。</w:t>
       </w:r>
     </w:p>
     <w:p>
@@ -2201,7 +2201,7 @@
                 <w:sz w:val="20"/>
                 <w:szCs w:val="20"/>
               </w:rPr>
-              <w:t xml:space="preserve">53.4%</w:t>
+              <w:t xml:space="preserve">53.0%</w:t>
             </w:r>
           </w:p>
         </w:tc>
@@ -2311,7 +2311,7 @@
                 <w:sz w:val="20"/>
                 <w:szCs w:val="20"/>
               </w:rPr>
-              <w:t xml:space="preserve">22</w:t>
+              <w:t xml:space="preserve">23</w:t>
             </w:r>
           </w:p>
         </w:tc>
@@ -2346,7 +2346,7 @@
                 <w:sz w:val="20"/>
                 <w:szCs w:val="20"/>
               </w:rPr>
-              <w:t xml:space="preserve">19.0%</w:t>
+              <w:t xml:space="preserve">19.7%</w:t>
             </w:r>
           </w:p>
         </w:tc>
@@ -2383,7 +2383,7 @@
                 <w:sz w:val="18"/>
                 <w:szCs w:val="18"/>
               </w:rPr>
-              <w:t xml:space="preserve"> 22件</w:t>
+              <w:t xml:space="preserve"> 23件</w:t>
             </w:r>
           </w:p>
         </w:tc>
@@ -2490,7 +2490,7 @@
                 <w:sz w:val="20"/>
                 <w:szCs w:val="20"/>
               </w:rPr>
-              <w:t xml:space="preserve">15.5%</w:t>
+              <w:t xml:space="preserve">15.4%</w:t>
             </w:r>
           </w:p>
         </w:tc>
@@ -2779,7 +2779,7 @@
                 <w:sz w:val="20"/>
                 <w:szCs w:val="20"/>
               </w:rPr>
-              <w:t xml:space="preserve">5.2%</w:t>
+              <w:t xml:space="preserve">5.1%</w:t>
             </w:r>
           </w:p>
         </w:tc>
@@ -3182,7 +3182,7 @@
                 <w:sz w:val="24"/>
                 <w:szCs w:val="24"/>
               </w:rPr>
-              <w:t xml:space="preserve">102件（87.9%）</w:t>
+              <w:t xml:space="preserve">103件（88.0%）</w:t>
             </w:r>
           </w:p>
         </w:tc>
@@ -3233,7 +3233,7 @@
                 <w:sz w:val="24"/>
                 <w:szCs w:val="24"/>
               </w:rPr>
-              <w:t xml:space="preserve">13件（11.2%）</w:t>
+              <w:t xml:space="preserve">13件（11.1%）</w:t>
             </w:r>
           </w:p>
         </w:tc>
@@ -3558,7 +3558,7 @@
                 <w:sz w:val="20"/>
                 <w:szCs w:val="20"/>
               </w:rPr>
-              <w:t xml:space="preserve">「酒店大堂也提供面膜，浴鹽 立地が最高に便利」「駅からもとても近いので、非常に便利です」</w:t>
+              <w:t xml:space="preserve">「立地も良く、何度も利用出来る安心なビジネスホテルです」「酒店大堂也提供面膜，浴鹽 立地が最高に便利」</w:t>
             </w:r>
           </w:p>
         </w:tc>
@@ -4124,7 +4124,7 @@
           <w:sz w:val="21"/>
           <w:szCs w:val="21"/>
         </w:rPr>
-        <w:t xml:space="preserve">口コミの多数で「立地・アクセス」に関するポジティブな言及が見られ、京成リッチモンドホテル東京錦糸町の最大の差別化要因となっています。酒店大堂也提供面膜，浴鹽 立地が最高に便利といった声が多数寄せられています。</w:t>
+        <w:t xml:space="preserve">口コミの多数で「立地・アクセス」に関するポジティブな言及が見られ、京成リッチモンドホテル東京錦糸町の最大の差別化要因となっています。立地も良く、何度も利用出来る安心なビジネスホテルですといった声が多数寄せられています。</w:t>
       </w:r>
     </w:p>
     <w:p>
@@ -4143,7 +4143,7 @@
           <w:sz w:val="21"/>
           <w:szCs w:val="21"/>
         </w:rPr>
-        <w:t xml:space="preserve">酒店大堂也提供面膜，浴鹽 立地が最高に便利</w:t>
+        <w:t xml:space="preserve">立地も良く、何度も利用出来る安心なビジネスホテルです</w:t>
       </w:r>
     </w:p>
     <w:p>
@@ -4162,7 +4162,7 @@
           <w:sz w:val="21"/>
           <w:szCs w:val="21"/>
         </w:rPr>
-        <w:t xml:space="preserve">駅からもとても近いので、非常に便利です</w:t>
+        <w:t xml:space="preserve">酒店大堂也提供面膜，浴鹽 立地が最高に便利</w:t>
       </w:r>
     </w:p>
     <w:p>
@@ -4181,7 +4181,7 @@
           <w:sz w:val="21"/>
           <w:szCs w:val="21"/>
         </w:rPr>
-        <w:t xml:space="preserve">近くにコンビニやレストランがたくさんあり、交通の便も良く、電車でもアクセスできます</w:t>
+        <w:t xml:space="preserve">駅からもとても近いので、非常に便利です</w:t>
       </w:r>
     </w:p>
     <w:p>
@@ -6458,7 +6458,7 @@
                 <w:sz w:val="20"/>
                 <w:szCs w:val="20"/>
               </w:rPr>
-              <w:t xml:space="preserve">87.9%</w:t>
+              <w:t xml:space="preserve">88.0%</w:t>
             </w:r>
           </w:p>
         </w:tc>
@@ -7149,7 +7149,7 @@
           <w:sz w:val="22"/>
           <w:szCs w:val="22"/>
         </w:rPr>
-        <w:t xml:space="preserve">[1] Trip.com / 10点 / 2026-03-17</w:t>
+        <w:t xml:space="preserve">[1] Trip.com / 9点 / 2026-03-18</w:t>
       </w:r>
     </w:p>
     <w:p>
@@ -7164,7 +7164,7 @@
           <w:sz w:val="21"/>
           <w:szCs w:val="21"/>
         </w:rPr>
-        <w:t xml:space="preserve">とても満足しました😃 全てが素晴らしかったです👍。強くお勧めします。</w:t>
+        <w:t xml:space="preserve">出張の際に利用するホテルです。 立地も良く、何度も利用出来る安心なビジネスホテルです。</w:t>
       </w:r>
     </w:p>
     <w:p>
@@ -7185,7 +7185,43 @@
           <w:sz w:val="22"/>
           <w:szCs w:val="22"/>
         </w:rPr>
-        <w:t xml:space="preserve">[2] Booking.com / 10点 / 2026-03-17</w:t>
+        <w:t xml:space="preserve">[2] Trip.com / 10点 / 2026-03-17</w:t>
+      </w:r>
+    </w:p>
+    <w:p>
+      <w:pPr>
+        <w:spacing w:after="120" w:line="320"/>
+        <w:jc w:val="left"/>
+      </w:pPr>
+      <w:r>
+        <w:rPr>
+          <w:rFonts w:ascii="Arial" w:cs="Arial" w:eastAsia="Arial" w:hAnsi="Arial"/>
+          <w:color w:val="333333"/>
+          <w:sz w:val="21"/>
+          <w:szCs w:val="21"/>
+        </w:rPr>
+        <w:t xml:space="preserve">とても満足しました😃 全てが素晴らしかったです👍。ぜひお勧めします。</w:t>
+      </w:r>
+    </w:p>
+    <w:p>
+      <w:pPr>
+        <w:spacing w:after="60"/>
+      </w:pPr>
+    </w:p>
+    <w:p>
+      <w:pPr>
+        <w:spacing w:after="120" w:before="200"/>
+      </w:pPr>
+      <w:r>
+        <w:rPr>
+          <w:rFonts w:ascii="Arial" w:cs="Arial" w:eastAsia="Arial" w:hAnsi="Arial"/>
+          <w:b/>
+          <w:bCs/>
+          <w:color w:val="1B3A5C"/>
+          <w:sz w:val="22"/>
+          <w:szCs w:val="22"/>
+        </w:rPr>
+        <w:t xml:space="preserve">[3] Booking.com / 10点 / 2026-03-17</w:t>
       </w:r>
     </w:p>
     <w:p>
@@ -7247,7 +7283,7 @@
           <w:sz w:val="22"/>
           <w:szCs w:val="22"/>
         </w:rPr>
-        <w:t xml:space="preserve">[3] Trip.com / 10点 / 2026-03-17</w:t>
+        <w:t xml:space="preserve">[4] Trip.com / 10点 / 2026-03-17</w:t>
       </w:r>
     </w:p>
     <w:p>
@@ -7283,7 +7319,7 @@
           <w:sz w:val="22"/>
           <w:szCs w:val="22"/>
         </w:rPr>
-        <w:t xml:space="preserve">[4] Booking.com / 8点 / 2026-03-17</w:t>
+        <w:t xml:space="preserve">[5] Booking.com / 8点 / 2026-03-17</w:t>
       </w:r>
     </w:p>
     <w:p>
@@ -7325,42 +7361,6 @@
           <w:szCs w:val="21"/>
         </w:rPr>
         <w:t xml:space="preserve">特にありません。</w:t>
-      </w:r>
-    </w:p>
-    <w:p>
-      <w:pPr>
-        <w:spacing w:after="60"/>
-      </w:pPr>
-    </w:p>
-    <w:p>
-      <w:pPr>
-        <w:spacing w:after="120" w:before="200"/>
-      </w:pPr>
-      <w:r>
-        <w:rPr>
-          <w:rFonts w:ascii="Arial" w:cs="Arial" w:eastAsia="Arial" w:hAnsi="Arial"/>
-          <w:b/>
-          <w:bCs/>
-          <w:color w:val="1B3A5C"/>
-          <w:sz w:val="22"/>
-          <w:szCs w:val="22"/>
-        </w:rPr>
-        <w:t xml:space="preserve">[5] Trip.com / 10点 / 2026-03-17</w:t>
-      </w:r>
-    </w:p>
-    <w:p>
-      <w:pPr>
-        <w:spacing w:after="120" w:line="320"/>
-        <w:jc w:val="left"/>
-      </w:pPr>
-      <w:r>
-        <w:rPr>
-          <w:rFonts w:ascii="Arial" w:cs="Arial" w:eastAsia="Arial" w:hAnsi="Arial"/>
-          <w:color w:val="333333"/>
-          <w:sz w:val="21"/>
-          <w:szCs w:val="21"/>
-        </w:rPr>
-        <w:t xml:space="preserve">このレストランは清潔で整頓されていて快適です。周辺は活気があり、飲食店やコンビニエンスストアも数多くあります。駅からもとても近いので、非常に便利です。</w:t>
       </w:r>
     </w:p>
     <w:p>
@@ -7631,7 +7631,7 @@
                 <w:sz w:val="21"/>
                 <w:szCs w:val="21"/>
               </w:rPr>
-              <w:t xml:space="preserve">京成リッチモンドホテル東京錦糸町は、全体平均9.03点（10点換算）、高評価率87.9%という非常に高い顧客満足度を維持しているホテルです。特に「立地・アクセス」「スタッフの対応」が多くのゲストから高く評価されています。</w:t>
+              <w:t xml:space="preserve">京成リッチモンドホテル東京錦糸町は、全体平均9.03点（10点換算）、高評価率88.0%という非常に高い顧客満足度を維持しているホテルです。特に「立地・アクセス」「スタッフの対応」が多くのゲストから高く評価されています。</w:t>
             </w:r>
           </w:p>
           <w:p>

--- a/納品レポート/ホテル別レポート/keisei_kinshicho_口コミ分析改善レポート.docx
+++ b/納品レポート/ホテル別レポート/keisei_kinshicho_口コミ分析改善レポート.docx
@@ -96,7 +96,7 @@
           <w:sz w:val="22"/>
           <w:szCs w:val="22"/>
         </w:rPr>
-        <w:t xml:space="preserve">レビュー総数：117件（4サイト）</w:t>
+        <w:t xml:space="preserve">レビュー総数：118件（4サイト）</w:t>
       </w:r>
     </w:p>
     <w:p>
@@ -131,7 +131,7 @@
           <w:sz w:val="20"/>
           <w:szCs w:val="20"/>
         </w:rPr>
-        <w:t xml:space="preserve">作成日：2026年3月19日</w:t>
+        <w:t xml:space="preserve">作成日：2026年3月20日</w:t>
       </w:r>
     </w:p>
     <w:p>
@@ -189,7 +189,7 @@
           <w:sz w:val="21"/>
           <w:szCs w:val="21"/>
         </w:rPr>
-        <w:t xml:space="preserve">2026年2月〜3月に各OTAサイト・口コミサイトに投稿された117件のレビューを包括的に分析しました。以下が主要な発見事項です。</w:t>
+        <w:t xml:space="preserve">2026年2月〜3月に各OTAサイト・口コミサイトに投稿された118件のレビューを包括的に分析しました。以下が主要な発見事項です。</w:t>
       </w:r>
     </w:p>
     <w:p>
@@ -310,7 +310,7 @@
                 <w:sz w:val="36"/>
                 <w:szCs w:val="36"/>
               </w:rPr>
-              <w:t xml:space="preserve">88.0%</w:t>
+              <w:t xml:space="preserve">88.1%</w:t>
             </w:r>
           </w:p>
         </w:tc>
@@ -359,7 +359,7 @@
                 <w:sz w:val="36"/>
                 <w:szCs w:val="36"/>
               </w:rPr>
-              <w:t xml:space="preserve">0.9%</w:t>
+              <w:t xml:space="preserve">0.8%</w:t>
             </w:r>
           </w:p>
         </w:tc>
@@ -408,7 +408,7 @@
                 <w:sz w:val="36"/>
                 <w:szCs w:val="36"/>
               </w:rPr>
-              <w:t xml:space="preserve">117件</w:t>
+              <w:t xml:space="preserve">118件</w:t>
             </w:r>
           </w:p>
         </w:tc>
@@ -448,7 +448,7 @@
           <w:sz w:val="21"/>
           <w:szCs w:val="21"/>
         </w:rPr>
-        <w:t xml:space="preserve">全体平均スコア9.03点（10点換算）は非常に高い水準であり、88.0%が高評価（8-10点）に分類されます。低評価（1-4点）は1件（0.9%）で、ゲスト満足度は良好です。Trip.com（9.52点）で特に高い評価を獲得しています。</w:t>
+        <w:t xml:space="preserve">全体平均スコア9.03点（10点換算）は非常に高い水準であり、88.1%が高評価（8-10点）に分類されます。低評価（1-4点）は1件（0.8%）で、ゲスト満足度は良好です。Trip.com（9.52点）で特に高い評価を獲得しています。</w:t>
       </w:r>
     </w:p>
     <w:p>
@@ -1474,7 +1474,7 @@
                 <w:sz w:val="20"/>
                 <w:szCs w:val="20"/>
               </w:rPr>
-              <w:t xml:space="preserve">49</w:t>
+              <w:t xml:space="preserve">50</w:t>
             </w:r>
           </w:p>
         </w:tc>
@@ -1508,7 +1508,7 @@
                 <w:sz w:val="20"/>
                 <w:szCs w:val="20"/>
               </w:rPr>
-              <w:t xml:space="preserve">8.63</w:t>
+              <w:t xml:space="preserve">8.66</w:t>
             </w:r>
           </w:p>
         </w:tc>
@@ -1576,7 +1576,7 @@
                 <w:sz w:val="20"/>
                 <w:szCs w:val="20"/>
               </w:rPr>
-              <w:t xml:space="preserve">8.63</w:t>
+              <w:t xml:space="preserve">8.66</w:t>
             </w:r>
           </w:p>
         </w:tc>
@@ -1931,7 +1931,7 @@
           <w:sz w:val="21"/>
           <w:szCs w:val="21"/>
         </w:rPr>
-        <w:t xml:space="preserve">評価分布は10点（53.0%）に最も多く、8点以上の高評価が88.0%を占め、高い顧客満足度を示しています。低評価（1-4点）は計1件（0.9%）です。</w:t>
+        <w:t xml:space="preserve">評価分布は10点（53.4%）に最も多く、8点以上の高評価が88.1%を占め、高い顧客満足度を示しています。低評価（1-4点）は計1件（0.8%）です。</w:t>
       </w:r>
     </w:p>
     <w:p>
@@ -2166,7 +2166,7 @@
                 <w:sz w:val="20"/>
                 <w:szCs w:val="20"/>
               </w:rPr>
-              <w:t xml:space="preserve">62</w:t>
+              <w:t xml:space="preserve">63</w:t>
             </w:r>
           </w:p>
         </w:tc>
@@ -2201,7 +2201,7 @@
                 <w:sz w:val="20"/>
                 <w:szCs w:val="20"/>
               </w:rPr>
-              <w:t xml:space="preserve">53.0%</w:t>
+              <w:t xml:space="preserve">53.4%</w:t>
             </w:r>
           </w:p>
         </w:tc>
@@ -2239,7 +2239,7 @@
                 <w:sz w:val="18"/>
                 <w:szCs w:val="18"/>
               </w:rPr>
-              <w:t xml:space="preserve"> 62件</w:t>
+              <w:t xml:space="preserve"> 63件</w:t>
             </w:r>
           </w:p>
         </w:tc>
@@ -2346,7 +2346,7 @@
                 <w:sz w:val="20"/>
                 <w:szCs w:val="20"/>
               </w:rPr>
-              <w:t xml:space="preserve">19.7%</w:t>
+              <w:t xml:space="preserve">19.5%</w:t>
             </w:r>
           </w:p>
         </w:tc>
@@ -2490,7 +2490,7 @@
                 <w:sz w:val="20"/>
                 <w:szCs w:val="20"/>
               </w:rPr>
-              <w:t xml:space="preserve">15.4%</w:t>
+              <w:t xml:space="preserve">15.3%</w:t>
             </w:r>
           </w:p>
         </w:tc>
@@ -2635,7 +2635,7 @@
                 <w:sz w:val="20"/>
                 <w:szCs w:val="20"/>
               </w:rPr>
-              <w:t xml:space="preserve">4.3%</w:t>
+              <w:t xml:space="preserve">4.2%</w:t>
             </w:r>
           </w:p>
         </w:tc>
@@ -3068,7 +3068,7 @@
                 <w:sz w:val="20"/>
                 <w:szCs w:val="20"/>
               </w:rPr>
-              <w:t xml:space="preserve">0.9%</w:t>
+              <w:t xml:space="preserve">0.8%</w:t>
             </w:r>
           </w:p>
         </w:tc>
@@ -3182,7 +3182,7 @@
                 <w:sz w:val="24"/>
                 <w:szCs w:val="24"/>
               </w:rPr>
-              <w:t xml:space="preserve">103件（88.0%）</w:t>
+              <w:t xml:space="preserve">104件（88.1%）</w:t>
             </w:r>
           </w:p>
         </w:tc>
@@ -3233,7 +3233,7 @@
                 <w:sz w:val="24"/>
                 <w:szCs w:val="24"/>
               </w:rPr>
-              <w:t xml:space="preserve">13件（11.1%）</w:t>
+              <w:t xml:space="preserve">13件（11.0%）</w:t>
             </w:r>
           </w:p>
         </w:tc>
@@ -3284,7 +3284,7 @@
                 <w:sz w:val="24"/>
                 <w:szCs w:val="24"/>
               </w:rPr>
-              <w:t xml:space="preserve">1件（0.9%）</w:t>
+              <w:t xml:space="preserve">1件（0.8%）</w:t>
             </w:r>
           </w:p>
         </w:tc>
@@ -3805,7 +3805,7 @@
                 <w:sz w:val="20"/>
                 <w:szCs w:val="20"/>
               </w:rPr>
-              <w:t xml:space="preserve">快適さ・設備</w:t>
+              <w:t xml:space="preserve">コンビニ・周辺施設</w:t>
             </w:r>
           </w:p>
         </w:tc>
@@ -3873,7 +3873,7 @@
                 <w:sz w:val="20"/>
                 <w:szCs w:val="20"/>
               </w:rPr>
-              <w:t xml:space="preserve">「部屋も清潔で快適で、とても気持ちの良い滞在になりました」「機能很好 このレストランは清潔で整頓されていて快適です」</w:t>
+              <w:t xml:space="preserve">「地下鉄の駅やショッピングエリアにとても近く、買い物や食事、観光に出かける際に時間を大幅に節約できます」「周辺は活気があり、飲食店やコンビニエンスストアも数多くあります」</w:t>
             </w:r>
           </w:p>
         </w:tc>
@@ -3910,7 +3910,7 @@
                 <w:sz w:val="20"/>
                 <w:szCs w:val="20"/>
               </w:rPr>
-              <w:t xml:space="preserve">コンビニ・周辺施設</w:t>
+              <w:t xml:space="preserve">快適さ・設備</w:t>
             </w:r>
           </w:p>
         </w:tc>
@@ -3980,7 +3980,7 @@
                 <w:sz w:val="20"/>
                 <w:szCs w:val="20"/>
               </w:rPr>
-              <w:t xml:space="preserve">「地下鉄の駅やショッピングエリアにとても近く、買い物や食事、観光に出かける際に時間を大幅に節約できます」「周辺は活気があり、飲食店やコンビニエンスストアも数多くあります」</w:t>
+              <w:t xml:space="preserve">「部屋も清潔で快適で、とても気持ちの良い滞在になりました」「機能很好 このレストランは清潔で整頓されていて快適です」</w:t>
             </w:r>
           </w:p>
         </w:tc>
@@ -6458,7 +6458,7 @@
                 <w:sz w:val="20"/>
                 <w:szCs w:val="20"/>
               </w:rPr>
-              <w:t xml:space="preserve">88.0%</w:t>
+              <w:t xml:space="preserve">88.1%</w:t>
             </w:r>
           </w:p>
         </w:tc>
@@ -6598,7 +6598,7 @@
                 <w:sz w:val="20"/>
                 <w:szCs w:val="20"/>
               </w:rPr>
-              <w:t xml:space="preserve">0.9%</w:t>
+              <w:t xml:space="preserve">0.8%</w:t>
             </w:r>
           </w:p>
         </w:tc>
@@ -7149,7 +7149,7 @@
           <w:sz w:val="22"/>
           <w:szCs w:val="22"/>
         </w:rPr>
-        <w:t xml:space="preserve">[1] Trip.com / 9点 / 2026-03-18</w:t>
+        <w:t xml:space="preserve">[1] Booking.com / 10点 / 2026-03-19</w:t>
       </w:r>
     </w:p>
     <w:p>
@@ -7164,7 +7164,7 @@
           <w:sz w:val="21"/>
           <w:szCs w:val="21"/>
         </w:rPr>
-        <w:t xml:space="preserve">出張の際に利用するホテルです。 立地も良く、何度も利用出来る安心なビジネスホテルです。</w:t>
+        <w:t xml:space="preserve">入り口の紅茶が良かった</w:t>
       </w:r>
     </w:p>
     <w:p>
@@ -7185,7 +7185,7 @@
           <w:sz w:val="22"/>
           <w:szCs w:val="22"/>
         </w:rPr>
-        <w:t xml:space="preserve">[2] Trip.com / 10点 / 2026-03-17</w:t>
+        <w:t xml:space="preserve">[2] Trip.com / 9点 / 2026-03-18</w:t>
       </w:r>
     </w:p>
     <w:p>
@@ -7200,7 +7200,7 @@
           <w:sz w:val="21"/>
           <w:szCs w:val="21"/>
         </w:rPr>
-        <w:t xml:space="preserve">とても満足しました😃 全てが素晴らしかったです👍。ぜひお勧めします。</w:t>
+        <w:t xml:space="preserve">出張の際に利用するホテルです。 立地も良く、何度も利用出来る安心なビジネスホテルです。</w:t>
       </w:r>
     </w:p>
     <w:p>
@@ -7221,7 +7221,43 @@
           <w:sz w:val="22"/>
           <w:szCs w:val="22"/>
         </w:rPr>
-        <w:t xml:space="preserve">[3] Booking.com / 10点 / 2026-03-17</w:t>
+        <w:t xml:space="preserve">[3] Trip.com / 10点 / 2026-03-17</w:t>
+      </w:r>
+    </w:p>
+    <w:p>
+      <w:pPr>
+        <w:spacing w:after="120" w:line="320"/>
+        <w:jc w:val="left"/>
+      </w:pPr>
+      <w:r>
+        <w:rPr>
+          <w:rFonts w:ascii="Arial" w:cs="Arial" w:eastAsia="Arial" w:hAnsi="Arial"/>
+          <w:color w:val="333333"/>
+          <w:sz w:val="21"/>
+          <w:szCs w:val="21"/>
+        </w:rPr>
+        <w:t xml:space="preserve">とても満足しました😃 全てが素晴らしかったです👍。ぜひお勧めします。</w:t>
+      </w:r>
+    </w:p>
+    <w:p>
+      <w:pPr>
+        <w:spacing w:after="60"/>
+      </w:pPr>
+    </w:p>
+    <w:p>
+      <w:pPr>
+        <w:spacing w:after="120" w:before="200"/>
+      </w:pPr>
+      <w:r>
+        <w:rPr>
+          <w:rFonts w:ascii="Arial" w:cs="Arial" w:eastAsia="Arial" w:hAnsi="Arial"/>
+          <w:b/>
+          <w:bCs/>
+          <w:color w:val="1B3A5C"/>
+          <w:sz w:val="22"/>
+          <w:szCs w:val="22"/>
+        </w:rPr>
+        <w:t xml:space="preserve">[4] Booking.com / 10点 / 2026-03-17</w:t>
       </w:r>
     </w:p>
     <w:p>
@@ -7283,7 +7319,7 @@
           <w:sz w:val="22"/>
           <w:szCs w:val="22"/>
         </w:rPr>
-        <w:t xml:space="preserve">[4] Trip.com / 10点 / 2026-03-17</w:t>
+        <w:t xml:space="preserve">[5] Trip.com / 10点 / 2026-03-17</w:t>
       </w:r>
     </w:p>
     <w:p>
@@ -7299,68 +7335,6 @@
           <w:szCs w:val="21"/>
         </w:rPr>
         <w:t xml:space="preserve">立地が最高に便利！地下鉄の駅やショッピングエリアにとても近く、買い物や食事、観光に出かける際に時間を大幅に節約できます。部屋も清潔で快適で、とても気持ちの良い滞在になりました。ホテルのロビーにはフェイスマスクやバスソルトまで用意されていました。</w:t>
-      </w:r>
-    </w:p>
-    <w:p>
-      <w:pPr>
-        <w:spacing w:after="60"/>
-      </w:pPr>
-    </w:p>
-    <w:p>
-      <w:pPr>
-        <w:spacing w:after="120" w:before="200"/>
-      </w:pPr>
-      <w:r>
-        <w:rPr>
-          <w:rFonts w:ascii="Arial" w:cs="Arial" w:eastAsia="Arial" w:hAnsi="Arial"/>
-          <w:b/>
-          <w:bCs/>
-          <w:color w:val="1B3A5C"/>
-          <w:sz w:val="22"/>
-          <w:szCs w:val="22"/>
-        </w:rPr>
-        <w:t xml:space="preserve">[5] Booking.com / 8点 / 2026-03-17</w:t>
-      </w:r>
-    </w:p>
-    <w:p>
-      <w:pPr>
-        <w:spacing w:after="120" w:line="320"/>
-        <w:jc w:val="left"/>
-      </w:pPr>
-      <w:r>
-        <w:rPr>
-          <w:rFonts w:ascii="Arial" w:cs="Arial" w:eastAsia="Arial" w:hAnsi="Arial"/>
-          <w:color w:val="333333"/>
-          <w:sz w:val="21"/>
-          <w:szCs w:val="21"/>
-        </w:rPr>
-        <w:t xml:space="preserve">キレイなホテルでした</w:t>
-      </w:r>
-    </w:p>
-    <w:p>
-      <w:pPr>
-        <w:spacing w:after="120" w:line="320"/>
-        <w:jc w:val="left"/>
-      </w:pPr>
-      <w:r>
-        <w:rPr>
-          <w:rFonts w:ascii="Arial" w:cs="Arial" w:eastAsia="Arial" w:hAnsi="Arial"/>
-          <w:b/>
-          <w:bCs/>
-          <w:color w:val="C0392B"/>
-          <w:sz w:val="21"/>
-          <w:szCs w:val="21"/>
-        </w:rPr>
-        <w:t xml:space="preserve">【改善点】</w:t>
-      </w:r>
-      <w:r>
-        <w:rPr>
-          <w:rFonts w:ascii="Arial" w:cs="Arial" w:eastAsia="Arial" w:hAnsi="Arial"/>
-          <w:color w:val="333333"/>
-          <w:sz w:val="21"/>
-          <w:szCs w:val="21"/>
-        </w:rPr>
-        <w:t xml:space="preserve">特にありません。</w:t>
       </w:r>
     </w:p>
     <w:p>
@@ -7631,7 +7605,7 @@
                 <w:sz w:val="21"/>
                 <w:szCs w:val="21"/>
               </w:rPr>
-              <w:t xml:space="preserve">京成リッチモンドホテル東京錦糸町は、全体平均9.03点（10点換算）、高評価率88.0%という非常に高い顧客満足度を維持しているホテルです。特に「立地・アクセス」「スタッフの対応」が多くのゲストから高く評価されています。</w:t>
+              <w:t xml:space="preserve">京成リッチモンドホテル東京錦糸町は、全体平均9.03点（10点換算）、高評価率88.1%という非常に高い顧客満足度を維持しているホテルです。特に「立地・アクセス」「スタッフの対応」が多くのゲストから高く評価されています。</w:t>
             </w:r>
           </w:p>
           <w:p>

--- a/納品レポート/ホテル別レポート/keisei_kinshicho_口コミ分析改善レポート.docx
+++ b/納品レポート/ホテル別レポート/keisei_kinshicho_口コミ分析改善レポート.docx
@@ -96,7 +96,7 @@
           <w:sz w:val="22"/>
           <w:szCs w:val="22"/>
         </w:rPr>
-        <w:t xml:space="preserve">レビュー総数：118件（4サイト）</w:t>
+        <w:t xml:space="preserve">レビュー総数：122件（4サイト）</w:t>
       </w:r>
     </w:p>
     <w:p>
@@ -131,7 +131,7 @@
           <w:sz w:val="20"/>
           <w:szCs w:val="20"/>
         </w:rPr>
-        <w:t xml:space="preserve">作成日：2026年3月20日</w:t>
+        <w:t xml:space="preserve">作成日：2026年3月21日</w:t>
       </w:r>
     </w:p>
     <w:p>
@@ -189,7 +189,7 @@
           <w:sz w:val="21"/>
           <w:szCs w:val="21"/>
         </w:rPr>
-        <w:t xml:space="preserve">2026年2月〜3月に各OTAサイト・口コミサイトに投稿された118件のレビューを包括的に分析しました。以下が主要な発見事項です。</w:t>
+        <w:t xml:space="preserve">2026年2月〜3月に各OTAサイト・口コミサイトに投稿された122件のレビューを包括的に分析しました。以下が主要な発見事項です。</w:t>
       </w:r>
     </w:p>
     <w:p>
@@ -261,7 +261,7 @@
                 <w:sz w:val="36"/>
                 <w:szCs w:val="36"/>
               </w:rPr>
-              <w:t xml:space="preserve">9.03</w:t>
+              <w:t xml:space="preserve">9.05</w:t>
             </w:r>
           </w:p>
         </w:tc>
@@ -310,7 +310,7 @@
                 <w:sz w:val="36"/>
                 <w:szCs w:val="36"/>
               </w:rPr>
-              <w:t xml:space="preserve">88.1%</w:t>
+              <w:t xml:space="preserve">88.5%</w:t>
             </w:r>
           </w:p>
         </w:tc>
@@ -408,7 +408,7 @@
                 <w:sz w:val="36"/>
                 <w:szCs w:val="36"/>
               </w:rPr>
-              <w:t xml:space="preserve">118件</w:t>
+              <w:t xml:space="preserve">122件</w:t>
             </w:r>
           </w:p>
         </w:tc>
@@ -448,7 +448,7 @@
           <w:sz w:val="21"/>
           <w:szCs w:val="21"/>
         </w:rPr>
-        <w:t xml:space="preserve">全体平均スコア9.03点（10点換算）は非常に高い水準であり、88.1%が高評価（8-10点）に分類されます。低評価（1-4点）は1件（0.8%）で、ゲスト満足度は良好です。Trip.com（9.52点）で特に高い評価を獲得しています。</w:t>
+        <w:t xml:space="preserve">全体平均スコア9.05点（10点換算）は非常に高い水準であり、88.5%が高評価（8-10点）に分類されます。低評価（1-4点）は1件（0.8%）で、ゲスト満足度は良好です。Trip.com（9.55点）で特に高い評価を獲得しています。</w:t>
       </w:r>
     </w:p>
     <w:p>
@@ -987,7 +987,7 @@
                 <w:sz w:val="20"/>
                 <w:szCs w:val="20"/>
               </w:rPr>
-              <w:t xml:space="preserve">44</w:t>
+              <w:t xml:space="preserve">47</w:t>
             </w:r>
           </w:p>
         </w:tc>
@@ -1021,7 +1021,7 @@
                 <w:sz w:val="20"/>
                 <w:szCs w:val="20"/>
               </w:rPr>
-              <w:t xml:space="preserve">9.52</w:t>
+              <w:t xml:space="preserve">9.55</w:t>
             </w:r>
           </w:p>
         </w:tc>
@@ -1089,7 +1089,7 @@
                 <w:sz w:val="20"/>
                 <w:szCs w:val="20"/>
               </w:rPr>
-              <w:t xml:space="preserve">9.52</w:t>
+              <w:t xml:space="preserve">9.55</w:t>
             </w:r>
           </w:p>
         </w:tc>
@@ -1229,7 +1229,7 @@
                 <w:sz w:val="20"/>
                 <w:szCs w:val="20"/>
               </w:rPr>
-              <w:t xml:space="preserve">21</w:t>
+              <w:t xml:space="preserve">22</w:t>
             </w:r>
           </w:p>
         </w:tc>
@@ -1264,7 +1264,7 @@
                 <w:sz w:val="20"/>
                 <w:szCs w:val="20"/>
               </w:rPr>
-              <w:t xml:space="preserve">4.52</w:t>
+              <w:t xml:space="preserve">4.5</w:t>
             </w:r>
           </w:p>
         </w:tc>
@@ -1334,7 +1334,7 @@
                 <w:sz w:val="20"/>
                 <w:szCs w:val="20"/>
               </w:rPr>
-              <w:t xml:space="preserve">9.05</w:t>
+              <w:t xml:space="preserve">9</w:t>
             </w:r>
           </w:p>
         </w:tc>
@@ -1931,7 +1931,7 @@
           <w:sz w:val="21"/>
           <w:szCs w:val="21"/>
         </w:rPr>
-        <w:t xml:space="preserve">評価分布は10点（53.4%）に最も多く、8点以上の高評価が88.1%を占め、高い顧客満足度を示しています。低評価（1-4点）は計1件（0.8%）です。</w:t>
+        <w:t xml:space="preserve">評価分布は10点（54.1%）に最も多く、8点以上の高評価が88.5%を占め、高い顧客満足度を示しています。低評価（1-4点）は計1件（0.8%）です。</w:t>
       </w:r>
     </w:p>
     <w:p>
@@ -2166,7 +2166,7 @@
                 <w:sz w:val="20"/>
                 <w:szCs w:val="20"/>
               </w:rPr>
-              <w:t xml:space="preserve">63</w:t>
+              <w:t xml:space="preserve">66</w:t>
             </w:r>
           </w:p>
         </w:tc>
@@ -2201,7 +2201,7 @@
                 <w:sz w:val="20"/>
                 <w:szCs w:val="20"/>
               </w:rPr>
-              <w:t xml:space="preserve">53.4%</w:t>
+              <w:t xml:space="preserve">54.1%</w:t>
             </w:r>
           </w:p>
         </w:tc>
@@ -2239,7 +2239,7 @@
                 <w:sz w:val="18"/>
                 <w:szCs w:val="18"/>
               </w:rPr>
-              <w:t xml:space="preserve"> 63件</w:t>
+              <w:t xml:space="preserve"> 66件</w:t>
             </w:r>
           </w:p>
         </w:tc>
@@ -2346,7 +2346,7 @@
                 <w:sz w:val="20"/>
                 <w:szCs w:val="20"/>
               </w:rPr>
-              <w:t xml:space="preserve">19.5%</w:t>
+              <w:t xml:space="preserve">18.9%</w:t>
             </w:r>
           </w:p>
         </w:tc>
@@ -2455,7 +2455,7 @@
                 <w:sz w:val="20"/>
                 <w:szCs w:val="20"/>
               </w:rPr>
-              <w:t xml:space="preserve">18</w:t>
+              <w:t xml:space="preserve">19</w:t>
             </w:r>
           </w:p>
         </w:tc>
@@ -2490,7 +2490,7 @@
                 <w:sz w:val="20"/>
                 <w:szCs w:val="20"/>
               </w:rPr>
-              <w:t xml:space="preserve">15.3%</w:t>
+              <w:t xml:space="preserve">15.6%</w:t>
             </w:r>
           </w:p>
         </w:tc>
@@ -2528,7 +2528,7 @@
                 <w:sz w:val="18"/>
                 <w:szCs w:val="18"/>
               </w:rPr>
-              <w:t xml:space="preserve"> 18件</w:t>
+              <w:t xml:space="preserve"> 19件</w:t>
             </w:r>
           </w:p>
         </w:tc>
@@ -2635,7 +2635,7 @@
                 <w:sz w:val="20"/>
                 <w:szCs w:val="20"/>
               </w:rPr>
-              <w:t xml:space="preserve">4.2%</w:t>
+              <w:t xml:space="preserve">4.1%</w:t>
             </w:r>
           </w:p>
         </w:tc>
@@ -2779,7 +2779,7 @@
                 <w:sz w:val="20"/>
                 <w:szCs w:val="20"/>
               </w:rPr>
-              <w:t xml:space="preserve">5.1%</w:t>
+              <w:t xml:space="preserve">4.9%</w:t>
             </w:r>
           </w:p>
         </w:tc>
@@ -2924,7 +2924,7 @@
                 <w:sz w:val="20"/>
                 <w:szCs w:val="20"/>
               </w:rPr>
-              <w:t xml:space="preserve">1.7%</w:t>
+              <w:t xml:space="preserve">1.6%</w:t>
             </w:r>
           </w:p>
         </w:tc>
@@ -3182,7 +3182,7 @@
                 <w:sz w:val="24"/>
                 <w:szCs w:val="24"/>
               </w:rPr>
-              <w:t xml:space="preserve">104件（88.1%）</w:t>
+              <w:t xml:space="preserve">108件（88.5%）</w:t>
             </w:r>
           </w:p>
         </w:tc>
@@ -3233,7 +3233,7 @@
                 <w:sz w:val="24"/>
                 <w:szCs w:val="24"/>
               </w:rPr>
-              <w:t xml:space="preserve">13件（11.0%）</w:t>
+              <w:t xml:space="preserve">13件（10.7%）</w:t>
             </w:r>
           </w:p>
         </w:tc>
@@ -3558,7 +3558,7 @@
                 <w:sz w:val="20"/>
                 <w:szCs w:val="20"/>
               </w:rPr>
-              <w:t xml:space="preserve">「立地も良く、何度も利用出来る安心なビジネスホテルです」「酒店大堂也提供面膜，浴鹽 立地が最高に便利」</w:t>
+              <w:t xml:space="preserve">「Highly recommended 4人家族に最適な立地と部屋の広さ」「内装は新しく、交通の便も良く、地下鉄駅から歩いてすぐですが、それほど遠くはありません」</w:t>
             </w:r>
           </w:p>
         </w:tc>
@@ -3769,7 +3769,7 @@
                 <w:sz w:val="20"/>
                 <w:szCs w:val="20"/>
               </w:rPr>
-              <w:t xml:space="preserve">「部屋も清潔で快適で、とても気持ちの良い滞在になりました」「キレイなホテルでした 特にありません」</w:t>
+              <w:t xml:space="preserve">「房間大 乾淨 有乾濕分離 部屋は広くて清潔で、濡れた場所と乾いた場所が分かれている」「部屋も清潔で快適で、とても気持ちの良い滞在になりました」</w:t>
             </w:r>
           </w:p>
         </w:tc>
@@ -4124,7 +4124,7 @@
           <w:sz w:val="21"/>
           <w:szCs w:val="21"/>
         </w:rPr>
-        <w:t xml:space="preserve">口コミの多数で「立地・アクセス」に関するポジティブな言及が見られ、京成リッチモンドホテル東京錦糸町の最大の差別化要因となっています。立地も良く、何度も利用出来る安心なビジネスホテルですといった声が多数寄せられています。</w:t>
+        <w:t xml:space="preserve">口コミの多数で「立地・アクセス」に関するポジティブな言及が見られ、京成リッチモンドホテル東京錦糸町の最大の差別化要因となっています。Highly recommended 4人家族に最適な立地と部屋の広さといった声が多数寄せられています。</w:t>
       </w:r>
     </w:p>
     <w:p>
@@ -4143,7 +4143,7 @@
           <w:sz w:val="21"/>
           <w:szCs w:val="21"/>
         </w:rPr>
-        <w:t xml:space="preserve">立地も良く、何度も利用出来る安心なビジネスホテルです</w:t>
+        <w:t xml:space="preserve">Highly recommended 4人家族に最適な立地と部屋の広さ</w:t>
       </w:r>
     </w:p>
     <w:p>
@@ -4162,7 +4162,7 @@
           <w:sz w:val="21"/>
           <w:szCs w:val="21"/>
         </w:rPr>
-        <w:t xml:space="preserve">酒店大堂也提供面膜，浴鹽 立地が最高に便利</w:t>
+        <w:t xml:space="preserve">内装は新しく、交通の便も良く、地下鉄駅から歩いてすぐですが、それほど遠くはありません</w:t>
       </w:r>
     </w:p>
     <w:p>
@@ -4181,7 +4181,7 @@
           <w:sz w:val="21"/>
           <w:szCs w:val="21"/>
         </w:rPr>
-        <w:t xml:space="preserve">駅からもとても近いので、非常に便利です</w:t>
+        <w:t xml:space="preserve">立地も良く、何度も利用出来る安心なビジネスホテルです</w:t>
       </w:r>
     </w:p>
     <w:p>
@@ -6318,7 +6318,7 @@
                 <w:sz w:val="20"/>
                 <w:szCs w:val="20"/>
               </w:rPr>
-              <w:t xml:space="preserve">9.03点</w:t>
+              <w:t xml:space="preserve">9.05点</w:t>
             </w:r>
           </w:p>
         </w:tc>
@@ -6352,7 +6352,7 @@
                 <w:sz w:val="20"/>
                 <w:szCs w:val="20"/>
               </w:rPr>
-              <w:t xml:space="preserve">9.2点以上</w:t>
+              <w:t xml:space="preserve">9.3点以上</w:t>
             </w:r>
           </w:p>
         </w:tc>
@@ -6458,7 +6458,7 @@
                 <w:sz w:val="20"/>
                 <w:szCs w:val="20"/>
               </w:rPr>
-              <w:t xml:space="preserve">88.1%</w:t>
+              <w:t xml:space="preserve">88.5%</w:t>
             </w:r>
           </w:p>
         </w:tc>
@@ -6493,7 +6493,7 @@
                 <w:sz w:val="20"/>
                 <w:szCs w:val="20"/>
               </w:rPr>
-              <w:t xml:space="preserve">93%以上</w:t>
+              <w:t xml:space="preserve">94%以上</w:t>
             </w:r>
           </w:p>
         </w:tc>
@@ -7149,7 +7149,7 @@
           <w:sz w:val="22"/>
           <w:szCs w:val="22"/>
         </w:rPr>
-        <w:t xml:space="preserve">[1] Booking.com / 10点 / 2026-03-19</w:t>
+        <w:t xml:space="preserve">[1] Trip.com / 10点 / 2026-03-20</w:t>
       </w:r>
     </w:p>
     <w:p>
@@ -7164,7 +7164,7 @@
           <w:sz w:val="21"/>
           <w:szCs w:val="21"/>
         </w:rPr>
-        <w:t xml:space="preserve">入り口の紅茶が良かった</w:t>
+        <w:t xml:space="preserve">部屋は広くて清潔で、濡れた場所と乾いた場所が分かれている。</w:t>
       </w:r>
     </w:p>
     <w:p>
@@ -7185,7 +7185,7 @@
           <w:sz w:val="22"/>
           <w:szCs w:val="22"/>
         </w:rPr>
-        <w:t xml:space="preserve">[2] Trip.com / 9点 / 2026-03-18</w:t>
+        <w:t xml:space="preserve">[2] Trip.com / 10点 / 2026-03-20</w:t>
       </w:r>
     </w:p>
     <w:p>
@@ -7200,7 +7200,7 @@
           <w:sz w:val="21"/>
           <w:szCs w:val="21"/>
         </w:rPr>
-        <w:t xml:space="preserve">出張の際に利用するホテルです。 立地も良く、何度も利用出来る安心なビジネスホテルです。</w:t>
+        <w:t xml:space="preserve">4人家族に最適な立地と部屋の広さ。非常におすすめです。</w:t>
       </w:r>
     </w:p>
     <w:p>
@@ -7221,7 +7221,7 @@
           <w:sz w:val="22"/>
           <w:szCs w:val="22"/>
         </w:rPr>
-        <w:t xml:space="preserve">[3] Trip.com / 10点 / 2026-03-17</w:t>
+        <w:t xml:space="preserve">[3] Trip.com / 10点 / 2026-03-20</w:t>
       </w:r>
     </w:p>
     <w:p>
@@ -7236,7 +7236,7 @@
           <w:sz w:val="21"/>
           <w:szCs w:val="21"/>
         </w:rPr>
-        <w:t xml:space="preserve">とても満足しました😃 全てが素晴らしかったです👍。ぜひお勧めします。</w:t>
+        <w:t xml:space="preserve">東京の都心でこれほど広い部屋を見つけるのは本当に珍しいです。内装は新しく、交通の便も良く、地下鉄駅から歩いてすぐですが、それほど遠くはありません。</w:t>
       </w:r>
     </w:p>
     <w:p>
@@ -7257,7 +7257,7 @@
           <w:sz w:val="22"/>
           <w:szCs w:val="22"/>
         </w:rPr>
-        <w:t xml:space="preserve">[4] Booking.com / 10点 / 2026-03-17</w:t>
+        <w:t xml:space="preserve">[4] Booking.com / 10点 / 2026-03-19</w:t>
       </w:r>
     </w:p>
     <w:p>
@@ -7272,33 +7272,7 @@
           <w:sz w:val="21"/>
           <w:szCs w:val="21"/>
         </w:rPr>
-        <w:t xml:space="preserve">Instalaciones cómodas , zona muy tranquila y relativamente cerca de una estación grande.</w:t>
-      </w:r>
-    </w:p>
-    <w:p>
-      <w:pPr>
-        <w:spacing w:after="120" w:line="320"/>
-        <w:jc w:val="left"/>
-      </w:pPr>
-      <w:r>
-        <w:rPr>
-          <w:rFonts w:ascii="Arial" w:cs="Arial" w:eastAsia="Arial" w:hAnsi="Arial"/>
-          <w:b/>
-          <w:bCs/>
-          <w:color w:val="C0392B"/>
-          <w:sz w:val="21"/>
-          <w:szCs w:val="21"/>
-        </w:rPr>
-        <w:t xml:space="preserve">【改善点】</w:t>
-      </w:r>
-      <w:r>
-        <w:rPr>
-          <w:rFonts w:ascii="Arial" w:cs="Arial" w:eastAsia="Arial" w:hAnsi="Arial"/>
-          <w:color w:val="333333"/>
-          <w:sz w:val="21"/>
-          <w:szCs w:val="21"/>
-        </w:rPr>
-        <w:t xml:space="preserve">すべて順調です</w:t>
+        <w:t xml:space="preserve">入り口の紅茶が良かった</w:t>
       </w:r>
     </w:p>
     <w:p>
@@ -7319,7 +7293,7 @@
           <w:sz w:val="22"/>
           <w:szCs w:val="22"/>
         </w:rPr>
-        <w:t xml:space="preserve">[5] Trip.com / 10点 / 2026-03-17</w:t>
+        <w:t xml:space="preserve">[5] Trip.com / 9点 / 2026-03-18</w:t>
       </w:r>
     </w:p>
     <w:p>
@@ -7334,7 +7308,7 @@
           <w:sz w:val="21"/>
           <w:szCs w:val="21"/>
         </w:rPr>
-        <w:t xml:space="preserve">立地が最高に便利！地下鉄の駅やショッピングエリアにとても近く、買い物や食事、観光に出かける際に時間を大幅に節約できます。部屋も清潔で快適で、とても気持ちの良い滞在になりました。ホテルのロビーにはフェイスマスクやバスソルトまで用意されていました。</w:t>
+        <w:t xml:space="preserve">出張の際に利用するホテルです。 立地も良く、何度も利用出来る安心なビジネスホテルです。</w:t>
       </w:r>
     </w:p>
     <w:p>
@@ -7605,7 +7579,7 @@
                 <w:sz w:val="21"/>
                 <w:szCs w:val="21"/>
               </w:rPr>
-              <w:t xml:space="preserve">京成リッチモンドホテル東京錦糸町は、全体平均9.03点（10点換算）、高評価率88.1%という非常に高い顧客満足度を維持しているホテルです。特に「立地・アクセス」「スタッフの対応」が多くのゲストから高く評価されています。</w:t>
+              <w:t xml:space="preserve">京成リッチモンドホテル東京錦糸町は、全体平均9.05点（10点換算）、高評価率88.5%という非常に高い顧客満足度を維持しているホテルです。特に「立地・アクセス」「スタッフの対応」が多くのゲストから高く評価されています。</w:t>
             </w:r>
           </w:p>
           <w:p>

--- a/納品レポート/ホテル別レポート/keisei_kinshicho_口コミ分析改善レポート.docx
+++ b/納品レポート/ホテル別レポート/keisei_kinshicho_口コミ分析改善レポート.docx
@@ -96,7 +96,7 @@
           <w:sz w:val="22"/>
           <w:szCs w:val="22"/>
         </w:rPr>
-        <w:t xml:space="preserve">レビュー総数：122件（4サイト）</w:t>
+        <w:t xml:space="preserve">レビュー総数：127件（4サイト）</w:t>
       </w:r>
     </w:p>
     <w:p>
@@ -131,7 +131,7 @@
           <w:sz w:val="20"/>
           <w:szCs w:val="20"/>
         </w:rPr>
-        <w:t xml:space="preserve">作成日：2026年3月21日</w:t>
+        <w:t xml:space="preserve">作成日：2026年3月23日</w:t>
       </w:r>
     </w:p>
     <w:p>
@@ -189,7 +189,7 @@
           <w:sz w:val="21"/>
           <w:szCs w:val="21"/>
         </w:rPr>
-        <w:t xml:space="preserve">2026年2月〜3月に各OTAサイト・口コミサイトに投稿された122件のレビューを包括的に分析しました。以下が主要な発見事項です。</w:t>
+        <w:t xml:space="preserve">2026年2月〜3月に各OTAサイト・口コミサイトに投稿された127件のレビューを包括的に分析しました。以下が主要な発見事項です。</w:t>
       </w:r>
     </w:p>
     <w:p>
@@ -261,7 +261,7 @@
                 <w:sz w:val="36"/>
                 <w:szCs w:val="36"/>
               </w:rPr>
-              <w:t xml:space="preserve">9.05</w:t>
+              <w:t xml:space="preserve">9.06</w:t>
             </w:r>
           </w:p>
         </w:tc>
@@ -310,7 +310,7 @@
                 <w:sz w:val="36"/>
                 <w:szCs w:val="36"/>
               </w:rPr>
-              <w:t xml:space="preserve">88.5%</w:t>
+              <w:t xml:space="preserve">89.0%</w:t>
             </w:r>
           </w:p>
         </w:tc>
@@ -408,7 +408,7 @@
                 <w:sz w:val="36"/>
                 <w:szCs w:val="36"/>
               </w:rPr>
-              <w:t xml:space="preserve">122件</w:t>
+              <w:t xml:space="preserve">127件</w:t>
             </w:r>
           </w:p>
         </w:tc>
@@ -448,7 +448,7 @@
           <w:sz w:val="21"/>
           <w:szCs w:val="21"/>
         </w:rPr>
-        <w:t xml:space="preserve">全体平均スコア9.05点（10点換算）は非常に高い水準であり、88.5%が高評価（8-10点）に分類されます。低評価（1-4点）は1件（0.8%）で、ゲスト満足度は良好です。Trip.com（9.55点）で特に高い評価を獲得しています。</w:t>
+        <w:t xml:space="preserve">全体平均スコア9.06点（10点換算）は非常に高い水準であり、89.0%が高評価（8-10点）に分類されます。低評価（1-4点）は1件（0.8%）で、ゲスト満足度は良好です。Trip.com（9.52点）で特に高い評価を獲得しています。</w:t>
       </w:r>
     </w:p>
     <w:p>
@@ -567,7 +567,7 @@
                 <w:sz w:val="20"/>
                 <w:szCs w:val="20"/>
               </w:rPr>
-              <w:t xml:space="preserve">エアコン・空調（17件）、浴室・水回り（14件）、対応・サービスの不満（5件）、部屋の狭さ（4件）</w:t>
+              <w:t xml:space="preserve">エアコン・空調（18件）、浴室・水回り（15件）、部屋の狭さ（4件）、対応・サービスの不満（3件）</w:t>
             </w:r>
           </w:p>
           <w:p>
@@ -987,7 +987,7 @@
                 <w:sz w:val="20"/>
                 <w:szCs w:val="20"/>
               </w:rPr>
-              <w:t xml:space="preserve">47</w:t>
+              <w:t xml:space="preserve">52</w:t>
             </w:r>
           </w:p>
         </w:tc>
@@ -1021,7 +1021,7 @@
                 <w:sz w:val="20"/>
                 <w:szCs w:val="20"/>
               </w:rPr>
-              <w:t xml:space="preserve">9.55</w:t>
+              <w:t xml:space="preserve">9.52</w:t>
             </w:r>
           </w:p>
         </w:tc>
@@ -1089,7 +1089,7 @@
                 <w:sz w:val="20"/>
                 <w:szCs w:val="20"/>
               </w:rPr>
-              <w:t xml:space="preserve">9.55</w:t>
+              <w:t xml:space="preserve">9.52</w:t>
             </w:r>
           </w:p>
         </w:tc>
@@ -1229,7 +1229,7 @@
                 <w:sz w:val="20"/>
                 <w:szCs w:val="20"/>
               </w:rPr>
-              <w:t xml:space="preserve">22</w:t>
+              <w:t xml:space="preserve">21</w:t>
             </w:r>
           </w:p>
         </w:tc>
@@ -1264,7 +1264,7 @@
                 <w:sz w:val="20"/>
                 <w:szCs w:val="20"/>
               </w:rPr>
-              <w:t xml:space="preserve">4.5</w:t>
+              <w:t xml:space="preserve">4.48</w:t>
             </w:r>
           </w:p>
         </w:tc>
@@ -1334,7 +1334,7 @@
                 <w:sz w:val="20"/>
                 <w:szCs w:val="20"/>
               </w:rPr>
-              <w:t xml:space="preserve">9</w:t>
+              <w:t xml:space="preserve">8.95</w:t>
             </w:r>
           </w:p>
         </w:tc>
@@ -1404,7 +1404,7 @@
                 <w:sz w:val="20"/>
                 <w:szCs w:val="20"/>
               </w:rPr>
-              <w:t xml:space="preserve">優秀</w:t>
+              <w:t xml:space="preserve">良好</w:t>
             </w:r>
           </w:p>
         </w:tc>
@@ -1474,7 +1474,7 @@
                 <w:sz w:val="20"/>
                 <w:szCs w:val="20"/>
               </w:rPr>
-              <w:t xml:space="preserve">50</w:t>
+              <w:t xml:space="preserve">51</w:t>
             </w:r>
           </w:p>
         </w:tc>
@@ -1508,7 +1508,7 @@
                 <w:sz w:val="20"/>
                 <w:szCs w:val="20"/>
               </w:rPr>
-              <w:t xml:space="preserve">8.66</w:t>
+              <w:t xml:space="preserve">8.69</w:t>
             </w:r>
           </w:p>
         </w:tc>
@@ -1576,7 +1576,7 @@
                 <w:sz w:val="20"/>
                 <w:szCs w:val="20"/>
               </w:rPr>
-              <w:t xml:space="preserve">8.66</w:t>
+              <w:t xml:space="preserve">8.69</w:t>
             </w:r>
           </w:p>
         </w:tc>
@@ -1931,7 +1931,7 @@
           <w:sz w:val="21"/>
           <w:szCs w:val="21"/>
         </w:rPr>
-        <w:t xml:space="preserve">評価分布は10点（54.1%）に最も多く、8点以上の高評価が88.5%を占め、高い顧客満足度を示しています。低評価（1-4点）は計1件（0.8%）です。</w:t>
+        <w:t xml:space="preserve">評価分布は10点（53.5%）に最も多く、8点以上の高評価が89.0%を占め、高い顧客満足度を示しています。低評価（1-4点）は計1件（0.8%）です。</w:t>
       </w:r>
     </w:p>
     <w:p>
@@ -2166,7 +2166,7 @@
                 <w:sz w:val="20"/>
                 <w:szCs w:val="20"/>
               </w:rPr>
-              <w:t xml:space="preserve">66</w:t>
+              <w:t xml:space="preserve">68</w:t>
             </w:r>
           </w:p>
         </w:tc>
@@ -2201,7 +2201,7 @@
                 <w:sz w:val="20"/>
                 <w:szCs w:val="20"/>
               </w:rPr>
-              <w:t xml:space="preserve">54.1%</w:t>
+              <w:t xml:space="preserve">53.5%</w:t>
             </w:r>
           </w:p>
         </w:tc>
@@ -2239,7 +2239,7 @@
                 <w:sz w:val="18"/>
                 <w:szCs w:val="18"/>
               </w:rPr>
-              <w:t xml:space="preserve"> 66件</w:t>
+              <w:t xml:space="preserve"> 68件</w:t>
             </w:r>
           </w:p>
         </w:tc>
@@ -2311,7 +2311,7 @@
                 <w:sz w:val="20"/>
                 <w:szCs w:val="20"/>
               </w:rPr>
-              <w:t xml:space="preserve">23</w:t>
+              <w:t xml:space="preserve">25</w:t>
             </w:r>
           </w:p>
         </w:tc>
@@ -2346,7 +2346,7 @@
                 <w:sz w:val="20"/>
                 <w:szCs w:val="20"/>
               </w:rPr>
-              <w:t xml:space="preserve">18.9%</w:t>
+              <w:t xml:space="preserve">19.7%</w:t>
             </w:r>
           </w:p>
         </w:tc>
@@ -2383,7 +2383,7 @@
                 <w:sz w:val="18"/>
                 <w:szCs w:val="18"/>
               </w:rPr>
-              <w:t xml:space="preserve"> 23件</w:t>
+              <w:t xml:space="preserve"> 25件</w:t>
             </w:r>
           </w:p>
         </w:tc>
@@ -2455,7 +2455,7 @@
                 <w:sz w:val="20"/>
                 <w:szCs w:val="20"/>
               </w:rPr>
-              <w:t xml:space="preserve">19</w:t>
+              <w:t xml:space="preserve">20</w:t>
             </w:r>
           </w:p>
         </w:tc>
@@ -2490,7 +2490,7 @@
                 <w:sz w:val="20"/>
                 <w:szCs w:val="20"/>
               </w:rPr>
-              <w:t xml:space="preserve">15.6%</w:t>
+              <w:t xml:space="preserve">15.7%</w:t>
             </w:r>
           </w:p>
         </w:tc>
@@ -2528,7 +2528,7 @@
                 <w:sz w:val="18"/>
                 <w:szCs w:val="18"/>
               </w:rPr>
-              <w:t xml:space="preserve"> 19件</w:t>
+              <w:t xml:space="preserve"> 20件</w:t>
             </w:r>
           </w:p>
         </w:tc>
@@ -2635,7 +2635,7 @@
                 <w:sz w:val="20"/>
                 <w:szCs w:val="20"/>
               </w:rPr>
-              <w:t xml:space="preserve">4.1%</w:t>
+              <w:t xml:space="preserve">3.9%</w:t>
             </w:r>
           </w:p>
         </w:tc>
@@ -2663,7 +2663,7 @@
                 <w:sz w:val="20"/>
                 <w:szCs w:val="20"/>
               </w:rPr>
-              <w:t xml:space="preserve">██</w:t>
+              <w:t xml:space="preserve">█</w:t>
             </w:r>
             <w:r>
               <w:rPr>
@@ -2779,7 +2779,7 @@
                 <w:sz w:val="20"/>
                 <w:szCs w:val="20"/>
               </w:rPr>
-              <w:t xml:space="preserve">4.9%</w:t>
+              <w:t xml:space="preserve">4.7%</w:t>
             </w:r>
           </w:p>
         </w:tc>
@@ -3182,7 +3182,7 @@
                 <w:sz w:val="24"/>
                 <w:szCs w:val="24"/>
               </w:rPr>
-              <w:t xml:space="preserve">108件（88.5%）</w:t>
+              <w:t xml:space="preserve">113件（89.0%）</w:t>
             </w:r>
           </w:p>
         </w:tc>
@@ -3233,7 +3233,7 @@
                 <w:sz w:val="24"/>
                 <w:szCs w:val="24"/>
               </w:rPr>
-              <w:t xml:space="preserve">13件（10.7%）</w:t>
+              <w:t xml:space="preserve">13件（10.2%）</w:t>
             </w:r>
           </w:p>
         </w:tc>
@@ -3558,7 +3558,7 @@
                 <w:sz w:val="20"/>
                 <w:szCs w:val="20"/>
               </w:rPr>
-              <w:t xml:space="preserve">「Highly recommended 4人家族に最適な立地と部屋の広さ」「内装は新しく、交通の便も良く、地下鉄駅から歩いてすぐですが、それほど遠くはありません」</w:t>
+              <w:t xml:space="preserve">「このエリアは比較的混雑しておらず、近くにはパルコやテルミナなどのショッピングモールがいくつかあるので、食事や基本的...」「駅やショッピングエリアからはまだ少し距離があります」</w:t>
             </w:r>
           </w:p>
         </w:tc>
@@ -3662,7 +3662,7 @@
                 <w:sz w:val="20"/>
                 <w:szCs w:val="20"/>
               </w:rPr>
-              <w:t xml:space="preserve">「いつも使うので、特別な価格サービスをお願いできればありがたいです」「Attenzione dello staff buona」</w:t>
+              <w:t xml:space="preserve">「As foreigners, it was very scary to come and try to commu...」「離地鐵站非常近，樓下化粧品自助，面膜自助非常棒，周邊吃，買都很方便 地下鉄の駅からとても近く、階下には便利なセルフ...」</w:t>
             </w:r>
           </w:p>
         </w:tc>
@@ -3873,7 +3873,7 @@
                 <w:sz w:val="20"/>
                 <w:szCs w:val="20"/>
               </w:rPr>
-              <w:t xml:space="preserve">「地下鉄の駅やショッピングエリアにとても近く、買い物や食事、観光に出かける際に時間を大幅に節約できます」「周辺は活気があり、飲食店やコンビニエンスストアも数多くあります」</w:t>
+              <w:t xml:space="preserve">「24時間営業のスーパーマーケットも利用可能です」「コンビニエンスストアやショッピングモールも徒歩5分圏内です」</w:t>
             </w:r>
           </w:p>
         </w:tc>
@@ -3980,7 +3980,7 @@
                 <w:sz w:val="20"/>
                 <w:szCs w:val="20"/>
               </w:rPr>
-              <w:t xml:space="preserve">「部屋も清潔で快適で、とても気持ちの良い滞在になりました」「機能很好 このレストランは清潔で整頓されていて快適です」</w:t>
+              <w:t xml:space="preserve">「シングルベッド2台の部屋を予約しましたが、私たちと子供1人にはちょうど良い広さでした」「部屋も清潔で快適で、とても気持ちの良い滞在になりました」</w:t>
             </w:r>
           </w:p>
         </w:tc>
@@ -4124,7 +4124,7 @@
           <w:sz w:val="21"/>
           <w:szCs w:val="21"/>
         </w:rPr>
-        <w:t xml:space="preserve">口コミの多数で「立地・アクセス」に関するポジティブな言及が見られ、京成リッチモンドホテル東京錦糸町の最大の差別化要因となっています。Highly recommended 4人家族に最適な立地と部屋の広さといった声が多数寄せられています。</w:t>
+        <w:t xml:space="preserve">口コミの多数で「立地・アクセス」に関するポジティブな言及が見られ、京成リッチモンドホテル東京錦糸町の最大の差別化要因となっています。このエリアは比較的混雑しておらず、近くにはパルコやテルミナなどのショッピングモールがいくつかあるので、食事や基本的...といった声が多数寄せられています。</w:t>
       </w:r>
     </w:p>
     <w:p>
@@ -4143,7 +4143,7 @@
           <w:sz w:val="21"/>
           <w:szCs w:val="21"/>
         </w:rPr>
-        <w:t xml:space="preserve">Highly recommended 4人家族に最適な立地と部屋の広さ</w:t>
+        <w:t xml:space="preserve">このエリアは比較的混雑しておらず、近くにはパルコやテルミナなどのショッピングモールがいくつかあるので、食事や基本的...</w:t>
       </w:r>
     </w:p>
     <w:p>
@@ -4162,7 +4162,7 @@
           <w:sz w:val="21"/>
           <w:szCs w:val="21"/>
         </w:rPr>
-        <w:t xml:space="preserve">内装は新しく、交通の便も良く、地下鉄駅から歩いてすぐですが、それほど遠くはありません</w:t>
+        <w:t xml:space="preserve">駅やショッピングエリアからはまだ少し距離があります</w:t>
       </w:r>
     </w:p>
     <w:p>
@@ -4181,7 +4181,7 @@
           <w:sz w:val="21"/>
           <w:szCs w:val="21"/>
         </w:rPr>
-        <w:t xml:space="preserve">立地も良く、何度も利用出来る安心なビジネスホテルです</w:t>
+        <w:t xml:space="preserve">位置方便，酒店距離車站8-10分鐘路程，附近有商場，以及GU、Uniqlo、無印，可以在附近購物，而且不需要走很遠...</w:t>
       </w:r>
     </w:p>
     <w:p>
@@ -4218,7 +4218,7 @@
           <w:sz w:val="21"/>
           <w:szCs w:val="21"/>
         </w:rPr>
-        <w:t xml:space="preserve">スタッフの対応に関するポジティブな評価も多く寄せられています。「いつも使うので、特別な価格サービスをお願いできればありがたいです」といったコメントが見られます。</w:t>
+        <w:t xml:space="preserve">スタッフの対応に関するポジティブな評価も多く寄せられています。「As foreigners, it was very scary to come and try to commu...」といったコメントが見られます。</w:t>
       </w:r>
     </w:p>
     <w:p>
@@ -4523,7 +4523,7 @@
                 <w:sz w:val="20"/>
                 <w:szCs w:val="20"/>
               </w:rPr>
-              <w:t xml:space="preserve">Instalaciones cómodas , zona muy tranquila y relativament...</w:t>
+              <w:t xml:space="preserve">This area is less crowded, with a couple of malls nearby ...</w:t>
             </w:r>
           </w:p>
         </w:tc>
@@ -4557,7 +4557,7 @@
                 <w:sz w:val="20"/>
                 <w:szCs w:val="20"/>
               </w:rPr>
-              <w:t xml:space="preserve">重大・17件</w:t>
+              <w:t xml:space="preserve">重大・18件</w:t>
             </w:r>
           </w:p>
         </w:tc>
@@ -4662,7 +4662,7 @@
                 <w:sz w:val="20"/>
                 <w:szCs w:val="20"/>
               </w:rPr>
-              <w:t xml:space="preserve">ホテルのロビーにはフェイスマスクやバスソルトまで用意されていました</w:t>
+              <w:t xml:space="preserve">部屋とバスルームが通常よりも広々としているのがとても気に入りました</w:t>
             </w:r>
           </w:p>
         </w:tc>
@@ -4696,7 +4696,7 @@
                 <w:sz w:val="20"/>
                 <w:szCs w:val="20"/>
               </w:rPr>
-              <w:t xml:space="preserve">重大・14件</w:t>
+              <w:t xml:space="preserve">重大・15件</w:t>
             </w:r>
           </w:p>
         </w:tc>
@@ -4767,7 +4767,7 @@
                 <w:sz w:val="20"/>
                 <w:szCs w:val="20"/>
               </w:rPr>
-              <w:t xml:space="preserve">対応・サービスの不満</w:t>
+              <w:t xml:space="preserve">部屋の狭さ</w:t>
             </w:r>
           </w:p>
         </w:tc>
@@ -4801,7 +4801,7 @@
                 <w:sz w:val="20"/>
                 <w:szCs w:val="20"/>
               </w:rPr>
-              <w:t xml:space="preserve">櫃檯人員辦理入住手續很快速，服務態度非常親切有禮</w:t>
+              <w:t xml:space="preserve">部屋は小さいですが、必要なものはすべて揃っています</w:t>
             </w:r>
           </w:p>
         </w:tc>
@@ -4835,7 +4835,7 @@
                 <w:sz w:val="20"/>
                 <w:szCs w:val="20"/>
               </w:rPr>
-              <w:t xml:space="preserve">重大・5件</w:t>
+              <w:t xml:space="preserve">中度・4件</w:t>
             </w:r>
           </w:p>
         </w:tc>
@@ -4906,7 +4906,7 @@
                 <w:sz w:val="20"/>
                 <w:szCs w:val="20"/>
               </w:rPr>
-              <w:t xml:space="preserve">部屋の狭さ</w:t>
+              <w:t xml:space="preserve">対応・サービスの不満</w:t>
             </w:r>
           </w:p>
         </w:tc>
@@ -4940,7 +4940,7 @@
                 <w:sz w:val="20"/>
                 <w:szCs w:val="20"/>
               </w:rPr>
-              <w:t xml:space="preserve">部屋は小さいですが、必要なものはすべて揃っています</w:t>
+              <w:t xml:space="preserve">櫃檯人員辦理入住手續很快速，服務態度非常親切有禮</w:t>
             </w:r>
           </w:p>
         </w:tc>
@@ -4974,7 +4974,7 @@
                 <w:sz w:val="20"/>
                 <w:szCs w:val="20"/>
               </w:rPr>
-              <w:t xml:space="preserve">中度・4件</w:t>
+              <w:t xml:space="preserve">中度・3件</w:t>
             </w:r>
           </w:p>
         </w:tc>
@@ -6318,7 +6318,7 @@
                 <w:sz w:val="20"/>
                 <w:szCs w:val="20"/>
               </w:rPr>
-              <w:t xml:space="preserve">9.05点</w:t>
+              <w:t xml:space="preserve">9.06点</w:t>
             </w:r>
           </w:p>
         </w:tc>
@@ -6458,7 +6458,7 @@
                 <w:sz w:val="20"/>
                 <w:szCs w:val="20"/>
               </w:rPr>
-              <w:t xml:space="preserve">88.5%</w:t>
+              <w:t xml:space="preserve">89.0%</w:t>
             </w:r>
           </w:p>
         </w:tc>
@@ -7018,7 +7018,7 @@
                 <w:sz w:val="20"/>
                 <w:szCs w:val="20"/>
               </w:rPr>
-              <w:t xml:space="preserve">約17件/期間</w:t>
+              <w:t xml:space="preserve">約18件/期間</w:t>
             </w:r>
           </w:p>
         </w:tc>
@@ -7053,7 +7053,7 @@
                 <w:sz w:val="20"/>
                 <w:szCs w:val="20"/>
               </w:rPr>
-              <w:t xml:space="preserve">8件以下</w:t>
+              <w:t xml:space="preserve">9件以下</w:t>
             </w:r>
           </w:p>
         </w:tc>
@@ -7149,7 +7149,7 @@
           <w:sz w:val="22"/>
           <w:szCs w:val="22"/>
         </w:rPr>
-        <w:t xml:space="preserve">[1] Trip.com / 10点 / 2026-03-20</w:t>
+        <w:t xml:space="preserve">[1] Trip.com / 8点 / 2026-03-22</w:t>
       </w:r>
     </w:p>
     <w:p>
@@ -7164,7 +7164,7 @@
           <w:sz w:val="21"/>
           <w:szCs w:val="21"/>
         </w:rPr>
-        <w:t xml:space="preserve">部屋は広くて清潔で、濡れた場所と乾いた場所が分かれている。</w:t>
+        <w:t xml:space="preserve">このエリアは比較的混雑しておらず、近くにはパルコやテルミナなどのショッピングモールがいくつかあるので、食事や基本的なアメニティは簡単に手に入ります。部屋とバスルームが通常よりも広々としているのがとても気に入りました。大きなスーツケースを2つ完全に開いても、まだ動き回るスペースがありました。部屋には加湿器もあり、乾燥した空気を和らげるのにとても役立ちました。シングルベッド2台の部屋を予約しまし...</w:t>
       </w:r>
     </w:p>
     <w:p>
@@ -7185,7 +7185,7 @@
           <w:sz w:val="22"/>
           <w:szCs w:val="22"/>
         </w:rPr>
-        <w:t xml:space="preserve">[2] Trip.com / 10点 / 2026-03-20</w:t>
+        <w:t xml:space="preserve">[2] Booking.com / 10点 / 2026-03-22</w:t>
       </w:r>
     </w:p>
     <w:p>
@@ -7200,7 +7200,7 @@
           <w:sz w:val="21"/>
           <w:szCs w:val="21"/>
         </w:rPr>
-        <w:t xml:space="preserve">4人家族に最適な立地と部屋の広さ。非常におすすめです。</w:t>
+        <w:t xml:space="preserve">The staff here was amazing. Very accommodating and helpful. As foreigners, it was very scary to come and try to communicate but they were very friendly amd answered every question. I highly recomme...</w:t>
       </w:r>
     </w:p>
     <w:p>
@@ -7221,7 +7221,7 @@
           <w:sz w:val="22"/>
           <w:szCs w:val="22"/>
         </w:rPr>
-        <w:t xml:space="preserve">[3] Trip.com / 10点 / 2026-03-20</w:t>
+        <w:t xml:space="preserve">[3] Google / 10点 / 2026-03-22</w:t>
       </w:r>
     </w:p>
     <w:p>
@@ -7236,7 +7236,7 @@
           <w:sz w:val="21"/>
           <w:szCs w:val="21"/>
         </w:rPr>
-        <w:t xml:space="preserve">東京の都心でこれほど広い部屋を見つけるのは本当に珍しいです。内装は新しく、交通の便も良く、地下鉄駅から歩いてすぐですが、それほど遠くはありません。</w:t>
+        <w:t xml:space="preserve">駅やショッピングエリアからはまだ少し距離があります。</w:t>
       </w:r>
     </w:p>
     <w:p>
@@ -7257,7 +7257,7 @@
           <w:sz w:val="22"/>
           <w:szCs w:val="22"/>
         </w:rPr>
-        <w:t xml:space="preserve">[4] Booking.com / 10点 / 2026-03-19</w:t>
+        <w:t xml:space="preserve">[4] Trip.com / 9点 / 2026-03-22</w:t>
       </w:r>
     </w:p>
     <w:p>
@@ -7272,7 +7272,7 @@
           <w:sz w:val="21"/>
           <w:szCs w:val="21"/>
         </w:rPr>
-        <w:t xml:space="preserve">入り口の紅茶が良かった</w:t>
+        <w:t xml:space="preserve">ホテルは駅から徒歩8～10分と便利な場所に位置しています。GU、ユニクロ、無印良品などのショッピングモールが近くにあり、ホテルまで遠くまで歩かなくても気軽に買い物を楽しめます。24時間営業のスーパーマーケットも利用可能です。</w:t>
       </w:r>
     </w:p>
     <w:p>
@@ -7293,7 +7293,7 @@
           <w:sz w:val="22"/>
           <w:szCs w:val="22"/>
         </w:rPr>
-        <w:t xml:space="preserve">[5] Trip.com / 9点 / 2026-03-18</w:t>
+        <w:t xml:space="preserve">[5] Trip.com / 9点 / 2026-03-21</w:t>
       </w:r>
     </w:p>
     <w:p>
@@ -7308,7 +7308,7 @@
           <w:sz w:val="21"/>
           <w:szCs w:val="21"/>
         </w:rPr>
-        <w:t xml:space="preserve">出張の際に利用するホテルです。 立地も良く、何度も利用出来る安心なビジネスホテルです。</w:t>
+        <w:t xml:space="preserve">このホテルは絶好のロケーションを誇り、近隣にはバードネストをはじめとする数多くのレストランがあります。コンビニエンスストアやショッピングモールも徒歩5分圏内です。JR駅までは徒歩5～7分です。</w:t>
       </w:r>
     </w:p>
     <w:p>
@@ -7579,7 +7579,7 @@
                 <w:sz w:val="21"/>
                 <w:szCs w:val="21"/>
               </w:rPr>
-              <w:t xml:space="preserve">京成リッチモンドホテル東京錦糸町は、全体平均9.05点（10点換算）、高評価率88.5%という非常に高い顧客満足度を維持しているホテルです。特に「立地・アクセス」「スタッフの対応」が多くのゲストから高く評価されています。</w:t>
+              <w:t xml:space="preserve">京成リッチモンドホテル東京錦糸町は、全体平均9.06点（10点換算）、高評価率89.0%という非常に高い顧客満足度を維持しているホテルです。特に「立地・アクセス」「スタッフの対応」が多くのゲストから高く評価されています。</w:t>
             </w:r>
           </w:p>
           <w:p>
@@ -7593,7 +7593,7 @@
                 <w:sz w:val="21"/>
                 <w:szCs w:val="21"/>
               </w:rPr>
-              <w:t xml:space="preserve">改善課題としては、エアコン・空調、浴室・水回り、対応・サービスの不満が主要なテーマとして浮上しています。ただし、これらの課題を指摘するゲストの多くも他の面では高い評価を付けており、ネガティブ要素が全体評価を大きく押し下げているわけではありません。</w:t>
+              <w:t xml:space="preserve">改善課題としては、エアコン・空調、浴室・水回り、部屋の狭さが主要なテーマとして浮上しています。ただし、これらの課題を指摘するゲストの多くも他の面では高い評価を付けており、ネガティブ要素が全体評価を大きく押し下げているわけではありません。</w:t>
             </w:r>
           </w:p>
           <w:p>

--- a/納品レポート/ホテル別レポート/keisei_kinshicho_口コミ分析改善レポート.docx
+++ b/納品レポート/ホテル別レポート/keisei_kinshicho_口コミ分析改善レポート.docx
@@ -96,7 +96,7 @@
           <w:sz w:val="22"/>
           <w:szCs w:val="22"/>
         </w:rPr>
-        <w:t xml:space="preserve">レビュー総数：127件（4サイト）</w:t>
+        <w:t xml:space="preserve">レビュー総数：126件（4サイト）</w:t>
       </w:r>
     </w:p>
     <w:p>
@@ -131,7 +131,7 @@
           <w:sz w:val="20"/>
           <w:szCs w:val="20"/>
         </w:rPr>
-        <w:t xml:space="preserve">作成日：2026年3月23日</w:t>
+        <w:t xml:space="preserve">作成日：2026年3月24日</w:t>
       </w:r>
     </w:p>
     <w:p>
@@ -189,7 +189,7 @@
           <w:sz w:val="21"/>
           <w:szCs w:val="21"/>
         </w:rPr>
-        <w:t xml:space="preserve">2026年2月〜3月に各OTAサイト・口コミサイトに投稿された127件のレビューを包括的に分析しました。以下が主要な発見事項です。</w:t>
+        <w:t xml:space="preserve">2026年2月〜3月に各OTAサイト・口コミサイトに投稿された126件のレビューを包括的に分析しました。以下が主要な発見事項です。</w:t>
       </w:r>
     </w:p>
     <w:p>
@@ -261,7 +261,7 @@
                 <w:sz w:val="36"/>
                 <w:szCs w:val="36"/>
               </w:rPr>
-              <w:t xml:space="preserve">9.06</w:t>
+              <w:t xml:space="preserve">9.08</w:t>
             </w:r>
           </w:p>
         </w:tc>
@@ -310,7 +310,7 @@
                 <w:sz w:val="36"/>
                 <w:szCs w:val="36"/>
               </w:rPr>
-              <w:t xml:space="preserve">89.0%</w:t>
+              <w:t xml:space="preserve">89.7%</w:t>
             </w:r>
           </w:p>
         </w:tc>
@@ -408,7 +408,7 @@
                 <w:sz w:val="36"/>
                 <w:szCs w:val="36"/>
               </w:rPr>
-              <w:t xml:space="preserve">127件</w:t>
+              <w:t xml:space="preserve">126件</w:t>
             </w:r>
           </w:p>
         </w:tc>
@@ -448,7 +448,7 @@
           <w:sz w:val="21"/>
           <w:szCs w:val="21"/>
         </w:rPr>
-        <w:t xml:space="preserve">全体平均スコア9.06点（10点換算）は非常に高い水準であり、89.0%が高評価（8-10点）に分類されます。低評価（1-4点）は1件（0.8%）で、ゲスト満足度は良好です。Trip.com（9.52点）で特に高い評価を獲得しています。</w:t>
+        <w:t xml:space="preserve">全体平均スコア9.08点（10点換算）は非常に高い水準であり、89.7%が高評価（8-10点）に分類されます。低評価（1-4点）は1件（0.8%）で、ゲスト満足度は良好です。Trip.com（9.52点）で特に高い評価を獲得しています。</w:t>
       </w:r>
     </w:p>
     <w:p>
@@ -567,7 +567,7 @@
                 <w:sz w:val="20"/>
                 <w:szCs w:val="20"/>
               </w:rPr>
-              <w:t xml:space="preserve">エアコン・空調（18件）、浴室・水回り（15件）、部屋の狭さ（4件）、対応・サービスの不満（3件）</w:t>
+              <w:t xml:space="preserve">エアコン・空調（18件）、浴室・水回り（15件）、部屋の狭さ（4件）、対応・サービスの不満（4件）</w:t>
             </w:r>
           </w:p>
           <w:p>
@@ -987,7 +987,7 @@
                 <w:sz w:val="20"/>
                 <w:szCs w:val="20"/>
               </w:rPr>
-              <w:t xml:space="preserve">52</w:t>
+              <w:t xml:space="preserve">50</w:t>
             </w:r>
           </w:p>
         </w:tc>
@@ -1264,7 +1264,7 @@
                 <w:sz w:val="20"/>
                 <w:szCs w:val="20"/>
               </w:rPr>
-              <w:t xml:space="preserve">4.48</w:t>
+              <w:t xml:space="preserve">4.57</w:t>
             </w:r>
           </w:p>
         </w:tc>
@@ -1334,7 +1334,7 @@
                 <w:sz w:val="20"/>
                 <w:szCs w:val="20"/>
               </w:rPr>
-              <w:t xml:space="preserve">8.95</w:t>
+              <w:t xml:space="preserve">9.14</w:t>
             </w:r>
           </w:p>
         </w:tc>
@@ -1404,7 +1404,7 @@
                 <w:sz w:val="20"/>
                 <w:szCs w:val="20"/>
               </w:rPr>
-              <w:t xml:space="preserve">良好</w:t>
+              <w:t xml:space="preserve">優秀</w:t>
             </w:r>
           </w:p>
         </w:tc>
@@ -1474,7 +1474,7 @@
                 <w:sz w:val="20"/>
                 <w:szCs w:val="20"/>
               </w:rPr>
-              <w:t xml:space="preserve">51</w:t>
+              <w:t xml:space="preserve">52</w:t>
             </w:r>
           </w:p>
         </w:tc>
@@ -1931,7 +1931,7 @@
           <w:sz w:val="21"/>
           <w:szCs w:val="21"/>
         </w:rPr>
-        <w:t xml:space="preserve">評価分布は10点（53.5%）に最も多く、8点以上の高評価が89.0%を占め、高い顧客満足度を示しています。低評価（1-4点）は計1件（0.8%）です。</w:t>
+        <w:t xml:space="preserve">評価分布は10点（54.0%）に最も多く、8点以上の高評価が89.7%を占め、高い顧客満足度を示しています。低評価（1-4点）は計1件（0.8%）です。</w:t>
       </w:r>
     </w:p>
     <w:p>
@@ -2201,7 +2201,7 @@
                 <w:sz w:val="20"/>
                 <w:szCs w:val="20"/>
               </w:rPr>
-              <w:t xml:space="preserve">53.5%</w:t>
+              <w:t xml:space="preserve">54.0%</w:t>
             </w:r>
           </w:p>
         </w:tc>
@@ -2346,7 +2346,7 @@
                 <w:sz w:val="20"/>
                 <w:szCs w:val="20"/>
               </w:rPr>
-              <w:t xml:space="preserve">19.7%</w:t>
+              <w:t xml:space="preserve">19.8%</w:t>
             </w:r>
           </w:p>
         </w:tc>
@@ -2490,7 +2490,7 @@
                 <w:sz w:val="20"/>
                 <w:szCs w:val="20"/>
               </w:rPr>
-              <w:t xml:space="preserve">15.7%</w:t>
+              <w:t xml:space="preserve">15.9%</w:t>
             </w:r>
           </w:p>
         </w:tc>
@@ -2635,7 +2635,7 @@
                 <w:sz w:val="20"/>
                 <w:szCs w:val="20"/>
               </w:rPr>
-              <w:t xml:space="preserve">3.9%</w:t>
+              <w:t xml:space="preserve">4.0%</w:t>
             </w:r>
           </w:p>
         </w:tc>
@@ -2744,7 +2744,7 @@
                 <w:sz w:val="20"/>
                 <w:szCs w:val="20"/>
               </w:rPr>
-              <w:t xml:space="preserve">6</w:t>
+              <w:t xml:space="preserve">5</w:t>
             </w:r>
           </w:p>
         </w:tc>
@@ -2779,7 +2779,7 @@
                 <w:sz w:val="20"/>
                 <w:szCs w:val="20"/>
               </w:rPr>
-              <w:t xml:space="preserve">4.7%</w:t>
+              <w:t xml:space="preserve">4.0%</w:t>
             </w:r>
           </w:p>
         </w:tc>
@@ -2808,7 +2808,7 @@
                 <w:sz w:val="20"/>
                 <w:szCs w:val="20"/>
               </w:rPr>
-              <w:t xml:space="preserve">██</w:t>
+              <w:t xml:space="preserve">█</w:t>
             </w:r>
             <w:r>
               <w:rPr>
@@ -2817,7 +2817,7 @@
                 <w:sz w:val="18"/>
                 <w:szCs w:val="18"/>
               </w:rPr>
-              <w:t xml:space="preserve"> 6件</w:t>
+              <w:t xml:space="preserve"> 5件</w:t>
             </w:r>
           </w:p>
         </w:tc>
@@ -3182,7 +3182,7 @@
                 <w:sz w:val="24"/>
                 <w:szCs w:val="24"/>
               </w:rPr>
-              <w:t xml:space="preserve">113件（89.0%）</w:t>
+              <w:t xml:space="preserve">113件（89.7%）</w:t>
             </w:r>
           </w:p>
         </w:tc>
@@ -3233,7 +3233,7 @@
                 <w:sz w:val="24"/>
                 <w:szCs w:val="24"/>
               </w:rPr>
-              <w:t xml:space="preserve">13件（10.2%）</w:t>
+              <w:t xml:space="preserve">12件（9.5%）</w:t>
             </w:r>
           </w:p>
         </w:tc>
@@ -3662,7 +3662,7 @@
                 <w:sz w:val="20"/>
                 <w:szCs w:val="20"/>
               </w:rPr>
-              <w:t xml:space="preserve">「As foreigners, it was very scary to come and try to commu...」「離地鐵站非常近，樓下化粧品自助，面膜自助非常棒，周邊吃，買都很方便 地下鉄の駅からとても近く、階下には便利なセルフ...」</w:t>
+              <w:t xml:space="preserve">「ホテルのスタッフは親切で協力的で、部屋も清潔で整頓されていました」「As foreigners, it was very scary to come and try to commu...」</w:t>
             </w:r>
           </w:p>
         </w:tc>
@@ -3769,7 +3769,7 @@
                 <w:sz w:val="20"/>
                 <w:szCs w:val="20"/>
               </w:rPr>
-              <w:t xml:space="preserve">「房間大 乾淨 有乾濕分離 部屋は広くて清潔で、濡れた場所と乾いた場所が分かれている」「部屋も清潔で快適で、とても気持ちの良い滞在になりました」</w:t>
+              <w:t xml:space="preserve">「ホテルのスタッフは親切で協力的で、部屋も清潔で整頓されていました」「房間大 乾淨 有乾濕分離 部屋は広くて清潔で、濡れた場所と乾いた場所が分かれている」</w:t>
             </w:r>
           </w:p>
         </w:tc>
@@ -3980,7 +3980,7 @@
                 <w:sz w:val="20"/>
                 <w:szCs w:val="20"/>
               </w:rPr>
-              <w:t xml:space="preserve">「シングルベッド2台の部屋を予約しましたが、私たちと子供1人にはちょうど良い広さでした」「部屋も清潔で快適で、とても気持ちの良い滞在になりました」</w:t>
+              <w:t xml:space="preserve">「お風呂場が広くて快適だった」「シングルベッド2台の部屋を予約しましたが、私たちと子供1人にはちょうど良い広さでした」</w:t>
             </w:r>
           </w:p>
         </w:tc>
@@ -4218,7 +4218,7 @@
           <w:sz w:val="21"/>
           <w:szCs w:val="21"/>
         </w:rPr>
-        <w:t xml:space="preserve">スタッフの対応に関するポジティブな評価も多く寄せられています。「As foreigners, it was very scary to come and try to commu...」といったコメントが見られます。</w:t>
+        <w:t xml:space="preserve">スタッフの対応に関するポジティブな評価も多く寄せられています。「ホテルのスタッフは親切で協力的で、部屋も清潔で整頓されていました」といったコメントが見られます。</w:t>
       </w:r>
     </w:p>
     <w:p>
@@ -4940,7 +4940,7 @@
                 <w:sz w:val="20"/>
                 <w:szCs w:val="20"/>
               </w:rPr>
-              <w:t xml:space="preserve">櫃檯人員辦理入住手續很快速，服務態度非常親切有禮</w:t>
+              <w:t xml:space="preserve">酒店員工服務態度良好，房間乾淨企理</w:t>
             </w:r>
           </w:p>
         </w:tc>
@@ -4974,7 +4974,7 @@
                 <w:sz w:val="20"/>
                 <w:szCs w:val="20"/>
               </w:rPr>
-              <w:t xml:space="preserve">中度・3件</w:t>
+              <w:t xml:space="preserve">中度・4件</w:t>
             </w:r>
           </w:p>
         </w:tc>
@@ -6318,7 +6318,7 @@
                 <w:sz w:val="20"/>
                 <w:szCs w:val="20"/>
               </w:rPr>
-              <w:t xml:space="preserve">9.06点</w:t>
+              <w:t xml:space="preserve">9.08点</w:t>
             </w:r>
           </w:p>
         </w:tc>
@@ -6458,7 +6458,7 @@
                 <w:sz w:val="20"/>
                 <w:szCs w:val="20"/>
               </w:rPr>
-              <w:t xml:space="preserve">89.0%</w:t>
+              <w:t xml:space="preserve">89.7%</w:t>
             </w:r>
           </w:p>
         </w:tc>
@@ -6493,7 +6493,7 @@
                 <w:sz w:val="20"/>
                 <w:szCs w:val="20"/>
               </w:rPr>
-              <w:t xml:space="preserve">94%以上</w:t>
+              <w:t xml:space="preserve">95%以上</w:t>
             </w:r>
           </w:p>
         </w:tc>
@@ -7149,7 +7149,7 @@
           <w:sz w:val="22"/>
           <w:szCs w:val="22"/>
         </w:rPr>
-        <w:t xml:space="preserve">[1] Trip.com / 8点 / 2026-03-22</w:t>
+        <w:t xml:space="preserve">[1] Trip.com / 10点 / 2026-03-23</w:t>
       </w:r>
     </w:p>
     <w:p>
@@ -7164,7 +7164,7 @@
           <w:sz w:val="21"/>
           <w:szCs w:val="21"/>
         </w:rPr>
-        <w:t xml:space="preserve">このエリアは比較的混雑しておらず、近くにはパルコやテルミナなどのショッピングモールがいくつかあるので、食事や基本的なアメニティは簡単に手に入ります。部屋とバスルームが通常よりも広々としているのがとても気に入りました。大きなスーツケースを2つ完全に開いても、まだ動き回るスペースがありました。部屋には加湿器もあり、乾燥した空気を和らげるのにとても役立ちました。シングルベッド2台の部屋を予約しまし...</w:t>
+        <w:t xml:space="preserve">ホテルのスタッフは親切で協力的で、部屋も清潔で整頓されていました。全体的に良いホテルです。</w:t>
       </w:r>
     </w:p>
     <w:p>
@@ -7185,7 +7185,7 @@
           <w:sz w:val="22"/>
           <w:szCs w:val="22"/>
         </w:rPr>
-        <w:t xml:space="preserve">[2] Booking.com / 10点 / 2026-03-22</w:t>
+        <w:t xml:space="preserve">[2] Booking.com / 9点 / 2026-03-23</w:t>
       </w:r>
     </w:p>
     <w:p>
@@ -7200,7 +7200,33 @@
           <w:sz w:val="21"/>
           <w:szCs w:val="21"/>
         </w:rPr>
-        <w:t xml:space="preserve">The staff here was amazing. Very accommodating and helpful. As foreigners, it was very scary to come and try to communicate but they were very friendly amd answered every question. I highly recomme...</w:t>
+        <w:t xml:space="preserve">部屋が広い、風呂が洗い場が別で、使い良い</w:t>
+      </w:r>
+    </w:p>
+    <w:p>
+      <w:pPr>
+        <w:spacing w:after="120" w:line="320"/>
+        <w:jc w:val="left"/>
+      </w:pPr>
+      <w:r>
+        <w:rPr>
+          <w:rFonts w:ascii="Arial" w:cs="Arial" w:eastAsia="Arial" w:hAnsi="Arial"/>
+          <w:b/>
+          <w:bCs/>
+          <w:color w:val="C0392B"/>
+          <w:sz w:val="21"/>
+          <w:szCs w:val="21"/>
+        </w:rPr>
+        <w:t xml:space="preserve">【改善点】</w:t>
+      </w:r>
+      <w:r>
+        <w:rPr>
+          <w:rFonts w:ascii="Arial" w:cs="Arial" w:eastAsia="Arial" w:hAnsi="Arial"/>
+          <w:color w:val="333333"/>
+          <w:sz w:val="21"/>
+          <w:szCs w:val="21"/>
+        </w:rPr>
+        <w:t xml:space="preserve">無し</w:t>
       </w:r>
     </w:p>
     <w:p>
@@ -7221,7 +7247,7 @@
           <w:sz w:val="22"/>
           <w:szCs w:val="22"/>
         </w:rPr>
-        <w:t xml:space="preserve">[3] Google / 10点 / 2026-03-22</w:t>
+        <w:t xml:space="preserve">[3] Booking.com / 8点 / 2026-03-23</w:t>
       </w:r>
     </w:p>
     <w:p>
@@ -7236,7 +7262,33 @@
           <w:sz w:val="21"/>
           <w:szCs w:val="21"/>
         </w:rPr>
-        <w:t xml:space="preserve">駅やショッピングエリアからはまだ少し距離があります。</w:t>
+        <w:t xml:space="preserve">お風呂場が広くて快適だった。</w:t>
+      </w:r>
+    </w:p>
+    <w:p>
+      <w:pPr>
+        <w:spacing w:after="120" w:line="320"/>
+        <w:jc w:val="left"/>
+      </w:pPr>
+      <w:r>
+        <w:rPr>
+          <w:rFonts w:ascii="Arial" w:cs="Arial" w:eastAsia="Arial" w:hAnsi="Arial"/>
+          <w:b/>
+          <w:bCs/>
+          <w:color w:val="C0392B"/>
+          <w:sz w:val="21"/>
+          <w:szCs w:val="21"/>
+        </w:rPr>
+        <w:t xml:space="preserve">【改善点】</w:t>
+      </w:r>
+      <w:r>
+        <w:rPr>
+          <w:rFonts w:ascii="Arial" w:cs="Arial" w:eastAsia="Arial" w:hAnsi="Arial"/>
+          <w:color w:val="333333"/>
+          <w:sz w:val="21"/>
+          <w:szCs w:val="21"/>
+        </w:rPr>
+        <w:t xml:space="preserve">特になし</w:t>
       </w:r>
     </w:p>
     <w:p>
@@ -7257,7 +7309,7 @@
           <w:sz w:val="22"/>
           <w:szCs w:val="22"/>
         </w:rPr>
-        <w:t xml:space="preserve">[4] Trip.com / 9点 / 2026-03-22</w:t>
+        <w:t xml:space="preserve">[4] Trip.com / 8点 / 2026-03-22</w:t>
       </w:r>
     </w:p>
     <w:p>
@@ -7272,7 +7324,7 @@
           <w:sz w:val="21"/>
           <w:szCs w:val="21"/>
         </w:rPr>
-        <w:t xml:space="preserve">ホテルは駅から徒歩8～10分と便利な場所に位置しています。GU、ユニクロ、無印良品などのショッピングモールが近くにあり、ホテルまで遠くまで歩かなくても気軽に買い物を楽しめます。24時間営業のスーパーマーケットも利用可能です。</w:t>
+        <w:t xml:space="preserve">このエリアは比較的混雑しておらず、近くにはパルコやテルミナなどのショッピングモールがいくつかあるので、食事や基本的なアメニティは簡単に手に入ります。部屋とバスルームが通常よりも広々としているのがとても気に入りました。大きなスーツケースを2つ完全に開いても、まだ動き回るスペースがありました。部屋には加湿器もあり、乾燥した空気を和らげるのにとても役立ちました。シングルベッド2台の部屋を予約しまし...</w:t>
       </w:r>
     </w:p>
     <w:p>
@@ -7293,7 +7345,7 @@
           <w:sz w:val="22"/>
           <w:szCs w:val="22"/>
         </w:rPr>
-        <w:t xml:space="preserve">[5] Trip.com / 9点 / 2026-03-21</w:t>
+        <w:t xml:space="preserve">[5] Booking.com / 10点 / 2026-03-22</w:t>
       </w:r>
     </w:p>
     <w:p>
@@ -7308,7 +7360,7 @@
           <w:sz w:val="21"/>
           <w:szCs w:val="21"/>
         </w:rPr>
-        <w:t xml:space="preserve">このホテルは絶好のロケーションを誇り、近隣にはバードネストをはじめとする数多くのレストランがあります。コンビニエンスストアやショッピングモールも徒歩5分圏内です。JR駅までは徒歩5～7分です。</w:t>
+        <w:t xml:space="preserve">The staff here was amazing. Very accommodating and helpful. As foreigners, it was very scary to come and try to communicate but they were very friendly amd answered every question. I highly recomme...</w:t>
       </w:r>
     </w:p>
     <w:p>
@@ -7329,7 +7381,7 @@
           <w:sz w:val="22"/>
           <w:szCs w:val="22"/>
         </w:rPr>
-        <w:t xml:space="preserve">[6] Google / 6点 / 2026-03-02</w:t>
+        <w:t xml:space="preserve">[6] 楽天トラベル / 6点 / 2026-02-25</w:t>
       </w:r>
     </w:p>
     <w:p>
@@ -7344,7 +7396,7 @@
           <w:sz w:val="21"/>
           <w:szCs w:val="21"/>
         </w:rPr>
-        <w:t xml:space="preserve">リッパなホテルでしたが、2階の部屋は 朝食の準備や、外の大声が響き、少しうるさかった。</w:t>
+        <w:t xml:space="preserve">家族5人で利用。子供3人(高校生、小学高学年2名)と夫婦で一つの部屋。ベット3つ、を5人利用は少しきつかったけど、リーズナブルなことを考慮したら許容範囲内です。錦糸町駅からも近く、家族で利用できる飲食店もあり、コンビニありで便利です。</w:t>
       </w:r>
     </w:p>
     <w:p>
@@ -7365,7 +7417,7 @@
           <w:sz w:val="22"/>
           <w:szCs w:val="22"/>
         </w:rPr>
-        <w:t xml:space="preserve">[7] 楽天トラベル / 6点 / 2026-02-25</w:t>
+        <w:t xml:space="preserve">[7] Booking.com / 5点 / 2026-02-23</w:t>
       </w:r>
     </w:p>
     <w:p>
@@ -7380,7 +7432,33 @@
           <w:sz w:val="21"/>
           <w:szCs w:val="21"/>
         </w:rPr>
-        <w:t xml:space="preserve">家族5人で利用。子供3人(高校生、小学高学年2名)と夫婦で一つの部屋。ベット3つ、を5人利用は少しきつかったけど、リーズナブルなことを考慮したら許容範囲内です。錦糸町駅からも近く、家族で利用できる飲食店もあり、コンビニありで便利です。</w:t>
+        <w:t xml:space="preserve">駅まで近いので、ゆっくり移動できる。 宿泊前日で予約がとれ助かりました。 また利用するようにします</w:t>
+      </w:r>
+    </w:p>
+    <w:p>
+      <w:pPr>
+        <w:spacing w:after="120" w:line="320"/>
+        <w:jc w:val="left"/>
+      </w:pPr>
+      <w:r>
+        <w:rPr>
+          <w:rFonts w:ascii="Arial" w:cs="Arial" w:eastAsia="Arial" w:hAnsi="Arial"/>
+          <w:b/>
+          <w:bCs/>
+          <w:color w:val="C0392B"/>
+          <w:sz w:val="21"/>
+          <w:szCs w:val="21"/>
+        </w:rPr>
+        <w:t xml:space="preserve">【改善点】</w:t>
+      </w:r>
+      <w:r>
+        <w:rPr>
+          <w:rFonts w:ascii="Arial" w:cs="Arial" w:eastAsia="Arial" w:hAnsi="Arial"/>
+          <w:color w:val="333333"/>
+          <w:sz w:val="21"/>
+          <w:szCs w:val="21"/>
+        </w:rPr>
+        <w:t xml:space="preserve">アメニティの無くなりがすごく早かった。21時頃なので、気にして頂ければ助かりました。</w:t>
       </w:r>
     </w:p>
     <w:p>
@@ -7401,7 +7479,7 @@
           <w:sz w:val="22"/>
           <w:szCs w:val="22"/>
         </w:rPr>
-        <w:t xml:space="preserve">[8] Booking.com / 5点 / 2026-02-23</w:t>
+        <w:t xml:space="preserve">[8] Google / 6点 / 2026-02-13</w:t>
       </w:r>
     </w:p>
     <w:p>
@@ -7416,33 +7494,7 @@
           <w:sz w:val="21"/>
           <w:szCs w:val="21"/>
         </w:rPr>
-        <w:t xml:space="preserve">駅まで近いので、ゆっくり移動できる。 宿泊前日で予約がとれ助かりました。 また利用するようにします</w:t>
-      </w:r>
-    </w:p>
-    <w:p>
-      <w:pPr>
-        <w:spacing w:after="120" w:line="320"/>
-        <w:jc w:val="left"/>
-      </w:pPr>
-      <w:r>
-        <w:rPr>
-          <w:rFonts w:ascii="Arial" w:cs="Arial" w:eastAsia="Arial" w:hAnsi="Arial"/>
-          <w:b/>
-          <w:bCs/>
-          <w:color w:val="C0392B"/>
-          <w:sz w:val="21"/>
-          <w:szCs w:val="21"/>
-        </w:rPr>
-        <w:t xml:space="preserve">【改善点】</w:t>
-      </w:r>
-      <w:r>
-        <w:rPr>
-          <w:rFonts w:ascii="Arial" w:cs="Arial" w:eastAsia="Arial" w:hAnsi="Arial"/>
-          <w:color w:val="333333"/>
-          <w:sz w:val="21"/>
-          <w:szCs w:val="21"/>
-        </w:rPr>
-        <w:t xml:space="preserve">アメニティの無くなりがすごく早かった。21時頃なので、気にして頂ければ助かりました。</w:t>
+        <w:t xml:space="preserve">駅から近いです！</w:t>
       </w:r>
     </w:p>
     <w:p>
@@ -7464,42 +7516,6 @@
           <w:szCs w:val="22"/>
         </w:rPr>
         <w:t xml:space="preserve">[9] Google / 6点 / 2026-02-13</w:t>
-      </w:r>
-    </w:p>
-    <w:p>
-      <w:pPr>
-        <w:spacing w:after="120" w:line="320"/>
-        <w:jc w:val="left"/>
-      </w:pPr>
-      <w:r>
-        <w:rPr>
-          <w:rFonts w:ascii="Arial" w:cs="Arial" w:eastAsia="Arial" w:hAnsi="Arial"/>
-          <w:color w:val="333333"/>
-          <w:sz w:val="21"/>
-          <w:szCs w:val="21"/>
-        </w:rPr>
-        <w:t xml:space="preserve">駅から近いです！</w:t>
-      </w:r>
-    </w:p>
-    <w:p>
-      <w:pPr>
-        <w:spacing w:after="60"/>
-      </w:pPr>
-    </w:p>
-    <w:p>
-      <w:pPr>
-        <w:spacing w:after="120" w:before="200"/>
-      </w:pPr>
-      <w:r>
-        <w:rPr>
-          <w:rFonts w:ascii="Arial" w:cs="Arial" w:eastAsia="Arial" w:hAnsi="Arial"/>
-          <w:b/>
-          <w:bCs/>
-          <w:color w:val="1B3A5C"/>
-          <w:sz w:val="22"/>
-          <w:szCs w:val="22"/>
-        </w:rPr>
-        <w:t xml:space="preserve">[10] Google / 6点 / 2026-02-13</w:t>
       </w:r>
     </w:p>
     <w:p>
@@ -7579,7 +7595,7 @@
                 <w:sz w:val="21"/>
                 <w:szCs w:val="21"/>
               </w:rPr>
-              <w:t xml:space="preserve">京成リッチモンドホテル東京錦糸町は、全体平均9.06点（10点換算）、高評価率89.0%という非常に高い顧客満足度を維持しているホテルです。特に「立地・アクセス」「スタッフの対応」が多くのゲストから高く評価されています。</w:t>
+              <w:t xml:space="preserve">京成リッチモンドホテル東京錦糸町は、全体平均9.08点（10点換算）、高評価率89.7%という非常に高い顧客満足度を維持しているホテルです。特に「立地・アクセス」「スタッフの対応」が多くのゲストから高く評価されています。</w:t>
             </w:r>
           </w:p>
           <w:p>

--- a/納品レポート/ホテル別レポート/keisei_kinshicho_口コミ分析改善レポート.docx
+++ b/納品レポート/ホテル別レポート/keisei_kinshicho_口コミ分析改善レポート.docx
@@ -96,7 +96,7 @@
           <w:sz w:val="22"/>
           <w:szCs w:val="22"/>
         </w:rPr>
-        <w:t xml:space="preserve">レビュー総数：126件（4サイト）</w:t>
+        <w:t xml:space="preserve">レビュー総数：127件（4サイト）</w:t>
       </w:r>
     </w:p>
     <w:p>
@@ -131,7 +131,7 @@
           <w:sz w:val="20"/>
           <w:szCs w:val="20"/>
         </w:rPr>
-        <w:t xml:space="preserve">作成日：2026年3月24日</w:t>
+        <w:t xml:space="preserve">作成日：2026年3月25日</w:t>
       </w:r>
     </w:p>
     <w:p>
@@ -189,7 +189,7 @@
           <w:sz w:val="21"/>
           <w:szCs w:val="21"/>
         </w:rPr>
-        <w:t xml:space="preserve">2026年2月〜3月に各OTAサイト・口コミサイトに投稿された126件のレビューを包括的に分析しました。以下が主要な発見事項です。</w:t>
+        <w:t xml:space="preserve">2026年2月〜3月に各OTAサイト・口コミサイトに投稿された127件のレビューを包括的に分析しました。以下が主要な発見事項です。</w:t>
       </w:r>
     </w:p>
     <w:p>
@@ -261,7 +261,7 @@
                 <w:sz w:val="36"/>
                 <w:szCs w:val="36"/>
               </w:rPr>
-              <w:t xml:space="preserve">9.08</w:t>
+              <w:t xml:space="preserve">9.12</w:t>
             </w:r>
           </w:p>
         </w:tc>
@@ -310,7 +310,7 @@
                 <w:sz w:val="36"/>
                 <w:szCs w:val="36"/>
               </w:rPr>
-              <w:t xml:space="preserve">89.7%</w:t>
+              <w:t xml:space="preserve">89.8%</w:t>
             </w:r>
           </w:p>
         </w:tc>
@@ -408,7 +408,7 @@
                 <w:sz w:val="36"/>
                 <w:szCs w:val="36"/>
               </w:rPr>
-              <w:t xml:space="preserve">126件</w:t>
+              <w:t xml:space="preserve">127件</w:t>
             </w:r>
           </w:p>
         </w:tc>
@@ -448,7 +448,7 @@
           <w:sz w:val="21"/>
           <w:szCs w:val="21"/>
         </w:rPr>
-        <w:t xml:space="preserve">全体平均スコア9.08点（10点換算）は非常に高い水準であり、89.7%が高評価（8-10点）に分類されます。低評価（1-4点）は1件（0.8%）で、ゲスト満足度は良好です。Trip.com（9.52点）で特に高い評価を獲得しています。</w:t>
+        <w:t xml:space="preserve">全体平均スコア9.12点（10点換算）は非常に高い水準であり、89.8%が高評価（8-10点）に分類されます。低評価（1-4点）は1件（0.8%）で、ゲスト満足度は良好です。Trip.com（9.48点）で特に高い評価を獲得しています。</w:t>
       </w:r>
     </w:p>
     <w:p>
@@ -567,7 +567,7 @@
                 <w:sz w:val="20"/>
                 <w:szCs w:val="20"/>
               </w:rPr>
-              <w:t xml:space="preserve">エアコン・空調（18件）、浴室・水回り（15件）、部屋の狭さ（4件）、対応・サービスの不満（4件）</w:t>
+              <w:t xml:space="preserve">エアコン・空調（18件）、浴室・水回り（17件）、部屋の狭さ（4件）、対応・サービスの不満（4件）</w:t>
             </w:r>
           </w:p>
           <w:p>
@@ -987,7 +987,7 @@
                 <w:sz w:val="20"/>
                 <w:szCs w:val="20"/>
               </w:rPr>
-              <w:t xml:space="preserve">50</w:t>
+              <w:t xml:space="preserve">52</w:t>
             </w:r>
           </w:p>
         </w:tc>
@@ -1021,7 +1021,7 @@
                 <w:sz w:val="20"/>
                 <w:szCs w:val="20"/>
               </w:rPr>
-              <w:t xml:space="preserve">9.52</w:t>
+              <w:t xml:space="preserve">9.48</w:t>
             </w:r>
           </w:p>
         </w:tc>
@@ -1089,7 +1089,7 @@
                 <w:sz w:val="20"/>
                 <w:szCs w:val="20"/>
               </w:rPr>
-              <w:t xml:space="preserve">9.52</w:t>
+              <w:t xml:space="preserve">9.48</w:t>
             </w:r>
           </w:p>
         </w:tc>
@@ -1229,7 +1229,7 @@
                 <w:sz w:val="20"/>
                 <w:szCs w:val="20"/>
               </w:rPr>
-              <w:t xml:space="preserve">21</w:t>
+              <w:t xml:space="preserve">22</w:t>
             </w:r>
           </w:p>
         </w:tc>
@@ -1264,7 +1264,7 @@
                 <w:sz w:val="20"/>
                 <w:szCs w:val="20"/>
               </w:rPr>
-              <w:t xml:space="preserve">4.57</w:t>
+              <w:t xml:space="preserve">4.59</w:t>
             </w:r>
           </w:p>
         </w:tc>
@@ -1334,7 +1334,7 @@
                 <w:sz w:val="20"/>
                 <w:szCs w:val="20"/>
               </w:rPr>
-              <w:t xml:space="preserve">9.14</w:t>
+              <w:t xml:space="preserve">9.18</w:t>
             </w:r>
           </w:p>
         </w:tc>
@@ -1474,7 +1474,7 @@
                 <w:sz w:val="20"/>
                 <w:szCs w:val="20"/>
               </w:rPr>
-              <w:t xml:space="preserve">52</w:t>
+              <w:t xml:space="preserve">50</w:t>
             </w:r>
           </w:p>
         </w:tc>
@@ -1508,7 +1508,7 @@
                 <w:sz w:val="20"/>
                 <w:szCs w:val="20"/>
               </w:rPr>
-              <w:t xml:space="preserve">8.69</w:t>
+              <w:t xml:space="preserve">8.78</w:t>
             </w:r>
           </w:p>
         </w:tc>
@@ -1576,7 +1576,7 @@
                 <w:sz w:val="20"/>
                 <w:szCs w:val="20"/>
               </w:rPr>
-              <w:t xml:space="preserve">8.69</w:t>
+              <w:t xml:space="preserve">8.78</w:t>
             </w:r>
           </w:p>
         </w:tc>
@@ -1931,7 +1931,7 @@
           <w:sz w:val="21"/>
           <w:szCs w:val="21"/>
         </w:rPr>
-        <w:t xml:space="preserve">評価分布は10点（54.0%）に最も多く、8点以上の高評価が89.7%を占め、高い顧客満足度を示しています。低評価（1-4点）は計1件（0.8%）です。</w:t>
+        <w:t xml:space="preserve">評価分布は10点（55.1%）に最も多く、8点以上の高評価が89.8%を占め、高い顧客満足度を示しています。低評価（1-4点）は計1件（0.8%）です。</w:t>
       </w:r>
     </w:p>
     <w:p>
@@ -2166,7 +2166,7 @@
                 <w:sz w:val="20"/>
                 <w:szCs w:val="20"/>
               </w:rPr>
-              <w:t xml:space="preserve">68</w:t>
+              <w:t xml:space="preserve">70</w:t>
             </w:r>
           </w:p>
         </w:tc>
@@ -2201,7 +2201,7 @@
                 <w:sz w:val="20"/>
                 <w:szCs w:val="20"/>
               </w:rPr>
-              <w:t xml:space="preserve">54.0%</w:t>
+              <w:t xml:space="preserve">55.1%</w:t>
             </w:r>
           </w:p>
         </w:tc>
@@ -2239,7 +2239,7 @@
                 <w:sz w:val="18"/>
                 <w:szCs w:val="18"/>
               </w:rPr>
-              <w:t xml:space="preserve"> 68件</w:t>
+              <w:t xml:space="preserve"> 70件</w:t>
             </w:r>
           </w:p>
         </w:tc>
@@ -2346,7 +2346,7 @@
                 <w:sz w:val="20"/>
                 <w:szCs w:val="20"/>
               </w:rPr>
-              <w:t xml:space="preserve">19.8%</w:t>
+              <w:t xml:space="preserve">19.7%</w:t>
             </w:r>
           </w:p>
         </w:tc>
@@ -2455,7 +2455,7 @@
                 <w:sz w:val="20"/>
                 <w:szCs w:val="20"/>
               </w:rPr>
-              <w:t xml:space="preserve">20</w:t>
+              <w:t xml:space="preserve">19</w:t>
             </w:r>
           </w:p>
         </w:tc>
@@ -2490,7 +2490,7 @@
                 <w:sz w:val="20"/>
                 <w:szCs w:val="20"/>
               </w:rPr>
-              <w:t xml:space="preserve">15.9%</w:t>
+              <w:t xml:space="preserve">15.0%</w:t>
             </w:r>
           </w:p>
         </w:tc>
@@ -2519,7 +2519,7 @@
                 <w:sz w:val="20"/>
                 <w:szCs w:val="20"/>
               </w:rPr>
-              <w:t xml:space="preserve">██████</w:t>
+              <w:t xml:space="preserve">█████</w:t>
             </w:r>
             <w:r>
               <w:rPr>
@@ -2528,7 +2528,7 @@
                 <w:sz w:val="18"/>
                 <w:szCs w:val="18"/>
               </w:rPr>
-              <w:t xml:space="preserve"> 20件</w:t>
+              <w:t xml:space="preserve"> 19件</w:t>
             </w:r>
           </w:p>
         </w:tc>
@@ -2600,7 +2600,7 @@
                 <w:sz w:val="20"/>
                 <w:szCs w:val="20"/>
               </w:rPr>
-              <w:t xml:space="preserve">5</w:t>
+              <w:t xml:space="preserve">6</w:t>
             </w:r>
           </w:p>
         </w:tc>
@@ -2635,7 +2635,7 @@
                 <w:sz w:val="20"/>
                 <w:szCs w:val="20"/>
               </w:rPr>
-              <w:t xml:space="preserve">4.0%</w:t>
+              <w:t xml:space="preserve">4.7%</w:t>
             </w:r>
           </w:p>
         </w:tc>
@@ -2663,7 +2663,7 @@
                 <w:sz w:val="20"/>
                 <w:szCs w:val="20"/>
               </w:rPr>
-              <w:t xml:space="preserve">█</w:t>
+              <w:t xml:space="preserve">██</w:t>
             </w:r>
             <w:r>
               <w:rPr>
@@ -2672,7 +2672,7 @@
                 <w:sz w:val="18"/>
                 <w:szCs w:val="18"/>
               </w:rPr>
-              <w:t xml:space="preserve"> 5件</w:t>
+              <w:t xml:space="preserve"> 6件</w:t>
             </w:r>
           </w:p>
         </w:tc>
@@ -2779,7 +2779,7 @@
                 <w:sz w:val="20"/>
                 <w:szCs w:val="20"/>
               </w:rPr>
-              <w:t xml:space="preserve">4.0%</w:t>
+              <w:t xml:space="preserve">3.9%</w:t>
             </w:r>
           </w:p>
         </w:tc>
@@ -2889,7 +2889,7 @@
                 <w:sz w:val="20"/>
                 <w:szCs w:val="20"/>
               </w:rPr>
-              <w:t xml:space="preserve">2</w:t>
+              <w:t xml:space="preserve">1</w:t>
             </w:r>
           </w:p>
         </w:tc>
@@ -2924,7 +2924,7 @@
                 <w:sz w:val="20"/>
                 <w:szCs w:val="20"/>
               </w:rPr>
-              <w:t xml:space="preserve">1.6%</w:t>
+              <w:t xml:space="preserve">0.8%</w:t>
             </w:r>
           </w:p>
         </w:tc>
@@ -2961,7 +2961,7 @@
                 <w:sz w:val="18"/>
                 <w:szCs w:val="18"/>
               </w:rPr>
-              <w:t xml:space="preserve"> 2件</w:t>
+              <w:t xml:space="preserve"> 1件</w:t>
             </w:r>
           </w:p>
         </w:tc>
@@ -3182,7 +3182,7 @@
                 <w:sz w:val="24"/>
                 <w:szCs w:val="24"/>
               </w:rPr>
-              <w:t xml:space="preserve">113件（89.7%）</w:t>
+              <w:t xml:space="preserve">114件（89.8%）</w:t>
             </w:r>
           </w:p>
         </w:tc>
@@ -3233,7 +3233,7 @@
                 <w:sz w:val="24"/>
                 <w:szCs w:val="24"/>
               </w:rPr>
-              <w:t xml:space="preserve">12件（9.5%）</w:t>
+              <w:t xml:space="preserve">12件（9.4%）</w:t>
             </w:r>
           </w:p>
         </w:tc>
@@ -3558,7 +3558,7 @@
                 <w:sz w:val="20"/>
                 <w:szCs w:val="20"/>
               </w:rPr>
-              <w:t xml:space="preserve">「このエリアは比較的混雑しておらず、近くにはパルコやテルミナなどのショッピングモールがいくつかあるので、食事や基本的...」「駅やショッピングエリアからはまだ少し距離があります」</w:t>
+              <w:t xml:space="preserve">「電車とバスの駅にも非常に近く（徒歩5～7分）、毎日清掃が行われ、部屋にタバコの臭いもありませんでした」「立地は最高で、錦糸町駅から徒歩圏内、JR線と半蔵門線にもアクセスでき、交通の便が非常に良いです」</w:t>
             </w:r>
           </w:p>
         </w:tc>
@@ -3662,7 +3662,7 @@
                 <w:sz w:val="20"/>
                 <w:szCs w:val="20"/>
               </w:rPr>
-              <w:t xml:space="preserve">「ホテルのスタッフは親切で協力的で、部屋も清潔で整頓されていました」「As foreigners, it was very scary to come and try to commu...」</w:t>
+              <w:t xml:space="preserve">「バスルームのアメニティは、階下のフロントデスクでセルフサービスで利用できました」「）フロントのスタッフもとてもフレンドリーで親切でした」</w:t>
             </w:r>
           </w:p>
         </w:tc>
@@ -3769,7 +3769,7 @@
                 <w:sz w:val="20"/>
                 <w:szCs w:val="20"/>
               </w:rPr>
-              <w:t xml:space="preserve">「ホテルのスタッフは親切で協力的で、部屋も清潔で整頓されていました」「房間大 乾淨 有乾濕分離 部屋は広くて清潔で、濡れた場所と乾いた場所が分かれている」</w:t>
+              <w:t xml:space="preserve">「宿泊施設はとても清潔で快適でした」「部屋自体もとても清潔で快適で居心地が良かったです」</w:t>
             </w:r>
           </w:p>
         </w:tc>
@@ -3873,7 +3873,7 @@
                 <w:sz w:val="20"/>
                 <w:szCs w:val="20"/>
               </w:rPr>
-              <w:t xml:space="preserve">「24時間営業のスーパーマーケットも利用可能です」「コンビニエンスストアやショッピングモールも徒歩5分圏内です」</w:t>
+              <w:t xml:space="preserve">「周辺にはレストラン、コンビニ、24時間営業のスーパーマーケットもたくさんあり、日常生活や食事にとても便利です」「24時間営業のスーパーマーケットも利用可能です」</w:t>
             </w:r>
           </w:p>
         </w:tc>
@@ -3980,7 +3980,7 @@
                 <w:sz w:val="20"/>
                 <w:szCs w:val="20"/>
               </w:rPr>
-              <w:t xml:space="preserve">「お風呂場が広くて快適だった」「シングルベッド2台の部屋を予約しましたが、私たちと子供1人にはちょうど良い広さでした」</w:t>
+              <w:t xml:space="preserve">「宿泊施設はとても清潔で快適でした」「部屋自体もとても清潔で快適で居心地が良かったです」</w:t>
             </w:r>
           </w:p>
         </w:tc>
@@ -4124,7 +4124,7 @@
           <w:sz w:val="21"/>
           <w:szCs w:val="21"/>
         </w:rPr>
-        <w:t xml:space="preserve">口コミの多数で「立地・アクセス」に関するポジティブな言及が見られ、京成リッチモンドホテル東京錦糸町の最大の差別化要因となっています。このエリアは比較的混雑しておらず、近くにはパルコやテルミナなどのショッピングモールがいくつかあるので、食事や基本的...といった声が多数寄せられています。</w:t>
+        <w:t xml:space="preserve">口コミの多数で「立地・アクセス」に関するポジティブな言及が見られ、京成リッチモンドホテル東京錦糸町の最大の差別化要因となっています。電車とバスの駅にも非常に近く（徒歩5～7分）、毎日清掃が行われ、部屋にタバコの臭いもありませんでしたといった声が多数寄せられています。</w:t>
       </w:r>
     </w:p>
     <w:p>
@@ -4143,7 +4143,7 @@
           <w:sz w:val="21"/>
           <w:szCs w:val="21"/>
         </w:rPr>
-        <w:t xml:space="preserve">このエリアは比較的混雑しておらず、近くにはパルコやテルミナなどのショッピングモールがいくつかあるので、食事や基本的...</w:t>
+        <w:t xml:space="preserve">電車とバスの駅にも非常に近く（徒歩5～7分）、毎日清掃が行われ、部屋にタバコの臭いもありませんでした</w:t>
       </w:r>
     </w:p>
     <w:p>
@@ -4162,7 +4162,7 @@
           <w:sz w:val="21"/>
           <w:szCs w:val="21"/>
         </w:rPr>
-        <w:t xml:space="preserve">駅やショッピングエリアからはまだ少し距離があります</w:t>
+        <w:t xml:space="preserve">立地は最高で、錦糸町駅から徒歩圏内、JR線と半蔵門線にもアクセスでき、交通の便が非常に良いです</w:t>
       </w:r>
     </w:p>
     <w:p>
@@ -4181,7 +4181,7 @@
           <w:sz w:val="21"/>
           <w:szCs w:val="21"/>
         </w:rPr>
-        <w:t xml:space="preserve">位置方便，酒店距離車站8-10分鐘路程，附近有商場，以及GU、Uniqlo、無印，可以在附近購物，而且不需要走很遠...</w:t>
+        <w:t xml:space="preserve">このエリアは比較的混雑しておらず、近くにはパルコやテルミナなどのショッピングモールがいくつかあるので、食事や基本的...</w:t>
       </w:r>
     </w:p>
     <w:p>
@@ -4218,7 +4218,7 @@
           <w:sz w:val="21"/>
           <w:szCs w:val="21"/>
         </w:rPr>
-        <w:t xml:space="preserve">スタッフの対応に関するポジティブな評価も多く寄せられています。「ホテルのスタッフは親切で協力的で、部屋も清潔で整頓されていました」といったコメントが見られます。</w:t>
+        <w:t xml:space="preserve">スタッフの対応に関するポジティブな評価も多く寄せられています。「バスルームのアメニティは、階下のフロントデスクでセルフサービスで利用できました」といったコメントが見られます。</w:t>
       </w:r>
     </w:p>
     <w:p>
@@ -4662,7 +4662,7 @@
                 <w:sz w:val="20"/>
                 <w:szCs w:val="20"/>
               </w:rPr>
-              <w:t xml:space="preserve">部屋とバスルームが通常よりも広々としているのがとても気に入りました</w:t>
+              <w:t xml:space="preserve">バスルームのアメニティは、階下のフロントデスクでセルフサービスで利用できました</w:t>
             </w:r>
           </w:p>
         </w:tc>
@@ -4696,7 +4696,7 @@
                 <w:sz w:val="20"/>
                 <w:szCs w:val="20"/>
               </w:rPr>
-              <w:t xml:space="preserve">重大・15件</w:t>
+              <w:t xml:space="preserve">重大・17件</w:t>
             </w:r>
           </w:p>
         </w:tc>
@@ -5350,7 +5350,7 @@
           <w:sz w:val="22"/>
           <w:szCs w:val="22"/>
         </w:rPr>
-        <w:t xml:space="preserve">(1) 清掃品質の向上</w:t>
+        <w:t xml:space="preserve">(1) 客室の消臭対策の強化</w:t>
       </w:r>
     </w:p>
     <w:p>
@@ -5369,7 +5369,7 @@
           <w:sz w:val="21"/>
           <w:szCs w:val="21"/>
         </w:rPr>
-        <w:t xml:space="preserve">清掃チェックリストの見直しと強化（ベッド下・隅の重点確認）</w:t>
+        <w:t xml:space="preserve">チェックアウト後の換気・消臭スプレー処理の徹底</w:t>
       </w:r>
     </w:p>
     <w:p>
@@ -5388,7 +5388,7 @@
           <w:sz w:val="21"/>
           <w:szCs w:val="21"/>
         </w:rPr>
-        <w:t xml:space="preserve">清掃後のダブルチェック体制の導入</w:t>
+        <w:t xml:space="preserve">定期的な脱臭剤の設置と交換フローの確立</w:t>
       </w:r>
     </w:p>
     <w:p>
@@ -5407,7 +5407,7 @@
           <w:sz w:val="21"/>
           <w:szCs w:val="21"/>
         </w:rPr>
-        <w:t xml:space="preserve">清掃スタッフへの再研修実施</w:t>
+        <w:t xml:space="preserve">喫煙・臭いに関するクレーム発生時の即座対応マニュアル作成</w:t>
       </w:r>
     </w:p>
     <w:p>
@@ -5428,7 +5428,7 @@
           <w:sz w:val="22"/>
           <w:szCs w:val="22"/>
         </w:rPr>
-        <w:t xml:space="preserve">(2) エアコン・空調の定期点検強化</w:t>
+        <w:t xml:space="preserve">(2) 清掃品質の向上</w:t>
       </w:r>
     </w:p>
     <w:p>
@@ -5447,7 +5447,7 @@
           <w:sz w:val="21"/>
           <w:szCs w:val="21"/>
         </w:rPr>
-        <w:t xml:space="preserve">全室のエアコン設定を季節に応じてデフォルト確認する運用フロー導入</w:t>
+        <w:t xml:space="preserve">清掃チェックリストの見直しと強化（ベッド下・隅の重点確認）</w:t>
       </w:r>
     </w:p>
     <w:p>
@@ -5466,7 +5466,7 @@
           <w:sz w:val="21"/>
           <w:szCs w:val="21"/>
         </w:rPr>
-        <w:t xml:space="preserve">冷暖房の正常動作を定期チェックリストに追加</w:t>
+        <w:t xml:space="preserve">清掃後のダブルチェック体制の導入</w:t>
       </w:r>
     </w:p>
     <w:p>
@@ -5485,7 +5485,7 @@
           <w:sz w:val="21"/>
           <w:szCs w:val="21"/>
         </w:rPr>
-        <w:t xml:space="preserve">異常報告があった客室の優先メンテナンス実施</w:t>
+        <w:t xml:space="preserve">清掃スタッフへの再研修実施</w:t>
       </w:r>
     </w:p>
     <w:p>
@@ -5506,7 +5506,7 @@
           <w:sz w:val="22"/>
           <w:szCs w:val="22"/>
         </w:rPr>
-        <w:t xml:space="preserve">(3) スタッフ対応品質の統一</w:t>
+        <w:t xml:space="preserve">(3) エアコン・空調の定期点検強化</w:t>
       </w:r>
     </w:p>
     <w:p>
@@ -5525,7 +5525,7 @@
           <w:sz w:val="21"/>
           <w:szCs w:val="21"/>
         </w:rPr>
-        <w:t xml:space="preserve">接客マニュアルの見直しと全スタッフへの周知</w:t>
+        <w:t xml:space="preserve">全室のエアコン設定を季節に応じてデフォルト確認する運用フロー導入</w:t>
       </w:r>
     </w:p>
     <w:p>
@@ -5544,7 +5544,7 @@
           <w:sz w:val="21"/>
           <w:szCs w:val="21"/>
         </w:rPr>
-        <w:t xml:space="preserve">ゲストからのクレーム対応フローの明確化</w:t>
+        <w:t xml:space="preserve">冷暖房の正常動作を定期チェックリストに追加</w:t>
       </w:r>
     </w:p>
     <w:p>
@@ -5563,44 +5563,7 @@
           <w:sz w:val="21"/>
           <w:szCs w:val="21"/>
         </w:rPr>
-        <w:t xml:space="preserve">定期的なCS研修の実施</w:t>
-      </w:r>
-    </w:p>
-    <w:p>
-      <w:r>
-        <w:br w:type="page"/>
-      </w:r>
-    </w:p>
-    <w:p>
-      <w:pPr>
-        <w:pStyle w:val="Heading2"/>
-        <w:spacing w:after="160" w:before="280"/>
-      </w:pPr>
-      <w:r>
-        <w:rPr>
-          <w:rFonts w:ascii="Arial" w:cs="Arial" w:eastAsia="Arial" w:hAnsi="Arial"/>
-          <w:b/>
-          <w:bCs/>
-          <w:color w:val="2E75B6"/>
-          <w:sz w:val="26"/>
-          <w:szCs w:val="26"/>
-        </w:rPr>
-        <w:t xml:space="preserve">Phase 2：短期施策（1〜3ヶ月）</w:t>
-      </w:r>
-    </w:p>
-    <w:p>
-      <w:pPr>
-        <w:spacing w:after="120" w:line="320"/>
-        <w:jc w:val="left"/>
-      </w:pPr>
-      <w:r>
-        <w:rPr>
-          <w:rFonts w:ascii="Arial" w:cs="Arial" w:eastAsia="Arial" w:hAnsi="Arial"/>
-          <w:color w:val="333333"/>
-          <w:sz w:val="21"/>
-          <w:szCs w:val="21"/>
-        </w:rPr>
-        <w:t xml:space="preserve">一定の投資を伴うが、比較的早期に実行可能な施策</w:t>
+        <w:t xml:space="preserve">異常報告があった客室の優先メンテナンス実施</w:t>
       </w:r>
     </w:p>
     <w:p>
@@ -5621,7 +5584,7 @@
           <w:sz w:val="22"/>
           <w:szCs w:val="22"/>
         </w:rPr>
-        <w:t xml:space="preserve">(1) 浴室の快適性向上</w:t>
+        <w:t xml:space="preserve">(4) スタッフ対応品質の統一</w:t>
       </w:r>
     </w:p>
     <w:p>
@@ -5640,7 +5603,7 @@
           <w:sz w:val="21"/>
           <w:szCs w:val="21"/>
         </w:rPr>
-        <w:t xml:space="preserve">排水口の清掃・修繕を全室で実施し、排水速度を改善</w:t>
+        <w:t xml:space="preserve">接客マニュアルの見直しと全スタッフへの周知</w:t>
       </w:r>
     </w:p>
     <w:p>
@@ -5659,7 +5622,7 @@
           <w:sz w:val="21"/>
           <w:szCs w:val="21"/>
         </w:rPr>
-        <w:t xml:space="preserve">シャワーヘッドの交換（水圧改善・節水タイプ導入）</w:t>
+        <w:t xml:space="preserve">ゲストからのクレーム対応フローの明確化</w:t>
       </w:r>
     </w:p>
     <w:p>
@@ -5678,7 +5641,44 @@
           <w:sz w:val="21"/>
           <w:szCs w:val="21"/>
         </w:rPr>
-        <w:t xml:space="preserve">浴室換気・暖房設備の点検と改善</w:t>
+        <w:t xml:space="preserve">定期的なCS研修の実施</w:t>
+      </w:r>
+    </w:p>
+    <w:p>
+      <w:r>
+        <w:br w:type="page"/>
+      </w:r>
+    </w:p>
+    <w:p>
+      <w:pPr>
+        <w:pStyle w:val="Heading2"/>
+        <w:spacing w:after="160" w:before="280"/>
+      </w:pPr>
+      <w:r>
+        <w:rPr>
+          <w:rFonts w:ascii="Arial" w:cs="Arial" w:eastAsia="Arial" w:hAnsi="Arial"/>
+          <w:b/>
+          <w:bCs/>
+          <w:color w:val="2E75B6"/>
+          <w:sz w:val="26"/>
+          <w:szCs w:val="26"/>
+        </w:rPr>
+        <w:t xml:space="preserve">Phase 2：短期施策（1〜3ヶ月）</w:t>
+      </w:r>
+    </w:p>
+    <w:p>
+      <w:pPr>
+        <w:spacing w:after="120" w:line="320"/>
+        <w:jc w:val="left"/>
+      </w:pPr>
+      <w:r>
+        <w:rPr>
+          <w:rFonts w:ascii="Arial" w:cs="Arial" w:eastAsia="Arial" w:hAnsi="Arial"/>
+          <w:color w:val="333333"/>
+          <w:sz w:val="21"/>
+          <w:szCs w:val="21"/>
+        </w:rPr>
+        <w:t xml:space="preserve">一定の投資を伴うが、比較的早期に実行可能な施策</w:t>
       </w:r>
     </w:p>
     <w:p>
@@ -5699,7 +5699,7 @@
           <w:sz w:val="22"/>
           <w:szCs w:val="22"/>
         </w:rPr>
-        <w:t xml:space="preserve">(2) 防音対策の強化</w:t>
+        <w:t xml:space="preserve">(1) 浴室の快適性向上</w:t>
       </w:r>
     </w:p>
     <w:p>
@@ -5718,7 +5718,7 @@
           <w:sz w:val="21"/>
           <w:szCs w:val="21"/>
         </w:rPr>
-        <w:t xml:space="preserve">窓際への防音カーテン導入（外部騒音対策）</w:t>
+        <w:t xml:space="preserve">排水口の清掃・修繕を全室で実施し、排水速度を改善</w:t>
       </w:r>
     </w:p>
     <w:p>
@@ -5737,7 +5737,7 @@
           <w:sz w:val="21"/>
           <w:szCs w:val="21"/>
         </w:rPr>
-        <w:t xml:space="preserve">ドア下部への隙間テープ設置（廊下・隣室からの音漏れ軽減）</w:t>
+        <w:t xml:space="preserve">シャワーヘッドの交換（水圧改善・節水タイプ導入）</w:t>
       </w:r>
     </w:p>
     <w:p>
@@ -5756,7 +5756,7 @@
           <w:sz w:val="21"/>
           <w:szCs w:val="21"/>
         </w:rPr>
-        <w:t xml:space="preserve">騒音の少ない客室への優先案内の仕組み化</w:t>
+        <w:t xml:space="preserve">浴室換気・暖房設備の点検と改善</w:t>
       </w:r>
     </w:p>
     <w:p>
@@ -5777,7 +5777,7 @@
           <w:sz w:val="22"/>
           <w:szCs w:val="22"/>
         </w:rPr>
-        <w:t xml:space="preserve">(3) 口コミ返信体制の構築</w:t>
+        <w:t xml:space="preserve">(2) 防音対策の強化</w:t>
       </w:r>
     </w:p>
     <w:p>
@@ -5796,7 +5796,7 @@
           <w:sz w:val="21"/>
           <w:szCs w:val="21"/>
         </w:rPr>
-        <w:t xml:space="preserve">全サイトの口コミに48時間以内の返信を目標に設定</w:t>
+        <w:t xml:space="preserve">窓際への防音カーテン導入（外部騒音対策）</w:t>
       </w:r>
     </w:p>
     <w:p>
@@ -5815,7 +5815,104 @@
           <w:sz w:val="21"/>
           <w:szCs w:val="21"/>
         </w:rPr>
-        <w:t xml:space="preserve">特に低評価レビューへのフォローアップ強化</w:t>
+        <w:t xml:space="preserve">ドア下部への隙間テープ設置（廊下・隣室からの音漏れ軽減）</w:t>
+      </w:r>
+    </w:p>
+    <w:p>
+      <w:pPr>
+        <w:pStyle w:val="ListParagraph"/>
+        <w:numPr>
+          <w:ilvl w:val="0"/>
+          <w:numId w:val="2"/>
+        </w:numPr>
+        <w:spacing w:after="80" w:line="300"/>
+      </w:pPr>
+      <w:r>
+        <w:rPr>
+          <w:rFonts w:ascii="Arial" w:cs="Arial" w:eastAsia="Arial" w:hAnsi="Arial"/>
+          <w:color w:val="333333"/>
+          <w:sz w:val="21"/>
+          <w:szCs w:val="21"/>
+        </w:rPr>
+        <w:t xml:space="preserve">騒音の少ない客室への優先案内の仕組み化</w:t>
+      </w:r>
+    </w:p>
+    <w:p>
+      <w:pPr>
+        <w:spacing w:after="80"/>
+      </w:pPr>
+    </w:p>
+    <w:p>
+      <w:pPr>
+        <w:spacing w:after="120" w:before="200"/>
+      </w:pPr>
+      <w:r>
+        <w:rPr>
+          <w:rFonts w:ascii="Arial" w:cs="Arial" w:eastAsia="Arial" w:hAnsi="Arial"/>
+          <w:b/>
+          <w:bCs/>
+          <w:color w:val="1B3A5C"/>
+          <w:sz w:val="22"/>
+          <w:szCs w:val="22"/>
+        </w:rPr>
+        <w:t xml:space="preserve">(3) 窓・採光環境の改善</w:t>
+      </w:r>
+    </w:p>
+    <w:p>
+      <w:pPr>
+        <w:pStyle w:val="ListParagraph"/>
+        <w:numPr>
+          <w:ilvl w:val="0"/>
+          <w:numId w:val="2"/>
+        </w:numPr>
+        <w:spacing w:after="80" w:line="300"/>
+      </w:pPr>
+      <w:r>
+        <w:rPr>
+          <w:rFonts w:ascii="Arial" w:cs="Arial" w:eastAsia="Arial" w:hAnsi="Arial"/>
+          <w:color w:val="333333"/>
+          <w:sz w:val="21"/>
+          <w:szCs w:val="21"/>
+        </w:rPr>
+        <w:t xml:space="preserve">遮光カーテンとレースカーテンの品質見直し</w:t>
+      </w:r>
+    </w:p>
+    <w:p>
+      <w:pPr>
+        <w:pStyle w:val="ListParagraph"/>
+        <w:numPr>
+          <w:ilvl w:val="0"/>
+          <w:numId w:val="2"/>
+        </w:numPr>
+        <w:spacing w:after="80" w:line="300"/>
+      </w:pPr>
+      <w:r>
+        <w:rPr>
+          <w:rFonts w:ascii="Arial" w:cs="Arial" w:eastAsia="Arial" w:hAnsi="Arial"/>
+          <w:color w:val="333333"/>
+          <w:sz w:val="21"/>
+          <w:szCs w:val="21"/>
+        </w:rPr>
+        <w:t xml:space="preserve">窓の開閉可否に関する事前案内の徹底</w:t>
+      </w:r>
+    </w:p>
+    <w:p>
+      <w:pPr>
+        <w:pStyle w:val="ListParagraph"/>
+        <w:numPr>
+          <w:ilvl w:val="0"/>
+          <w:numId w:val="2"/>
+        </w:numPr>
+        <w:spacing w:after="80" w:line="300"/>
+      </w:pPr>
+      <w:r>
+        <w:rPr>
+          <w:rFonts w:ascii="Arial" w:cs="Arial" w:eastAsia="Arial" w:hAnsi="Arial"/>
+          <w:color w:val="333333"/>
+          <w:sz w:val="21"/>
+          <w:szCs w:val="21"/>
+        </w:rPr>
+        <w:t xml:space="preserve">採光の良い客室の優先割り当てルール整備</w:t>
       </w:r>
     </w:p>
     <w:p>
@@ -6318,7 +6415,7 @@
                 <w:sz w:val="20"/>
                 <w:szCs w:val="20"/>
               </w:rPr>
-              <w:t xml:space="preserve">9.08点</w:t>
+              <w:t xml:space="preserve">9.12点</w:t>
             </w:r>
           </w:p>
         </w:tc>
@@ -6458,7 +6555,7 @@
                 <w:sz w:val="20"/>
                 <w:szCs w:val="20"/>
               </w:rPr>
-              <w:t xml:space="preserve">89.7%</w:t>
+              <w:t xml:space="preserve">89.8%</w:t>
             </w:r>
           </w:p>
         </w:tc>
@@ -7149,7 +7246,7 @@
           <w:sz w:val="22"/>
           <w:szCs w:val="22"/>
         </w:rPr>
-        <w:t xml:space="preserve">[1] Trip.com / 10点 / 2026-03-23</w:t>
+        <w:t xml:space="preserve">[1] Google / 10点 / 2026-03-25</w:t>
       </w:r>
     </w:p>
     <w:p>
@@ -7164,7 +7261,7 @@
           <w:sz w:val="21"/>
           <w:szCs w:val="21"/>
         </w:rPr>
-        <w:t xml:space="preserve">ホテルのスタッフは親切で協力的で、部屋も清潔で整頓されていました。全体的に良いホテルです。</w:t>
+        <w:t xml:space="preserve">宿泊施設はとても清潔で快適でした。バスルームのアメニティは、階下のフロントデスクでセルフサービスで利用できました。部屋には荷物を置くのに十分なスペースがありました。電車とバスの駅にも非常に近く（徒歩5～7分）、毎日清掃が行われ、部屋にタバコの臭いもありませんでした。非常におすすめです！コストパフォーマンスも抜群です。</w:t>
       </w:r>
     </w:p>
     <w:p>
@@ -7185,7 +7282,115 @@
           <w:sz w:val="22"/>
           <w:szCs w:val="22"/>
         </w:rPr>
-        <w:t xml:space="preserve">[2] Booking.com / 9点 / 2026-03-23</w:t>
+        <w:t xml:space="preserve">[2] Trip.com / 10点 / 2026-03-25</w:t>
+      </w:r>
+    </w:p>
+    <w:p>
+      <w:pPr>
+        <w:spacing w:after="120" w:line="320"/>
+        <w:jc w:val="left"/>
+      </w:pPr>
+      <w:r>
+        <w:rPr>
+          <w:rFonts w:ascii="Arial" w:cs="Arial" w:eastAsia="Arial" w:hAnsi="Arial"/>
+          <w:color w:val="333333"/>
+          <w:sz w:val="21"/>
+          <w:szCs w:val="21"/>
+        </w:rPr>
+        <w:t xml:space="preserve">ここは本当に素晴らしいホテルです！❤️ 5日間滞在しました。立地は最高で、錦糸町駅から徒歩圏内、JR線と半蔵門線にもアクセスでき、交通の便が非常に良いです。周辺にはレストラン、コンビニ、24時間営業のスーパーマーケットもたくさんあり、日常生活や食事にとても便利です。部屋自体もとても清潔で快適で居心地が良かったです。東京の宿泊施設としてはかなり広い部屋で、バスタブまでありました。ベッドの横には...</w:t>
+      </w:r>
+    </w:p>
+    <w:p>
+      <w:pPr>
+        <w:spacing w:after="60"/>
+      </w:pPr>
+    </w:p>
+    <w:p>
+      <w:pPr>
+        <w:spacing w:after="120" w:before="200"/>
+      </w:pPr>
+      <w:r>
+        <w:rPr>
+          <w:rFonts w:ascii="Arial" w:cs="Arial" w:eastAsia="Arial" w:hAnsi="Arial"/>
+          <w:b/>
+          <w:bCs/>
+          <w:color w:val="1B3A5C"/>
+          <w:sz w:val="22"/>
+          <w:szCs w:val="22"/>
+        </w:rPr>
+        <w:t xml:space="preserve">[3] Booking.com / 10点 / 2026-03-24</w:t>
+      </w:r>
+    </w:p>
+    <w:p>
+      <w:pPr>
+        <w:spacing w:after="120" w:line="320"/>
+        <w:jc w:val="left"/>
+      </w:pPr>
+      <w:r>
+        <w:rPr>
+          <w:rFonts w:ascii="Arial" w:cs="Arial" w:eastAsia="Arial" w:hAnsi="Arial"/>
+          <w:color w:val="333333"/>
+          <w:sz w:val="21"/>
+          <w:szCs w:val="21"/>
+        </w:rPr>
+        <w:t xml:space="preserve">Номер комфортный , чистый . Большая ванная . Есть достаточно места для двух больших чемоданов. Большой выбор блюд  на завтраках</w:t>
+      </w:r>
+    </w:p>
+    <w:p>
+      <w:pPr>
+        <w:spacing w:after="60"/>
+      </w:pPr>
+    </w:p>
+    <w:p>
+      <w:pPr>
+        <w:spacing w:after="120" w:before="200"/>
+      </w:pPr>
+      <w:r>
+        <w:rPr>
+          <w:rFonts w:ascii="Arial" w:cs="Arial" w:eastAsia="Arial" w:hAnsi="Arial"/>
+          <w:b/>
+          <w:bCs/>
+          <w:color w:val="1B3A5C"/>
+          <w:sz w:val="22"/>
+          <w:szCs w:val="22"/>
+        </w:rPr>
+        <w:t xml:space="preserve">[4] Trip.com / 10点 / 2026-03-23</w:t>
+      </w:r>
+    </w:p>
+    <w:p>
+      <w:pPr>
+        <w:spacing w:after="120" w:line="320"/>
+        <w:jc w:val="left"/>
+      </w:pPr>
+      <w:r>
+        <w:rPr>
+          <w:rFonts w:ascii="Arial" w:cs="Arial" w:eastAsia="Arial" w:hAnsi="Arial"/>
+          <w:color w:val="333333"/>
+          <w:sz w:val="21"/>
+          <w:szCs w:val="21"/>
+        </w:rPr>
+        <w:t xml:space="preserve">ホテルのスタッフは親切で協力的で、部屋も清潔で整頓されていました。全体的に良いホテルです。</w:t>
+      </w:r>
+    </w:p>
+    <w:p>
+      <w:pPr>
+        <w:spacing w:after="60"/>
+      </w:pPr>
+    </w:p>
+    <w:p>
+      <w:pPr>
+        <w:spacing w:after="120" w:before="200"/>
+      </w:pPr>
+      <w:r>
+        <w:rPr>
+          <w:rFonts w:ascii="Arial" w:cs="Arial" w:eastAsia="Arial" w:hAnsi="Arial"/>
+          <w:b/>
+          <w:bCs/>
+          <w:color w:val="1B3A5C"/>
+          <w:sz w:val="22"/>
+          <w:szCs w:val="22"/>
+        </w:rPr>
+        <w:t xml:space="preserve">[5] Booking.com / 9点 / 2026-03-23</w:t>
       </w:r>
     </w:p>
     <w:p>
@@ -7227,140 +7432,6 @@
           <w:szCs w:val="21"/>
         </w:rPr>
         <w:t xml:space="preserve">無し</w:t>
-      </w:r>
-    </w:p>
-    <w:p>
-      <w:pPr>
-        <w:spacing w:after="60"/>
-      </w:pPr>
-    </w:p>
-    <w:p>
-      <w:pPr>
-        <w:spacing w:after="120" w:before="200"/>
-      </w:pPr>
-      <w:r>
-        <w:rPr>
-          <w:rFonts w:ascii="Arial" w:cs="Arial" w:eastAsia="Arial" w:hAnsi="Arial"/>
-          <w:b/>
-          <w:bCs/>
-          <w:color w:val="1B3A5C"/>
-          <w:sz w:val="22"/>
-          <w:szCs w:val="22"/>
-        </w:rPr>
-        <w:t xml:space="preserve">[3] Booking.com / 8点 / 2026-03-23</w:t>
-      </w:r>
-    </w:p>
-    <w:p>
-      <w:pPr>
-        <w:spacing w:after="120" w:line="320"/>
-        <w:jc w:val="left"/>
-      </w:pPr>
-      <w:r>
-        <w:rPr>
-          <w:rFonts w:ascii="Arial" w:cs="Arial" w:eastAsia="Arial" w:hAnsi="Arial"/>
-          <w:color w:val="333333"/>
-          <w:sz w:val="21"/>
-          <w:szCs w:val="21"/>
-        </w:rPr>
-        <w:t xml:space="preserve">お風呂場が広くて快適だった。</w:t>
-      </w:r>
-    </w:p>
-    <w:p>
-      <w:pPr>
-        <w:spacing w:after="120" w:line="320"/>
-        <w:jc w:val="left"/>
-      </w:pPr>
-      <w:r>
-        <w:rPr>
-          <w:rFonts w:ascii="Arial" w:cs="Arial" w:eastAsia="Arial" w:hAnsi="Arial"/>
-          <w:b/>
-          <w:bCs/>
-          <w:color w:val="C0392B"/>
-          <w:sz w:val="21"/>
-          <w:szCs w:val="21"/>
-        </w:rPr>
-        <w:t xml:space="preserve">【改善点】</w:t>
-      </w:r>
-      <w:r>
-        <w:rPr>
-          <w:rFonts w:ascii="Arial" w:cs="Arial" w:eastAsia="Arial" w:hAnsi="Arial"/>
-          <w:color w:val="333333"/>
-          <w:sz w:val="21"/>
-          <w:szCs w:val="21"/>
-        </w:rPr>
-        <w:t xml:space="preserve">特になし</w:t>
-      </w:r>
-    </w:p>
-    <w:p>
-      <w:pPr>
-        <w:spacing w:after="60"/>
-      </w:pPr>
-    </w:p>
-    <w:p>
-      <w:pPr>
-        <w:spacing w:after="120" w:before="200"/>
-      </w:pPr>
-      <w:r>
-        <w:rPr>
-          <w:rFonts w:ascii="Arial" w:cs="Arial" w:eastAsia="Arial" w:hAnsi="Arial"/>
-          <w:b/>
-          <w:bCs/>
-          <w:color w:val="1B3A5C"/>
-          <w:sz w:val="22"/>
-          <w:szCs w:val="22"/>
-        </w:rPr>
-        <w:t xml:space="preserve">[4] Trip.com / 8点 / 2026-03-22</w:t>
-      </w:r>
-    </w:p>
-    <w:p>
-      <w:pPr>
-        <w:spacing w:after="120" w:line="320"/>
-        <w:jc w:val="left"/>
-      </w:pPr>
-      <w:r>
-        <w:rPr>
-          <w:rFonts w:ascii="Arial" w:cs="Arial" w:eastAsia="Arial" w:hAnsi="Arial"/>
-          <w:color w:val="333333"/>
-          <w:sz w:val="21"/>
-          <w:szCs w:val="21"/>
-        </w:rPr>
-        <w:t xml:space="preserve">このエリアは比較的混雑しておらず、近くにはパルコやテルミナなどのショッピングモールがいくつかあるので、食事や基本的なアメニティは簡単に手に入ります。部屋とバスルームが通常よりも広々としているのがとても気に入りました。大きなスーツケースを2つ完全に開いても、まだ動き回るスペースがありました。部屋には加湿器もあり、乾燥した空気を和らげるのにとても役立ちました。シングルベッド2台の部屋を予約しまし...</w:t>
-      </w:r>
-    </w:p>
-    <w:p>
-      <w:pPr>
-        <w:spacing w:after="60"/>
-      </w:pPr>
-    </w:p>
-    <w:p>
-      <w:pPr>
-        <w:spacing w:after="120" w:before="200"/>
-      </w:pPr>
-      <w:r>
-        <w:rPr>
-          <w:rFonts w:ascii="Arial" w:cs="Arial" w:eastAsia="Arial" w:hAnsi="Arial"/>
-          <w:b/>
-          <w:bCs/>
-          <w:color w:val="1B3A5C"/>
-          <w:sz w:val="22"/>
-          <w:szCs w:val="22"/>
-        </w:rPr>
-        <w:t xml:space="preserve">[5] Booking.com / 10点 / 2026-03-22</w:t>
-      </w:r>
-    </w:p>
-    <w:p>
-      <w:pPr>
-        <w:spacing w:after="120" w:line="320"/>
-        <w:jc w:val="left"/>
-      </w:pPr>
-      <w:r>
-        <w:rPr>
-          <w:rFonts w:ascii="Arial" w:cs="Arial" w:eastAsia="Arial" w:hAnsi="Arial"/>
-          <w:color w:val="333333"/>
-          <w:sz w:val="21"/>
-          <w:szCs w:val="21"/>
-        </w:rPr>
-        <w:t xml:space="preserve">The staff here was amazing. Very accommodating and helpful. As foreigners, it was very scary to come and try to communicate but they were very friendly amd answered every question. I highly recomme...</w:t>
       </w:r>
     </w:p>
     <w:p>
@@ -7595,7 +7666,7 @@
                 <w:sz w:val="21"/>
                 <w:szCs w:val="21"/>
               </w:rPr>
-              <w:t xml:space="preserve">京成リッチモンドホテル東京錦糸町は、全体平均9.08点（10点換算）、高評価率89.7%という非常に高い顧客満足度を維持しているホテルです。特に「立地・アクセス」「スタッフの対応」が多くのゲストから高く評価されています。</w:t>
+              <w:t xml:space="preserve">京成リッチモンドホテル東京錦糸町は、全体平均9.12点（10点換算）、高評価率89.8%という非常に高い顧客満足度を維持しているホテルです。特に「立地・アクセス」「スタッフの対応」が多くのゲストから高く評価されています。</w:t>
             </w:r>
           </w:p>
           <w:p>

--- a/納品レポート/ホテル別レポート/keisei_kinshicho_口コミ分析改善レポート.docx
+++ b/納品レポート/ホテル別レポート/keisei_kinshicho_口コミ分析改善レポート.docx
@@ -96,7 +96,7 @@
           <w:sz w:val="22"/>
           <w:szCs w:val="22"/>
         </w:rPr>
-        <w:t xml:space="preserve">レビュー総数：127件（4サイト）</w:t>
+        <w:t xml:space="preserve">レビュー総数：129件（4サイト）</w:t>
       </w:r>
     </w:p>
     <w:p>
@@ -131,7 +131,7 @@
           <w:sz w:val="20"/>
           <w:szCs w:val="20"/>
         </w:rPr>
-        <w:t xml:space="preserve">作成日：2026年3月25日</w:t>
+        <w:t xml:space="preserve">作成日：2026年3月26日</w:t>
       </w:r>
     </w:p>
     <w:p>
@@ -189,7 +189,7 @@
           <w:sz w:val="21"/>
           <w:szCs w:val="21"/>
         </w:rPr>
-        <w:t xml:space="preserve">2026年2月〜3月に各OTAサイト・口コミサイトに投稿された127件のレビューを包括的に分析しました。以下が主要な発見事項です。</w:t>
+        <w:t xml:space="preserve">2026年2月〜3月に各OTAサイト・口コミサイトに投稿された129件のレビューを包括的に分析しました。以下が主要な発見事項です。</w:t>
       </w:r>
     </w:p>
     <w:p>
@@ -261,7 +261,7 @@
                 <w:sz w:val="36"/>
                 <w:szCs w:val="36"/>
               </w:rPr>
-              <w:t xml:space="preserve">9.12</w:t>
+              <w:t xml:space="preserve">9.13</w:t>
             </w:r>
           </w:p>
         </w:tc>
@@ -310,7 +310,7 @@
                 <w:sz w:val="36"/>
                 <w:szCs w:val="36"/>
               </w:rPr>
-              <w:t xml:space="preserve">89.8%</w:t>
+              <w:t xml:space="preserve">89.9%</w:t>
             </w:r>
           </w:p>
         </w:tc>
@@ -408,7 +408,7 @@
                 <w:sz w:val="36"/>
                 <w:szCs w:val="36"/>
               </w:rPr>
-              <w:t xml:space="preserve">127件</w:t>
+              <w:t xml:space="preserve">129件</w:t>
             </w:r>
           </w:p>
         </w:tc>
@@ -448,7 +448,7 @@
           <w:sz w:val="21"/>
           <w:szCs w:val="21"/>
         </w:rPr>
-        <w:t xml:space="preserve">全体平均スコア9.12点（10点換算）は非常に高い水準であり、89.8%が高評価（8-10点）に分類されます。低評価（1-4点）は1件（0.8%）で、ゲスト満足度は良好です。Trip.com（9.48点）で特に高い評価を獲得しています。</w:t>
+        <w:t xml:space="preserve">全体平均スコア9.13点（10点換算）は非常に高い水準であり、89.9%が高評価（8-10点）に分類されます。低評価（1-4点）は1件（0.8%）で、ゲスト満足度は良好です。Trip.com（9.48点）で特に高い評価を獲得しています。</w:t>
       </w:r>
     </w:p>
     <w:p>
@@ -567,7 +567,7 @@
                 <w:sz w:val="20"/>
                 <w:szCs w:val="20"/>
               </w:rPr>
-              <w:t xml:space="preserve">エアコン・空調（18件）、浴室・水回り（17件）、部屋の狭さ（4件）、対応・サービスの不満（4件）</w:t>
+              <w:t xml:space="preserve">エアコン・空調（19件）、浴室・水回り（18件）、部屋の狭さ（4件）、対応・サービスの不満（4件）</w:t>
             </w:r>
           </w:p>
           <w:p>
@@ -1229,7 +1229,7 @@
                 <w:sz w:val="20"/>
                 <w:szCs w:val="20"/>
               </w:rPr>
-              <w:t xml:space="preserve">22</w:t>
+              <w:t xml:space="preserve">23</w:t>
             </w:r>
           </w:p>
         </w:tc>
@@ -1264,7 +1264,7 @@
                 <w:sz w:val="20"/>
                 <w:szCs w:val="20"/>
               </w:rPr>
-              <w:t xml:space="preserve">4.59</w:t>
+              <w:t xml:space="preserve">4.61</w:t>
             </w:r>
           </w:p>
         </w:tc>
@@ -1334,7 +1334,7 @@
                 <w:sz w:val="20"/>
                 <w:szCs w:val="20"/>
               </w:rPr>
-              <w:t xml:space="preserve">9.18</w:t>
+              <w:t xml:space="preserve">9.22</w:t>
             </w:r>
           </w:p>
         </w:tc>
@@ -1474,7 +1474,7 @@
                 <w:sz w:val="20"/>
                 <w:szCs w:val="20"/>
               </w:rPr>
-              <w:t xml:space="preserve">50</w:t>
+              <w:t xml:space="preserve">51</w:t>
             </w:r>
           </w:p>
         </w:tc>
@@ -1508,7 +1508,7 @@
                 <w:sz w:val="20"/>
                 <w:szCs w:val="20"/>
               </w:rPr>
-              <w:t xml:space="preserve">8.78</w:t>
+              <w:t xml:space="preserve">8.8</w:t>
             </w:r>
           </w:p>
         </w:tc>
@@ -1576,7 +1576,7 @@
                 <w:sz w:val="20"/>
                 <w:szCs w:val="20"/>
               </w:rPr>
-              <w:t xml:space="preserve">8.78</w:t>
+              <w:t xml:space="preserve">8.8</w:t>
             </w:r>
           </w:p>
         </w:tc>
@@ -1931,7 +1931,7 @@
           <w:sz w:val="21"/>
           <w:szCs w:val="21"/>
         </w:rPr>
-        <w:t xml:space="preserve">評価分布は10点（55.1%）に最も多く、8点以上の高評価が89.8%を占め、高い顧客満足度を示しています。低評価（1-4点）は計1件（0.8%）です。</w:t>
+        <w:t xml:space="preserve">評価分布は10点（55.8%）に最も多く、8点以上の高評価が89.9%を占め、高い顧客満足度を示しています。低評価（1-4点）は計1件（0.8%）です。</w:t>
       </w:r>
     </w:p>
     <w:p>
@@ -2166,7 +2166,7 @@
                 <w:sz w:val="20"/>
                 <w:szCs w:val="20"/>
               </w:rPr>
-              <w:t xml:space="preserve">70</w:t>
+              <w:t xml:space="preserve">72</w:t>
             </w:r>
           </w:p>
         </w:tc>
@@ -2201,7 +2201,7 @@
                 <w:sz w:val="20"/>
                 <w:szCs w:val="20"/>
               </w:rPr>
-              <w:t xml:space="preserve">55.1%</w:t>
+              <w:t xml:space="preserve">55.8%</w:t>
             </w:r>
           </w:p>
         </w:tc>
@@ -2239,7 +2239,7 @@
                 <w:sz w:val="18"/>
                 <w:szCs w:val="18"/>
               </w:rPr>
-              <w:t xml:space="preserve"> 70件</w:t>
+              <w:t xml:space="preserve"> 72件</w:t>
             </w:r>
           </w:p>
         </w:tc>
@@ -2346,7 +2346,7 @@
                 <w:sz w:val="20"/>
                 <w:szCs w:val="20"/>
               </w:rPr>
-              <w:t xml:space="preserve">19.7%</w:t>
+              <w:t xml:space="preserve">19.4%</w:t>
             </w:r>
           </w:p>
         </w:tc>
@@ -2490,7 +2490,7 @@
                 <w:sz w:val="20"/>
                 <w:szCs w:val="20"/>
               </w:rPr>
-              <w:t xml:space="preserve">15.0%</w:t>
+              <w:t xml:space="preserve">14.7%</w:t>
             </w:r>
           </w:p>
         </w:tc>
@@ -3182,7 +3182,7 @@
                 <w:sz w:val="24"/>
                 <w:szCs w:val="24"/>
               </w:rPr>
-              <w:t xml:space="preserve">114件（89.8%）</w:t>
+              <w:t xml:space="preserve">116件（89.9%）</w:t>
             </w:r>
           </w:p>
         </w:tc>
@@ -3233,7 +3233,7 @@
                 <w:sz w:val="24"/>
                 <w:szCs w:val="24"/>
               </w:rPr>
-              <w:t xml:space="preserve">12件（9.4%）</w:t>
+              <w:t xml:space="preserve">12件（9.3%）</w:t>
             </w:r>
           </w:p>
         </w:tc>
@@ -3805,7 +3805,7 @@
                 <w:sz w:val="20"/>
                 <w:szCs w:val="20"/>
               </w:rPr>
-              <w:t xml:space="preserve">コンビニ・周辺施設</w:t>
+              <w:t xml:space="preserve">快適さ・設備</w:t>
             </w:r>
           </w:p>
         </w:tc>
@@ -3873,7 +3873,7 @@
                 <w:sz w:val="20"/>
                 <w:szCs w:val="20"/>
               </w:rPr>
-              <w:t xml:space="preserve">「周辺にはレストラン、コンビニ、24時間営業のスーパーマーケットもたくさんあり、日常生活や食事にとても便利です」「24時間営業のスーパーマーケットも利用可能です」</w:t>
+              <w:t xml:space="preserve">「宿泊施設はとても清潔で快適でした」「部屋自体もとても清潔で快適で居心地が良かったです」</w:t>
             </w:r>
           </w:p>
         </w:tc>
@@ -3910,7 +3910,7 @@
                 <w:sz w:val="20"/>
                 <w:szCs w:val="20"/>
               </w:rPr>
-              <w:t xml:space="preserve">快適さ・設備</w:t>
+              <w:t xml:space="preserve">コンビニ・周辺施設</w:t>
             </w:r>
           </w:p>
         </w:tc>
@@ -3980,7 +3980,7 @@
                 <w:sz w:val="20"/>
                 <w:szCs w:val="20"/>
               </w:rPr>
-              <w:t xml:space="preserve">「宿泊施設はとても清潔で快適でした」「部屋自体もとても清潔で快適で居心地が良かったです」</w:t>
+              <w:t xml:space="preserve">「周辺にはレストラン、コンビニ、24時間営業のスーパーマーケットもたくさんあり、日常生活や食事にとても便利です」「24時間営業のスーパーマーケットも利用可能です」</w:t>
             </w:r>
           </w:p>
         </w:tc>
@@ -4016,7 +4016,7 @@
                 <w:sz w:val="20"/>
                 <w:szCs w:val="20"/>
               </w:rPr>
-              <w:t xml:space="preserve">朝食</w:t>
+              <w:t xml:space="preserve">部屋の広さ</w:t>
             </w:r>
           </w:p>
         </w:tc>
@@ -4084,7 +4084,7 @@
                 <w:sz w:val="20"/>
                 <w:szCs w:val="20"/>
               </w:rPr>
-              <w:t xml:space="preserve">「朝食の種類は限られています」「また、3月9日の朝食開始時間は午前6時30分とかなり遅かったです」</w:t>
+              <w:t xml:space="preserve">「部屋には荷物を置くのに十分なスペースがありました」「東京の宿泊施設としてはかなり広い部屋で、バスタブまでありました」</w:t>
             </w:r>
           </w:p>
         </w:tc>
@@ -4523,7 +4523,7 @@
                 <w:sz w:val="20"/>
                 <w:szCs w:val="20"/>
               </w:rPr>
-              <w:t xml:space="preserve">This area is less crowded, with a couple of malls nearby ...</w:t>
+              <w:t xml:space="preserve">La proximité avec la gare, Le petit déjeuner, L'accueil e...</w:t>
             </w:r>
           </w:p>
         </w:tc>
@@ -4557,7 +4557,7 @@
                 <w:sz w:val="20"/>
                 <w:szCs w:val="20"/>
               </w:rPr>
-              <w:t xml:space="preserve">重大・18件</w:t>
+              <w:t xml:space="preserve">重大・19件</w:t>
             </w:r>
           </w:p>
         </w:tc>
@@ -4696,7 +4696,7 @@
                 <w:sz w:val="20"/>
                 <w:szCs w:val="20"/>
               </w:rPr>
-              <w:t xml:space="preserve">重大・17件</w:t>
+              <w:t xml:space="preserve">重大・18件</w:t>
             </w:r>
           </w:p>
         </w:tc>
@@ -5045,7 +5045,7 @@
                 <w:sz w:val="20"/>
                 <w:szCs w:val="20"/>
               </w:rPr>
-              <w:t xml:space="preserve">設備の老朽化</w:t>
+              <w:t xml:space="preserve">臭い・匂い</w:t>
             </w:r>
           </w:p>
         </w:tc>
@@ -5079,7 +5079,7 @@
                 <w:sz w:val="20"/>
                 <w:szCs w:val="20"/>
               </w:rPr>
-              <w:t xml:space="preserve">ホテル自体は少し古い感じがしますが、手入れが行き届いています（仙台で泊まった同じ系列のホテルと似ています</w:t>
+              <w:t xml:space="preserve">電車とバスの駅にも非常に近く（徒歩5～7分）、毎日清掃が行われ、部屋にタバコの臭いもありませんでした</w:t>
             </w:r>
           </w:p>
         </w:tc>
@@ -5113,7 +5113,7 @@
                 <w:sz w:val="20"/>
                 <w:szCs w:val="20"/>
               </w:rPr>
-              <w:t xml:space="preserve">軽度・2件</w:t>
+              <w:t xml:space="preserve">中度・3件</w:t>
             </w:r>
           </w:p>
         </w:tc>
@@ -5184,7 +5184,7 @@
                 <w:sz w:val="20"/>
                 <w:szCs w:val="20"/>
               </w:rPr>
-              <w:t xml:space="preserve">防音性能</w:t>
+              <w:t xml:space="preserve">設備の老朽化</w:t>
             </w:r>
           </w:p>
         </w:tc>
@@ -5218,7 +5218,7 @@
                 <w:sz w:val="20"/>
                 <w:szCs w:val="20"/>
               </w:rPr>
-              <w:t xml:space="preserve">共用部分にクラシック音楽などのBGMが雰囲気程度に流していると､もっと良くなるように感じました</w:t>
+              <w:t xml:space="preserve">ホテル自体は少し古い感じがしますが、手入れが行き届いています（仙台で泊まった同じ系列のホテルと似ています</w:t>
             </w:r>
           </w:p>
         </w:tc>
@@ -6415,7 +6415,7 @@
                 <w:sz w:val="20"/>
                 <w:szCs w:val="20"/>
               </w:rPr>
-              <w:t xml:space="preserve">9.12点</w:t>
+              <w:t xml:space="preserve">9.13点</w:t>
             </w:r>
           </w:p>
         </w:tc>
@@ -6555,7 +6555,7 @@
                 <w:sz w:val="20"/>
                 <w:szCs w:val="20"/>
               </w:rPr>
-              <w:t xml:space="preserve">89.8%</w:t>
+              <w:t xml:space="preserve">89.9%</w:t>
             </w:r>
           </w:p>
         </w:tc>
@@ -7115,7 +7115,7 @@
                 <w:sz w:val="20"/>
                 <w:szCs w:val="20"/>
               </w:rPr>
-              <w:t xml:space="preserve">約18件/期間</w:t>
+              <w:t xml:space="preserve">約19件/期間</w:t>
             </w:r>
           </w:p>
         </w:tc>
@@ -7318,7 +7318,7 @@
           <w:sz w:val="22"/>
           <w:szCs w:val="22"/>
         </w:rPr>
-        <w:t xml:space="preserve">[3] Booking.com / 10点 / 2026-03-24</w:t>
+        <w:t xml:space="preserve">[3] Booking.com / 10点 / 2026-03-25</w:t>
       </w:r>
     </w:p>
     <w:p>
@@ -7333,7 +7333,7 @@
           <w:sz w:val="21"/>
           <w:szCs w:val="21"/>
         </w:rPr>
-        <w:t xml:space="preserve">Номер комфортный , чистый . Большая ванная . Есть достаточно места для двух больших чемоданов. Большой выбор блюд  на завтраках</w:t>
+        <w:t xml:space="preserve">La proximité avec la gare, Le petit déjeuner, L'accueil et la gentillesse du personnel</w:t>
       </w:r>
     </w:p>
     <w:p>
@@ -7354,7 +7354,7 @@
           <w:sz w:val="22"/>
           <w:szCs w:val="22"/>
         </w:rPr>
-        <w:t xml:space="preserve">[4] Trip.com / 10点 / 2026-03-23</w:t>
+        <w:t xml:space="preserve">[4] Google / 10点 / 2026-03-25</w:t>
       </w:r>
     </w:p>
     <w:p>
@@ -7369,7 +7369,7 @@
           <w:sz w:val="21"/>
           <w:szCs w:val="21"/>
         </w:rPr>
-        <w:t xml:space="preserve">ホテルのスタッフは親切で協力的で、部屋も清潔で整頓されていました。全体的に良いホテルです。</w:t>
+        <w:t xml:space="preserve">宿泊施設はとても清潔で快適でした。バスルームのアメニティは、階下のフロントデスクでセルフサービスで利用できました。部屋には荷物を置くのに十分なスペースがありました。電車とバスの駅にも非常に近く（徒歩5～7分）、毎日清掃が行われ、部屋にタバコの臭いもありませんでした。非常におすすめです！コストパフォーマンスも抜群です。</w:t>
       </w:r>
     </w:p>
     <w:p>
@@ -7390,7 +7390,7 @@
           <w:sz w:val="22"/>
           <w:szCs w:val="22"/>
         </w:rPr>
-        <w:t xml:space="preserve">[5] Booking.com / 9点 / 2026-03-23</w:t>
+        <w:t xml:space="preserve">[5] Booking.com / 10点 / 2026-03-24</w:t>
       </w:r>
     </w:p>
     <w:p>
@@ -7405,33 +7405,7 @@
           <w:sz w:val="21"/>
           <w:szCs w:val="21"/>
         </w:rPr>
-        <w:t xml:space="preserve">部屋が広い、風呂が洗い場が別で、使い良い</w:t>
-      </w:r>
-    </w:p>
-    <w:p>
-      <w:pPr>
-        <w:spacing w:after="120" w:line="320"/>
-        <w:jc w:val="left"/>
-      </w:pPr>
-      <w:r>
-        <w:rPr>
-          <w:rFonts w:ascii="Arial" w:cs="Arial" w:eastAsia="Arial" w:hAnsi="Arial"/>
-          <w:b/>
-          <w:bCs/>
-          <w:color w:val="C0392B"/>
-          <w:sz w:val="21"/>
-          <w:szCs w:val="21"/>
-        </w:rPr>
-        <w:t xml:space="preserve">【改善点】</w:t>
-      </w:r>
-      <w:r>
-        <w:rPr>
-          <w:rFonts w:ascii="Arial" w:cs="Arial" w:eastAsia="Arial" w:hAnsi="Arial"/>
-          <w:color w:val="333333"/>
-          <w:sz w:val="21"/>
-          <w:szCs w:val="21"/>
-        </w:rPr>
-        <w:t xml:space="preserve">無し</w:t>
+        <w:t xml:space="preserve">Номер комфортный , чистый . Большая ванная . Есть достаточно места для двух больших чемоданов. Большой выбор блюд  на завтраках</w:t>
       </w:r>
     </w:p>
     <w:p>
@@ -7666,7 +7640,7 @@
                 <w:sz w:val="21"/>
                 <w:szCs w:val="21"/>
               </w:rPr>
-              <w:t xml:space="preserve">京成リッチモンドホテル東京錦糸町は、全体平均9.12点（10点換算）、高評価率89.8%という非常に高い顧客満足度を維持しているホテルです。特に「立地・アクセス」「スタッフの対応」が多くのゲストから高く評価されています。</w:t>
+              <w:t xml:space="preserve">京成リッチモンドホテル東京錦糸町は、全体平均9.13点（10点換算）、高評価率89.9%という非常に高い顧客満足度を維持しているホテルです。特に「立地・アクセス」「スタッフの対応」が多くのゲストから高く評価されています。</w:t>
             </w:r>
           </w:p>
           <w:p>

--- a/納品レポート/ホテル別レポート/keisei_kinshicho_口コミ分析改善レポート.docx
+++ b/納品レポート/ホテル別レポート/keisei_kinshicho_口コミ分析改善レポート.docx
@@ -96,7 +96,7 @@
           <w:sz w:val="22"/>
           <w:szCs w:val="22"/>
         </w:rPr>
-        <w:t xml:space="preserve">レビュー総数：129件（4サイト）</w:t>
+        <w:t xml:space="preserve">レビュー総数：131件（4サイト）</w:t>
       </w:r>
     </w:p>
     <w:p>
@@ -131,7 +131,7 @@
           <w:sz w:val="20"/>
           <w:szCs w:val="20"/>
         </w:rPr>
-        <w:t xml:space="preserve">作成日：2026年3月26日</w:t>
+        <w:t xml:space="preserve">作成日：2026年3月27日</w:t>
       </w:r>
     </w:p>
     <w:p>
@@ -189,7 +189,7 @@
           <w:sz w:val="21"/>
           <w:szCs w:val="21"/>
         </w:rPr>
-        <w:t xml:space="preserve">2026年2月〜3月に各OTAサイト・口コミサイトに投稿された129件のレビューを包括的に分析しました。以下が主要な発見事項です。</w:t>
+        <w:t xml:space="preserve">2026年2月〜3月に各OTAサイト・口コミサイトに投稿された131件のレビューを包括的に分析しました。以下が主要な発見事項です。</w:t>
       </w:r>
     </w:p>
     <w:p>
@@ -261,7 +261,7 @@
                 <w:sz w:val="36"/>
                 <w:szCs w:val="36"/>
               </w:rPr>
-              <w:t xml:space="preserve">9.13</w:t>
+              <w:t xml:space="preserve">9.15</w:t>
             </w:r>
           </w:p>
         </w:tc>
@@ -310,7 +310,7 @@
                 <w:sz w:val="36"/>
                 <w:szCs w:val="36"/>
               </w:rPr>
-              <w:t xml:space="preserve">89.9%</w:t>
+              <w:t xml:space="preserve">90.1%</w:t>
             </w:r>
           </w:p>
         </w:tc>
@@ -408,7 +408,7 @@
                 <w:sz w:val="36"/>
                 <w:szCs w:val="36"/>
               </w:rPr>
-              <w:t xml:space="preserve">129件</w:t>
+              <w:t xml:space="preserve">131件</w:t>
             </w:r>
           </w:p>
         </w:tc>
@@ -448,7 +448,7 @@
           <w:sz w:val="21"/>
           <w:szCs w:val="21"/>
         </w:rPr>
-        <w:t xml:space="preserve">全体平均スコア9.13点（10点換算）は非常に高い水準であり、89.9%が高評価（8-10点）に分類されます。低評価（1-4点）は1件（0.8%）で、ゲスト満足度は良好です。Trip.com（9.48点）で特に高い評価を獲得しています。</w:t>
+        <w:t xml:space="preserve">全体平均スコア9.15点（10点換算）は非常に高い水準であり、90.1%が高評価（8-10点）に分類されます。低評価（1-4点）は1件（0.8%）で、ゲスト満足度は良好です。Trip.com（9.50点）で特に高い評価を獲得しています。</w:t>
       </w:r>
     </w:p>
     <w:p>
@@ -567,7 +567,7 @@
                 <w:sz w:val="20"/>
                 <w:szCs w:val="20"/>
               </w:rPr>
-              <w:t xml:space="preserve">エアコン・空調（19件）、浴室・水回り（18件）、部屋の狭さ（4件）、対応・サービスの不満（4件）</w:t>
+              <w:t xml:space="preserve">エアコン・空調（20件）、浴室・水回り（19件）、部屋の狭さ（5件）、臭い・匂い（4件）</w:t>
             </w:r>
           </w:p>
           <w:p>
@@ -987,7 +987,7 @@
                 <w:sz w:val="20"/>
                 <w:szCs w:val="20"/>
               </w:rPr>
-              <w:t xml:space="preserve">52</w:t>
+              <w:t xml:space="preserve">56</w:t>
             </w:r>
           </w:p>
         </w:tc>
@@ -1021,7 +1021,7 @@
                 <w:sz w:val="20"/>
                 <w:szCs w:val="20"/>
               </w:rPr>
-              <w:t xml:space="preserve">9.48</w:t>
+              <w:t xml:space="preserve">9.5</w:t>
             </w:r>
           </w:p>
         </w:tc>
@@ -1089,7 +1089,7 @@
                 <w:sz w:val="20"/>
                 <w:szCs w:val="20"/>
               </w:rPr>
-              <w:t xml:space="preserve">9.48</w:t>
+              <w:t xml:space="preserve">9.5</w:t>
             </w:r>
           </w:p>
         </w:tc>
@@ -1229,7 +1229,7 @@
                 <w:sz w:val="20"/>
                 <w:szCs w:val="20"/>
               </w:rPr>
-              <w:t xml:space="preserve">23</w:t>
+              <w:t xml:space="preserve">22</w:t>
             </w:r>
           </w:p>
         </w:tc>
@@ -1264,7 +1264,7 @@
                 <w:sz w:val="20"/>
                 <w:szCs w:val="20"/>
               </w:rPr>
-              <w:t xml:space="preserve">4.61</w:t>
+              <w:t xml:space="preserve">4.59</w:t>
             </w:r>
           </w:p>
         </w:tc>
@@ -1334,7 +1334,7 @@
                 <w:sz w:val="20"/>
                 <w:szCs w:val="20"/>
               </w:rPr>
-              <w:t xml:space="preserve">9.22</w:t>
+              <w:t xml:space="preserve">9.18</w:t>
             </w:r>
           </w:p>
         </w:tc>
@@ -1474,7 +1474,7 @@
                 <w:sz w:val="20"/>
                 <w:szCs w:val="20"/>
               </w:rPr>
-              <w:t xml:space="preserve">51</w:t>
+              <w:t xml:space="preserve">50</w:t>
             </w:r>
           </w:p>
         </w:tc>
@@ -1931,7 +1931,7 @@
           <w:sz w:val="21"/>
           <w:szCs w:val="21"/>
         </w:rPr>
-        <w:t xml:space="preserve">評価分布は10点（55.8%）に最も多く、8点以上の高評価が89.9%を占め、高い顧客満足度を示しています。低評価（1-4点）は計1件（0.8%）です。</w:t>
+        <w:t xml:space="preserve">評価分布は10点（56.5%）に最も多く、8点以上の高評価が90.1%を占め、高い顧客満足度を示しています。低評価（1-4点）は計1件（0.8%）です。</w:t>
       </w:r>
     </w:p>
     <w:p>
@@ -2166,7 +2166,7 @@
                 <w:sz w:val="20"/>
                 <w:szCs w:val="20"/>
               </w:rPr>
-              <w:t xml:space="preserve">72</w:t>
+              <w:t xml:space="preserve">74</w:t>
             </w:r>
           </w:p>
         </w:tc>
@@ -2201,7 +2201,7 @@
                 <w:sz w:val="20"/>
                 <w:szCs w:val="20"/>
               </w:rPr>
-              <w:t xml:space="preserve">55.8%</w:t>
+              <w:t xml:space="preserve">56.5%</w:t>
             </w:r>
           </w:p>
         </w:tc>
@@ -2239,7 +2239,7 @@
                 <w:sz w:val="18"/>
                 <w:szCs w:val="18"/>
               </w:rPr>
-              <w:t xml:space="preserve"> 72件</w:t>
+              <w:t xml:space="preserve"> 74件</w:t>
             </w:r>
           </w:p>
         </w:tc>
@@ -2346,7 +2346,7 @@
                 <w:sz w:val="20"/>
                 <w:szCs w:val="20"/>
               </w:rPr>
-              <w:t xml:space="preserve">19.4%</w:t>
+              <w:t xml:space="preserve">19.1%</w:t>
             </w:r>
           </w:p>
         </w:tc>
@@ -2490,7 +2490,7 @@
                 <w:sz w:val="20"/>
                 <w:szCs w:val="20"/>
               </w:rPr>
-              <w:t xml:space="preserve">14.7%</w:t>
+              <w:t xml:space="preserve">14.5%</w:t>
             </w:r>
           </w:p>
         </w:tc>
@@ -2635,7 +2635,7 @@
                 <w:sz w:val="20"/>
                 <w:szCs w:val="20"/>
               </w:rPr>
-              <w:t xml:space="preserve">4.7%</w:t>
+              <w:t xml:space="preserve">4.6%</w:t>
             </w:r>
           </w:p>
         </w:tc>
@@ -2779,7 +2779,7 @@
                 <w:sz w:val="20"/>
                 <w:szCs w:val="20"/>
               </w:rPr>
-              <w:t xml:space="preserve">3.9%</w:t>
+              <w:t xml:space="preserve">3.8%</w:t>
             </w:r>
           </w:p>
         </w:tc>
@@ -3182,7 +3182,7 @@
                 <w:sz w:val="24"/>
                 <w:szCs w:val="24"/>
               </w:rPr>
-              <w:t xml:space="preserve">116件（89.9%）</w:t>
+              <w:t xml:space="preserve">118件（90.1%）</w:t>
             </w:r>
           </w:p>
         </w:tc>
@@ -3233,7 +3233,7 @@
                 <w:sz w:val="24"/>
                 <w:szCs w:val="24"/>
               </w:rPr>
-              <w:t xml:space="preserve">12件（9.3%）</w:t>
+              <w:t xml:space="preserve">12件（9.2%）</w:t>
             </w:r>
           </w:p>
         </w:tc>
@@ -3558,7 +3558,7 @@
                 <w:sz w:val="20"/>
                 <w:szCs w:val="20"/>
               </w:rPr>
-              <w:t xml:space="preserve">「電車とバスの駅にも非常に近く（徒歩5～7分）、毎日清掃が行われ、部屋にタバコの臭いもありませんでした」「立地は最高で、錦糸町駅から徒歩圏内、JR線と半蔵門線にもアクセスでき、交通の便が非常に良いです」</w:t>
+              <w:t xml:space="preserve">「JR錦糸町駅から遠くなく、周辺には飲食店やショッピング施設、24時間営業のスーパーマーケットなどがあり賑やかである...」「錦糸町駅から徒歩5分という好立地」</w:t>
             </w:r>
           </w:p>
         </w:tc>
@@ -3662,7 +3662,7 @@
                 <w:sz w:val="20"/>
                 <w:szCs w:val="20"/>
               </w:rPr>
-              <w:t xml:space="preserve">「バスルームのアメニティは、階下のフロントデスクでセルフサービスで利用できました」「）フロントのスタッフもとてもフレンドリーで親切でした」</w:t>
+              <w:t xml:space="preserve">「體驗感超好👍👍👍 サービスは最高でした」「スタッフも親切でした」</w:t>
             </w:r>
           </w:p>
         </w:tc>
@@ -3769,7 +3769,7 @@
                 <w:sz w:val="20"/>
                 <w:szCs w:val="20"/>
               </w:rPr>
-              <w:t xml:space="preserve">「宿泊施設はとても清潔で快適でした」「部屋自体もとても清潔で快適で居心地が良かったです」</w:t>
+              <w:t xml:space="preserve">「部屋は清潔で整頓されていて、雰囲気も素晴らしかったです」「ホテルはとても素敵で、清潔で快適でした」</w:t>
             </w:r>
           </w:p>
         </w:tc>
@@ -3873,7 +3873,7 @@
                 <w:sz w:val="20"/>
                 <w:szCs w:val="20"/>
               </w:rPr>
-              <w:t xml:space="preserve">「宿泊施設はとても清潔で快適でした」「部屋自体もとても清潔で快適で居心地が良かったです」</w:t>
+              <w:t xml:space="preserve">「2人でも窮屈さを感じずに快適に眠れます」「ホテルはとても素敵で、清潔で快適でした」</w:t>
             </w:r>
           </w:p>
         </w:tc>
@@ -3980,7 +3980,7 @@
                 <w:sz w:val="20"/>
                 <w:szCs w:val="20"/>
               </w:rPr>
-              <w:t xml:space="preserve">「周辺にはレストラン、コンビニ、24時間営業のスーパーマーケットもたくさんあり、日常生活や食事にとても便利です」「24時間営業のスーパーマーケットも利用可能です」</w:t>
+              <w:t xml:space="preserve">「JR錦糸町駅から遠くなく、周辺には飲食店やショッピング施設、24時間営業のスーパーマーケットなどがあり賑やかである...」「ショッピングセンター、お店、レストランも近くにあります」</w:t>
             </w:r>
           </w:p>
         </w:tc>
@@ -4084,7 +4084,7 @@
                 <w:sz w:val="20"/>
                 <w:szCs w:val="20"/>
               </w:rPr>
-              <w:t xml:space="preserve">「部屋には荷物を置くのに十分なスペースがありました」「東京の宿泊施設としてはかなり広い部屋で、バスタブまでありました」</w:t>
+              <w:t xml:space="preserve">「ただし、欠点はベッドが標準サイズなので、部屋のスペースが比較的狭いことです」「部屋には荷物を置くのに十分なスペースがありました」</w:t>
             </w:r>
           </w:p>
         </w:tc>
@@ -4124,7 +4124,7 @@
           <w:sz w:val="21"/>
           <w:szCs w:val="21"/>
         </w:rPr>
-        <w:t xml:space="preserve">口コミの多数で「立地・アクセス」に関するポジティブな言及が見られ、京成リッチモンドホテル東京錦糸町の最大の差別化要因となっています。電車とバスの駅にも非常に近く（徒歩5～7分）、毎日清掃が行われ、部屋にタバコの臭いもありませんでしたといった声が多数寄せられています。</w:t>
+        <w:t xml:space="preserve">口コミの多数で「立地・アクセス」に関するポジティブな言及が見られ、京成リッチモンドホテル東京錦糸町の最大の差別化要因となっています。JR錦糸町駅から遠くなく、周辺には飲食店やショッピング施設、24時間営業のスーパーマーケットなどがあり賑やかである...といった声が多数寄せられています。</w:t>
       </w:r>
     </w:p>
     <w:p>
@@ -4143,7 +4143,7 @@
           <w:sz w:val="21"/>
           <w:szCs w:val="21"/>
         </w:rPr>
-        <w:t xml:space="preserve">電車とバスの駅にも非常に近く（徒歩5～7分）、毎日清掃が行われ、部屋にタバコの臭いもありませんでした</w:t>
+        <w:t xml:space="preserve">JR錦糸町駅から遠くなく、周辺には飲食店やショッピング施設、24時間営業のスーパーマーケットなどがあり賑やかである...</w:t>
       </w:r>
     </w:p>
     <w:p>
@@ -4162,7 +4162,7 @@
           <w:sz w:val="21"/>
           <w:szCs w:val="21"/>
         </w:rPr>
-        <w:t xml:space="preserve">立地は最高で、錦糸町駅から徒歩圏内、JR線と半蔵門線にもアクセスでき、交通の便が非常に良いです</w:t>
+        <w:t xml:space="preserve">錦糸町駅から徒歩5分という好立地</w:t>
       </w:r>
     </w:p>
     <w:p>
@@ -4181,7 +4181,7 @@
           <w:sz w:val="21"/>
           <w:szCs w:val="21"/>
         </w:rPr>
-        <w:t xml:space="preserve">このエリアは比較的混雑しておらず、近くにはパルコやテルミナなどのショッピングモールがいくつかあるので、食事や基本的...</w:t>
+        <w:t xml:space="preserve">何より最高だったのは立地です</w:t>
       </w:r>
     </w:p>
     <w:p>
@@ -4218,7 +4218,7 @@
           <w:sz w:val="21"/>
           <w:szCs w:val="21"/>
         </w:rPr>
-        <w:t xml:space="preserve">スタッフの対応に関するポジティブな評価も多く寄せられています。「バスルームのアメニティは、階下のフロントデスクでセルフサービスで利用できました」といったコメントが見られます。</w:t>
+        <w:t xml:space="preserve">スタッフの対応に関するポジティブな評価も多く寄せられています。「體驗感超好👍👍👍 サービスは最高でした」といったコメントが見られます。</w:t>
       </w:r>
     </w:p>
     <w:p>
@@ -4523,7 +4523,7 @@
                 <w:sz w:val="20"/>
                 <w:szCs w:val="20"/>
               </w:rPr>
-              <w:t xml:space="preserve">La proximité avec la gare, Le petit déjeuner, L'accueil e...</w:t>
+              <w:t xml:space="preserve">Highly recommend if you want to be close to the action</w:t>
             </w:r>
           </w:p>
         </w:tc>
@@ -4557,7 +4557,7 @@
                 <w:sz w:val="20"/>
                 <w:szCs w:val="20"/>
               </w:rPr>
-              <w:t xml:space="preserve">重大・19件</w:t>
+              <w:t xml:space="preserve">重大・20件</w:t>
             </w:r>
           </w:p>
         </w:tc>
@@ -4662,7 +4662,7 @@
                 <w:sz w:val="20"/>
                 <w:szCs w:val="20"/>
               </w:rPr>
-              <w:t xml:space="preserve">バスルームのアメニティは、階下のフロントデスクでセルフサービスで利用できました</w:t>
+              <w:t xml:space="preserve">欠点は、禁煙室を予約したのに、トイレ付近でタバコの臭いがしたことです</w:t>
             </w:r>
           </w:p>
         </w:tc>
@@ -4696,7 +4696,7 @@
                 <w:sz w:val="20"/>
                 <w:szCs w:val="20"/>
               </w:rPr>
-              <w:t xml:space="preserve">重大・18件</w:t>
+              <w:t xml:space="preserve">重大・19件</w:t>
             </w:r>
           </w:p>
         </w:tc>
@@ -4801,7 +4801,7 @@
                 <w:sz w:val="20"/>
                 <w:szCs w:val="20"/>
               </w:rPr>
-              <w:t xml:space="preserve">部屋は小さいですが、必要なものはすべて揃っています</w:t>
+              <w:t xml:space="preserve">ただし、欠点はベッドが標準サイズなので、部屋のスペースが比較的狭いことです</w:t>
             </w:r>
           </w:p>
         </w:tc>
@@ -4835,7 +4835,7 @@
                 <w:sz w:val="20"/>
                 <w:szCs w:val="20"/>
               </w:rPr>
-              <w:t xml:space="preserve">中度・4件</w:t>
+              <w:t xml:space="preserve">重大・5件</w:t>
             </w:r>
           </w:p>
         </w:tc>
@@ -4906,7 +4906,7 @@
                 <w:sz w:val="20"/>
                 <w:szCs w:val="20"/>
               </w:rPr>
-              <w:t xml:space="preserve">対応・サービスの不満</w:t>
+              <w:t xml:space="preserve">臭い・匂い</w:t>
             </w:r>
           </w:p>
         </w:tc>
@@ -4940,7 +4940,7 @@
                 <w:sz w:val="20"/>
                 <w:szCs w:val="20"/>
               </w:rPr>
-              <w:t xml:space="preserve">酒店員工服務態度良好，房間乾淨企理</w:t>
+              <w:t xml:space="preserve">欠点は、禁煙室を予約したのに、トイレ付近でタバコの臭いがしたことです</w:t>
             </w:r>
           </w:p>
         </w:tc>
@@ -5045,7 +5045,7 @@
                 <w:sz w:val="20"/>
                 <w:szCs w:val="20"/>
               </w:rPr>
-              <w:t xml:space="preserve">臭い・匂い</w:t>
+              <w:t xml:space="preserve">対応・サービスの不満</w:t>
             </w:r>
           </w:p>
         </w:tc>
@@ -5079,7 +5079,7 @@
                 <w:sz w:val="20"/>
                 <w:szCs w:val="20"/>
               </w:rPr>
-              <w:t xml:space="preserve">電車とバスの駅にも非常に近く（徒歩5～7分）、毎日清掃が行われ、部屋にタバコの臭いもありませんでした</w:t>
+              <w:t xml:space="preserve">酒店員工服務態度良好，房間乾淨企理</w:t>
             </w:r>
           </w:p>
         </w:tc>
@@ -5113,7 +5113,7 @@
                 <w:sz w:val="20"/>
                 <w:szCs w:val="20"/>
               </w:rPr>
-              <w:t xml:space="preserve">中度・3件</w:t>
+              <w:t xml:space="preserve">中度・4件</w:t>
             </w:r>
           </w:p>
         </w:tc>
@@ -6415,7 +6415,7 @@
                 <w:sz w:val="20"/>
                 <w:szCs w:val="20"/>
               </w:rPr>
-              <w:t xml:space="preserve">9.13点</w:t>
+              <w:t xml:space="preserve">9.15点</w:t>
             </w:r>
           </w:p>
         </w:tc>
@@ -6555,7 +6555,7 @@
                 <w:sz w:val="20"/>
                 <w:szCs w:val="20"/>
               </w:rPr>
-              <w:t xml:space="preserve">89.9%</w:t>
+              <w:t xml:space="preserve">90.1%</w:t>
             </w:r>
           </w:p>
         </w:tc>
@@ -6590,7 +6590,7 @@
                 <w:sz w:val="20"/>
                 <w:szCs w:val="20"/>
               </w:rPr>
-              <w:t xml:space="preserve">95%以上</w:t>
+              <w:t xml:space="preserve">92%以上</w:t>
             </w:r>
           </w:p>
         </w:tc>
@@ -7115,7 +7115,7 @@
                 <w:sz w:val="20"/>
                 <w:szCs w:val="20"/>
               </w:rPr>
-              <w:t xml:space="preserve">約19件/期間</w:t>
+              <w:t xml:space="preserve">約20件/期間</w:t>
             </w:r>
           </w:p>
         </w:tc>
@@ -7150,7 +7150,7 @@
                 <w:sz w:val="20"/>
                 <w:szCs w:val="20"/>
               </w:rPr>
-              <w:t xml:space="preserve">9件以下</w:t>
+              <w:t xml:space="preserve">10件以下</w:t>
             </w:r>
           </w:p>
         </w:tc>
@@ -7246,7 +7246,7 @@
           <w:sz w:val="22"/>
           <w:szCs w:val="22"/>
         </w:rPr>
-        <w:t xml:space="preserve">[1] Google / 10点 / 2026-03-25</w:t>
+        <w:t xml:space="preserve">[1] Trip.com / 10点 / 2026-03-27</w:t>
       </w:r>
     </w:p>
     <w:p>
@@ -7261,7 +7261,7 @@
           <w:sz w:val="21"/>
           <w:szCs w:val="21"/>
         </w:rPr>
-        <w:t xml:space="preserve">宿泊施設はとても清潔で快適でした。バスルームのアメニティは、階下のフロントデスクでセルフサービスで利用できました。部屋には荷物を置くのに十分なスペースがありました。電車とバスの駅にも非常に近く（徒歩5～7分）、毎日清掃が行われ、部屋にタバコの臭いもありませんでした。非常におすすめです！コストパフォーマンスも抜群です。</w:t>
+        <w:t xml:space="preserve">サービスは最高でした！部屋に用意されていたワイン、ビール、クッキー、ジュースはすべて無料で、毎日補充されていました！部屋は清潔で整頓されていて、雰囲気も素晴らしかったです！本当に素晴らしい体験でした！👍👍👍</w:t>
       </w:r>
     </w:p>
     <w:p>
@@ -7282,7 +7282,7 @@
           <w:sz w:val="22"/>
           <w:szCs w:val="22"/>
         </w:rPr>
-        <w:t xml:space="preserve">[2] Trip.com / 10点 / 2026-03-25</w:t>
+        <w:t xml:space="preserve">[2] Trip.com / 10点 / 2026-03-26</w:t>
       </w:r>
     </w:p>
     <w:p>
@@ -7297,7 +7297,7 @@
           <w:sz w:val="21"/>
           <w:szCs w:val="21"/>
         </w:rPr>
-        <w:t xml:space="preserve">ここは本当に素晴らしいホテルです！❤️ 5日間滞在しました。立地は最高で、錦糸町駅から徒歩圏内、JR線と半蔵門線にもアクセスでき、交通の便が非常に良いです。周辺にはレストラン、コンビニ、24時間営業のスーパーマーケットもたくさんあり、日常生活や食事にとても便利です。部屋自体もとても清潔で快適で居心地が良かったです。東京の宿泊施設としてはかなり広い部屋で、バスタブまでありました。ベッドの横には...</w:t>
+        <w:t xml:space="preserve">日本に行くときはいつもこのチェーンホテルに泊まるのが好きです。主な理由は、エコノミーダブルルームの一般的な140cm幅のベッドではなく、150cm幅のベッドがあるからです。2人でも窮屈さを感じずに快適に眠れます。ただし、欠点はベッドが標準サイズなので、部屋のスペースが比較的狭いことです。今回は錦糸町支店に泊まりました。利点は、1. 入口でウェルカムドリンクがあったこと、2. JR錦糸町駅から...</w:t>
       </w:r>
     </w:p>
     <w:p>
@@ -7318,7 +7318,7 @@
           <w:sz w:val="22"/>
           <w:szCs w:val="22"/>
         </w:rPr>
-        <w:t xml:space="preserve">[3] Booking.com / 10点 / 2026-03-25</w:t>
+        <w:t xml:space="preserve">[3] Trip.com / 10点 / 2026-03-26</w:t>
       </w:r>
     </w:p>
     <w:p>
@@ -7333,7 +7333,7 @@
           <w:sz w:val="21"/>
           <w:szCs w:val="21"/>
         </w:rPr>
-        <w:t xml:space="preserve">La proximité avec la gare, Le petit déjeuner, L'accueil et la gentillesse du personnel</w:t>
+        <w:t xml:space="preserve">錦糸町駅から徒歩5分という好立地。成田空港から電車で乗り換える必要もありません。ショッピングセンター、お店、レストランも近くにあります。スタッフも親切でした。間違いなくまた利用します。</w:t>
       </w:r>
     </w:p>
     <w:p>
@@ -7354,7 +7354,7 @@
           <w:sz w:val="22"/>
           <w:szCs w:val="22"/>
         </w:rPr>
-        <w:t xml:space="preserve">[4] Google / 10点 / 2026-03-25</w:t>
+        <w:t xml:space="preserve">[4] Trip.com / 10点 / 2026-03-26</w:t>
       </w:r>
     </w:p>
     <w:p>
@@ -7369,7 +7369,7 @@
           <w:sz w:val="21"/>
           <w:szCs w:val="21"/>
         </w:rPr>
-        <w:t xml:space="preserve">宿泊施設はとても清潔で快適でした。バスルームのアメニティは、階下のフロントデスクでセルフサービスで利用できました。部屋には荷物を置くのに十分なスペースがありました。電車とバスの駅にも非常に近く（徒歩5～7分）、毎日清掃が行われ、部屋にタバコの臭いもありませんでした。非常におすすめです！コストパフォーマンスも抜群です。</w:t>
+        <w:t xml:space="preserve">素晴らしい滞在でした！ホテルはとても素敵で、清潔で快適でした。何より最高だったのは立地です。街の中心部に位置しているので、観光がとても楽でした。賑やかな場所に近いホテルをお探しの方には、ぜひおすすめします！</w:t>
       </w:r>
     </w:p>
     <w:p>
@@ -7390,7 +7390,7 @@
           <w:sz w:val="22"/>
           <w:szCs w:val="22"/>
         </w:rPr>
-        <w:t xml:space="preserve">[5] Booking.com / 10点 / 2026-03-24</w:t>
+        <w:t xml:space="preserve">[5] Trip.com / 9点 / 2026-03-26</w:t>
       </w:r>
     </w:p>
     <w:p>
@@ -7405,7 +7405,7 @@
           <w:sz w:val="21"/>
           <w:szCs w:val="21"/>
         </w:rPr>
-        <w:t xml:space="preserve">Номер комфортный , чистый . Большая ванная . Есть достаточно места для двух больших чемоданов. Большой выбор блюд  на завтраках</w:t>
+        <w:t xml:space="preserve">出張の際はこちらに毎回泊まります。 こないだも今回も、時期的にすごく高かったのですが アップグレードして頂き快適な宿泊となりました。</w:t>
       </w:r>
     </w:p>
     <w:p>
@@ -7640,7 +7640,7 @@
                 <w:sz w:val="21"/>
                 <w:szCs w:val="21"/>
               </w:rPr>
-              <w:t xml:space="preserve">京成リッチモンドホテル東京錦糸町は、全体平均9.13点（10点換算）、高評価率89.9%という非常に高い顧客満足度を維持しているホテルです。特に「立地・アクセス」「スタッフの対応」が多くのゲストから高く評価されています。</w:t>
+              <w:t xml:space="preserve">京成リッチモンドホテル東京錦糸町は、全体平均9.15点（10点換算）、高評価率90.1%という非常に高い顧客満足度を維持しているホテルです。特に「立地・アクセス」「スタッフの対応」が多くのゲストから高く評価されています。</w:t>
             </w:r>
           </w:p>
           <w:p>

--- a/納品レポート/ホテル別レポート/keisei_kinshicho_口コミ分析改善レポート.docx
+++ b/納品レポート/ホテル別レポート/keisei_kinshicho_口コミ分析改善レポート.docx
@@ -96,7 +96,7 @@
           <w:sz w:val="22"/>
           <w:szCs w:val="22"/>
         </w:rPr>
-        <w:t xml:space="preserve">レビュー総数：131件（4サイト）</w:t>
+        <w:t xml:space="preserve">レビュー総数：132件（4サイト）</w:t>
       </w:r>
     </w:p>
     <w:p>
@@ -131,7 +131,7 @@
           <w:sz w:val="20"/>
           <w:szCs w:val="20"/>
         </w:rPr>
-        <w:t xml:space="preserve">作成日：2026年3月27日</w:t>
+        <w:t xml:space="preserve">作成日：2026年3月28日</w:t>
       </w:r>
     </w:p>
     <w:p>
@@ -189,7 +189,7 @@
           <w:sz w:val="21"/>
           <w:szCs w:val="21"/>
         </w:rPr>
-        <w:t xml:space="preserve">2026年2月〜3月に各OTAサイト・口コミサイトに投稿された131件のレビューを包括的に分析しました。以下が主要な発見事項です。</w:t>
+        <w:t xml:space="preserve">2026年2月〜3月に各OTAサイト・口コミサイトに投稿された132件のレビューを包括的に分析しました。以下が主要な発見事項です。</w:t>
       </w:r>
     </w:p>
     <w:p>
@@ -261,7 +261,7 @@
                 <w:sz w:val="36"/>
                 <w:szCs w:val="36"/>
               </w:rPr>
-              <w:t xml:space="preserve">9.15</w:t>
+              <w:t xml:space="preserve">9.12</w:t>
             </w:r>
           </w:p>
         </w:tc>
@@ -310,7 +310,7 @@
                 <w:sz w:val="36"/>
                 <w:szCs w:val="36"/>
               </w:rPr>
-              <w:t xml:space="preserve">90.1%</w:t>
+              <w:t xml:space="preserve">89.4%</w:t>
             </w:r>
           </w:p>
         </w:tc>
@@ -359,7 +359,7 @@
                 <w:sz w:val="36"/>
                 <w:szCs w:val="36"/>
               </w:rPr>
-              <w:t xml:space="preserve">0.8%</w:t>
+              <w:t xml:space="preserve">1.5%</w:t>
             </w:r>
           </w:p>
         </w:tc>
@@ -408,7 +408,7 @@
                 <w:sz w:val="36"/>
                 <w:szCs w:val="36"/>
               </w:rPr>
-              <w:t xml:space="preserve">131件</w:t>
+              <w:t xml:space="preserve">132件</w:t>
             </w:r>
           </w:p>
         </w:tc>
@@ -448,7 +448,7 @@
           <w:sz w:val="21"/>
           <w:szCs w:val="21"/>
         </w:rPr>
-        <w:t xml:space="preserve">全体平均スコア9.15点（10点換算）は非常に高い水準であり、90.1%が高評価（8-10点）に分類されます。低評価（1-4点）は1件（0.8%）で、ゲスト満足度は良好です。Trip.com（9.50点）で特に高い評価を獲得しています。</w:t>
+        <w:t xml:space="preserve">全体平均スコア9.12点（10点換算）は非常に高い水準であり、89.4%が高評価（8-10点）に分類されます。低評価（1-4点）は2件（1.5%）で、ゲスト満足度は良好です。Trip.com（9.43点）で特に高い評価を獲得しています。</w:t>
       </w:r>
     </w:p>
     <w:p>
@@ -1021,7 +1021,7 @@
                 <w:sz w:val="20"/>
                 <w:szCs w:val="20"/>
               </w:rPr>
-              <w:t xml:space="preserve">9.5</w:t>
+              <w:t xml:space="preserve">9.43</w:t>
             </w:r>
           </w:p>
         </w:tc>
@@ -1089,7 +1089,7 @@
                 <w:sz w:val="20"/>
                 <w:szCs w:val="20"/>
               </w:rPr>
-              <w:t xml:space="preserve">9.5</w:t>
+              <w:t xml:space="preserve">9.43</w:t>
             </w:r>
           </w:p>
         </w:tc>
@@ -1474,7 +1474,7 @@
                 <w:sz w:val="20"/>
                 <w:szCs w:val="20"/>
               </w:rPr>
-              <w:t xml:space="preserve">50</w:t>
+              <w:t xml:space="preserve">51</w:t>
             </w:r>
           </w:p>
         </w:tc>
@@ -1508,7 +1508,7 @@
                 <w:sz w:val="20"/>
                 <w:szCs w:val="20"/>
               </w:rPr>
-              <w:t xml:space="preserve">8.8</w:t>
+              <w:t xml:space="preserve">8.82</w:t>
             </w:r>
           </w:p>
         </w:tc>
@@ -1576,7 +1576,7 @@
                 <w:sz w:val="20"/>
                 <w:szCs w:val="20"/>
               </w:rPr>
-              <w:t xml:space="preserve">8.8</w:t>
+              <w:t xml:space="preserve">8.82</w:t>
             </w:r>
           </w:p>
         </w:tc>
@@ -1931,7 +1931,7 @@
           <w:sz w:val="21"/>
           <w:szCs w:val="21"/>
         </w:rPr>
-        <w:t xml:space="preserve">評価分布は10点（56.5%）に最も多く、8点以上の高評価が90.1%を占め、高い顧客満足度を示しています。低評価（1-4点）は計1件（0.8%）です。</w:t>
+        <w:t xml:space="preserve">評価分布は10点（56.8%）に最も多く、8点以上の高評価が89.4%を占め、高い顧客満足度を示しています。低評価（1-4点）は計2件（1.5%）です。</w:t>
       </w:r>
     </w:p>
     <w:p>
@@ -2166,7 +2166,7 @@
                 <w:sz w:val="20"/>
                 <w:szCs w:val="20"/>
               </w:rPr>
-              <w:t xml:space="preserve">74</w:t>
+              <w:t xml:space="preserve">75</w:t>
             </w:r>
           </w:p>
         </w:tc>
@@ -2201,7 +2201,7 @@
                 <w:sz w:val="20"/>
                 <w:szCs w:val="20"/>
               </w:rPr>
-              <w:t xml:space="preserve">56.5%</w:t>
+              <w:t xml:space="preserve">56.8%</w:t>
             </w:r>
           </w:p>
         </w:tc>
@@ -2239,7 +2239,7 @@
                 <w:sz w:val="18"/>
                 <w:szCs w:val="18"/>
               </w:rPr>
-              <w:t xml:space="preserve"> 74件</w:t>
+              <w:t xml:space="preserve"> 75件</w:t>
             </w:r>
           </w:p>
         </w:tc>
@@ -2346,7 +2346,7 @@
                 <w:sz w:val="20"/>
                 <w:szCs w:val="20"/>
               </w:rPr>
-              <w:t xml:space="preserve">19.1%</w:t>
+              <w:t xml:space="preserve">18.9%</w:t>
             </w:r>
           </w:p>
         </w:tc>
@@ -2455,7 +2455,7 @@
                 <w:sz w:val="20"/>
                 <w:szCs w:val="20"/>
               </w:rPr>
-              <w:t xml:space="preserve">19</w:t>
+              <w:t xml:space="preserve">18</w:t>
             </w:r>
           </w:p>
         </w:tc>
@@ -2490,7 +2490,7 @@
                 <w:sz w:val="20"/>
                 <w:szCs w:val="20"/>
               </w:rPr>
-              <w:t xml:space="preserve">14.5%</w:t>
+              <w:t xml:space="preserve">13.6%</w:t>
             </w:r>
           </w:p>
         </w:tc>
@@ -2528,7 +2528,7 @@
                 <w:sz w:val="18"/>
                 <w:szCs w:val="18"/>
               </w:rPr>
-              <w:t xml:space="preserve"> 19件</w:t>
+              <w:t xml:space="preserve"> 18件</w:t>
             </w:r>
           </w:p>
         </w:tc>
@@ -2635,7 +2635,7 @@
                 <w:sz w:val="20"/>
                 <w:szCs w:val="20"/>
               </w:rPr>
-              <w:t xml:space="preserve">4.6%</w:t>
+              <w:t xml:space="preserve">4.5%</w:t>
             </w:r>
           </w:p>
         </w:tc>
@@ -3033,7 +3033,7 @@
                 <w:sz w:val="20"/>
                 <w:szCs w:val="20"/>
               </w:rPr>
-              <w:t xml:space="preserve">1</w:t>
+              <w:t xml:space="preserve">2</w:t>
             </w:r>
           </w:p>
         </w:tc>
@@ -3068,7 +3068,7 @@
                 <w:sz w:val="20"/>
                 <w:szCs w:val="20"/>
               </w:rPr>
-              <w:t xml:space="preserve">0.8%</w:t>
+              <w:t xml:space="preserve">1.5%</w:t>
             </w:r>
           </w:p>
         </w:tc>
@@ -3106,7 +3106,7 @@
                 <w:sz w:val="18"/>
                 <w:szCs w:val="18"/>
               </w:rPr>
-              <w:t xml:space="preserve"> 1件</w:t>
+              <w:t xml:space="preserve"> 2件</w:t>
             </w:r>
           </w:p>
         </w:tc>
@@ -3182,7 +3182,7 @@
                 <w:sz w:val="24"/>
                 <w:szCs w:val="24"/>
               </w:rPr>
-              <w:t xml:space="preserve">118件（90.1%）</w:t>
+              <w:t xml:space="preserve">118件（89.4%）</w:t>
             </w:r>
           </w:p>
         </w:tc>
@@ -3233,7 +3233,7 @@
                 <w:sz w:val="24"/>
                 <w:szCs w:val="24"/>
               </w:rPr>
-              <w:t xml:space="preserve">12件（9.2%）</w:t>
+              <w:t xml:space="preserve">12件（9.1%）</w:t>
             </w:r>
           </w:p>
         </w:tc>
@@ -3284,7 +3284,7 @@
                 <w:sz w:val="24"/>
                 <w:szCs w:val="24"/>
               </w:rPr>
-              <w:t xml:space="preserve">1件（0.8%）</w:t>
+              <w:t xml:space="preserve">2件（1.5%）</w:t>
             </w:r>
           </w:p>
         </w:tc>
@@ -3558,7 +3558,7 @@
                 <w:sz w:val="20"/>
                 <w:szCs w:val="20"/>
               </w:rPr>
-              <w:t xml:space="preserve">「JR錦糸町駅から遠くなく、周辺には飲食店やショッピング施設、24時間営業のスーパーマーケットなどがあり賑やかである...」「錦糸町駅から徒歩5分という好立地」</w:t>
+              <w:t xml:space="preserve">「Very good and interesting location and the great view of ...」「JR錦糸町駅から遠くなく、周辺には飲食店やショッピング施設、24時間営業のスーパーマーケットなどがあり賑やかである...」</w:t>
             </w:r>
           </w:p>
         </w:tc>
@@ -3980,7 +3980,7 @@
                 <w:sz w:val="20"/>
                 <w:szCs w:val="20"/>
               </w:rPr>
-              <w:t xml:space="preserve">「JR錦糸町駅から遠くなく、周辺には飲食店やショッピング施設、24時間営業のスーパーマーケットなどがあり賑やかである...」「ショッピングセンター、お店、レストランも近くにあります」</w:t>
+              <w:t xml:space="preserve">「JR錦糸町駅から遠くなく、周辺には飲食店やショッピング施設、24時間営業のスーパーマーケットなどがあり賑やかである...」「ショッピングセンター、ショップ、レストランも近くにあります」</w:t>
             </w:r>
           </w:p>
         </w:tc>
@@ -4124,7 +4124,7 @@
           <w:sz w:val="21"/>
           <w:szCs w:val="21"/>
         </w:rPr>
-        <w:t xml:space="preserve">口コミの多数で「立地・アクセス」に関するポジティブな言及が見られ、京成リッチモンドホテル東京錦糸町の最大の差別化要因となっています。JR錦糸町駅から遠くなく、周辺には飲食店やショッピング施設、24時間営業のスーパーマーケットなどがあり賑やかである...といった声が多数寄せられています。</w:t>
+        <w:t xml:space="preserve">口コミの多数で「立地・アクセス」に関するポジティブな言及が見られ、京成リッチモンドホテル東京錦糸町の最大の差別化要因となっています。Very good and interesting location and the great view of ...といった声が多数寄せられています。</w:t>
       </w:r>
     </w:p>
     <w:p>
@@ -4143,7 +4143,7 @@
           <w:sz w:val="21"/>
           <w:szCs w:val="21"/>
         </w:rPr>
-        <w:t xml:space="preserve">JR錦糸町駅から遠くなく、周辺には飲食店やショッピング施設、24時間営業のスーパーマーケットなどがあり賑やかである...</w:t>
+        <w:t xml:space="preserve">Very good and interesting location and the great view of ...</w:t>
       </w:r>
     </w:p>
     <w:p>
@@ -4162,7 +4162,7 @@
           <w:sz w:val="21"/>
           <w:szCs w:val="21"/>
         </w:rPr>
-        <w:t xml:space="preserve">錦糸町駅から徒歩5分という好立地</w:t>
+        <w:t xml:space="preserve">JR錦糸町駅から遠くなく、周辺には飲食店やショッピング施設、24時間営業のスーパーマーケットなどがあり賑やかである...</w:t>
       </w:r>
     </w:p>
     <w:p>
@@ -4181,7 +4181,7 @@
           <w:sz w:val="21"/>
           <w:szCs w:val="21"/>
         </w:rPr>
-        <w:t xml:space="preserve">何より最高だったのは立地です</w:t>
+        <w:t xml:space="preserve">錦糸町駅から徒歩5分という好立地</w:t>
       </w:r>
     </w:p>
     <w:p>
@@ -5045,7 +5045,7 @@
                 <w:sz w:val="20"/>
                 <w:szCs w:val="20"/>
               </w:rPr>
-              <w:t xml:space="preserve">対応・サービスの不満</w:t>
+              <w:t xml:space="preserve">防音性能</w:t>
             </w:r>
           </w:p>
         </w:tc>
@@ -5079,7 +5079,7 @@
                 <w:sz w:val="20"/>
                 <w:szCs w:val="20"/>
               </w:rPr>
-              <w:t xml:space="preserve">酒店員工服務態度良好，房間乾淨企理</w:t>
+              <w:t xml:space="preserve">有啲污糟，隔音好差 少し汚れていて、防音性も低い</w:t>
             </w:r>
           </w:p>
         </w:tc>
@@ -5113,7 +5113,7 @@
                 <w:sz w:val="20"/>
                 <w:szCs w:val="20"/>
               </w:rPr>
-              <w:t xml:space="preserve">中度・4件</w:t>
+              <w:t xml:space="preserve">中度・3件</w:t>
             </w:r>
           </w:p>
         </w:tc>
@@ -5184,7 +5184,7 @@
                 <w:sz w:val="20"/>
                 <w:szCs w:val="20"/>
               </w:rPr>
-              <w:t xml:space="preserve">設備の老朽化</w:t>
+              <w:t xml:space="preserve">対応・サービスの不満</w:t>
             </w:r>
           </w:p>
         </w:tc>
@@ -5218,7 +5218,7 @@
                 <w:sz w:val="20"/>
                 <w:szCs w:val="20"/>
               </w:rPr>
-              <w:t xml:space="preserve">ホテル自体は少し古い感じがしますが、手入れが行き届いています（仙台で泊まった同じ系列のホテルと似ています</w:t>
+              <w:t xml:space="preserve">酒店員工服務態度良好，房間乾淨企理</w:t>
             </w:r>
           </w:p>
         </w:tc>
@@ -5252,7 +5252,7 @@
                 <w:sz w:val="20"/>
                 <w:szCs w:val="20"/>
               </w:rPr>
-              <w:t xml:space="preserve">軽度・2件</w:t>
+              <w:t xml:space="preserve">中度・3件</w:t>
             </w:r>
           </w:p>
         </w:tc>
@@ -6415,7 +6415,7 @@
                 <w:sz w:val="20"/>
                 <w:szCs w:val="20"/>
               </w:rPr>
-              <w:t xml:space="preserve">9.15点</w:t>
+              <w:t xml:space="preserve">9.12点</w:t>
             </w:r>
           </w:p>
         </w:tc>
@@ -6555,7 +6555,7 @@
                 <w:sz w:val="20"/>
                 <w:szCs w:val="20"/>
               </w:rPr>
-              <w:t xml:space="preserve">90.1%</w:t>
+              <w:t xml:space="preserve">89.4%</w:t>
             </w:r>
           </w:p>
         </w:tc>
@@ -6590,7 +6590,7 @@
                 <w:sz w:val="20"/>
                 <w:szCs w:val="20"/>
               </w:rPr>
-              <w:t xml:space="preserve">92%以上</w:t>
+              <w:t xml:space="preserve">94%以上</w:t>
             </w:r>
           </w:p>
         </w:tc>
@@ -6695,7 +6695,7 @@
                 <w:sz w:val="20"/>
                 <w:szCs w:val="20"/>
               </w:rPr>
-              <w:t xml:space="preserve">0.8%</w:t>
+              <w:t xml:space="preserve">1.5%</w:t>
             </w:r>
           </w:p>
         </w:tc>
@@ -7282,7 +7282,7 @@
           <w:sz w:val="22"/>
           <w:szCs w:val="22"/>
         </w:rPr>
-        <w:t xml:space="preserve">[2] Trip.com / 10点 / 2026-03-26</w:t>
+        <w:t xml:space="preserve">[2] Trip.com / 10点 / 2026-03-27</w:t>
       </w:r>
     </w:p>
     <w:p>
@@ -7297,7 +7297,7 @@
           <w:sz w:val="21"/>
           <w:szCs w:val="21"/>
         </w:rPr>
-        <w:t xml:space="preserve">日本に行くときはいつもこのチェーンホテルに泊まるのが好きです。主な理由は、エコノミーダブルルームの一般的な140cm幅のベッドではなく、150cm幅のベッドがあるからです。2人でも窮屈さを感じずに快適に眠れます。ただし、欠点はベッドが標準サイズなので、部屋のスペースが比較的狭いことです。今回は錦糸町支店に泊まりました。利点は、1. 入口でウェルカムドリンクがあったこと、2. JR錦糸町駅から...</w:t>
+        <w:t xml:space="preserve">立地が非常に良く、街の眺めも素晴らしい。</w:t>
       </w:r>
     </w:p>
     <w:p>
@@ -7333,7 +7333,7 @@
           <w:sz w:val="21"/>
           <w:szCs w:val="21"/>
         </w:rPr>
-        <w:t xml:space="preserve">錦糸町駅から徒歩5分という好立地。成田空港から電車で乗り換える必要もありません。ショッピングセンター、お店、レストランも近くにあります。スタッフも親切でした。間違いなくまた利用します。</w:t>
+        <w:t xml:space="preserve">日本に行くときはいつもこのチェーンホテルに泊まるのが好きです。主な理由は、エコノミーダブルルームの一般的な140cm幅のベッドではなく、150cm幅のベッドがあるからです。2人でも窮屈さを感じずに快適に眠れます。ただし、欠点はベッドが標準サイズなので、部屋のスペースが比較的狭いことです。今回は錦糸町支店に泊まりました。利点は、1. 入口でウェルカムドリンクがあったこと、2. JR錦糸町駅から...</w:t>
       </w:r>
     </w:p>
     <w:p>
@@ -7369,7 +7369,7 @@
           <w:sz w:val="21"/>
           <w:szCs w:val="21"/>
         </w:rPr>
-        <w:t xml:space="preserve">素晴らしい滞在でした！ホテルはとても素敵で、清潔で快適でした。何より最高だったのは立地です。街の中心部に位置しているので、観光がとても楽でした。賑やかな場所に近いホテルをお探しの方には、ぜひおすすめします！</w:t>
+        <w:t xml:space="preserve">錦糸町駅から徒歩5分という好立地。成田空港から電車で乗り換える必要もありません。ショッピングセンター、ショップ、レストランも近くにあります。スタッフも親切でした。間違いなくまた利用します。</w:t>
       </w:r>
     </w:p>
     <w:p>
@@ -7390,7 +7390,7 @@
           <w:sz w:val="22"/>
           <w:szCs w:val="22"/>
         </w:rPr>
-        <w:t xml:space="preserve">[5] Trip.com / 9点 / 2026-03-26</w:t>
+        <w:t xml:space="preserve">[5] Trip.com / 10点 / 2026-03-26</w:t>
       </w:r>
     </w:p>
     <w:p>
@@ -7405,7 +7405,7 @@
           <w:sz w:val="21"/>
           <w:szCs w:val="21"/>
         </w:rPr>
-        <w:t xml:space="preserve">出張の際はこちらに毎回泊まります。 こないだも今回も、時期的にすごく高かったのですが アップグレードして頂き快適な宿泊となりました。</w:t>
+        <w:t xml:space="preserve">素晴らしい滞在でした！ホテルはとても素敵で、清潔で快適でした。何より最高だったのは立地です。街の中心部に位置しているので、観光がとても楽でした。賑やかな場所に近いホテルをお探しの方には、ぜひおすすめします！</w:t>
       </w:r>
     </w:p>
     <w:p>
@@ -7426,7 +7426,7 @@
           <w:sz w:val="22"/>
           <w:szCs w:val="22"/>
         </w:rPr>
-        <w:t xml:space="preserve">[6] 楽天トラベル / 6点 / 2026-02-25</w:t>
+        <w:t xml:space="preserve">[6] Trip.com / 4点 / 2026-03-27</w:t>
       </w:r>
     </w:p>
     <w:p>
@@ -7441,7 +7441,7 @@
           <w:sz w:val="21"/>
           <w:szCs w:val="21"/>
         </w:rPr>
-        <w:t xml:space="preserve">家族5人で利用。子供3人(高校生、小学高学年2名)と夫婦で一つの部屋。ベット3つ、を5人利用は少しきつかったけど、リーズナブルなことを考慮したら許容範囲内です。錦糸町駅からも近く、家族で利用できる飲食店もあり、コンビニありで便利です。</w:t>
+        <w:t xml:space="preserve">少し汚れていて、防音性も低い。</w:t>
       </w:r>
     </w:p>
     <w:p>
@@ -7462,7 +7462,43 @@
           <w:sz w:val="22"/>
           <w:szCs w:val="22"/>
         </w:rPr>
-        <w:t xml:space="preserve">[7] Booking.com / 5点 / 2026-02-23</w:t>
+        <w:t xml:space="preserve">[7] 楽天トラベル / 6点 / 2026-02-25</w:t>
+      </w:r>
+    </w:p>
+    <w:p>
+      <w:pPr>
+        <w:spacing w:after="120" w:line="320"/>
+        <w:jc w:val="left"/>
+      </w:pPr>
+      <w:r>
+        <w:rPr>
+          <w:rFonts w:ascii="Arial" w:cs="Arial" w:eastAsia="Arial" w:hAnsi="Arial"/>
+          <w:color w:val="333333"/>
+          <w:sz w:val="21"/>
+          <w:szCs w:val="21"/>
+        </w:rPr>
+        <w:t xml:space="preserve">家族5人で利用。子供3人(高校生、小学高学年2名)と夫婦で一つの部屋。ベット3つ、を5人利用は少しきつかったけど、リーズナブルなことを考慮したら許容範囲内です。錦糸町駅からも近く、家族で利用できる飲食店もあり、コンビニありで便利です。</w:t>
+      </w:r>
+    </w:p>
+    <w:p>
+      <w:pPr>
+        <w:spacing w:after="60"/>
+      </w:pPr>
+    </w:p>
+    <w:p>
+      <w:pPr>
+        <w:spacing w:after="120" w:before="200"/>
+      </w:pPr>
+      <w:r>
+        <w:rPr>
+          <w:rFonts w:ascii="Arial" w:cs="Arial" w:eastAsia="Arial" w:hAnsi="Arial"/>
+          <w:b/>
+          <w:bCs/>
+          <w:color w:val="1B3A5C"/>
+          <w:sz w:val="22"/>
+          <w:szCs w:val="22"/>
+        </w:rPr>
+        <w:t xml:space="preserve">[8] Booking.com / 5点 / 2026-02-23</w:t>
       </w:r>
     </w:p>
     <w:p>
@@ -7524,7 +7560,7 @@
           <w:sz w:val="22"/>
           <w:szCs w:val="22"/>
         </w:rPr>
-        <w:t xml:space="preserve">[8] Google / 6点 / 2026-02-13</w:t>
+        <w:t xml:space="preserve">[9] Google / 6点 / 2026-02-13</w:t>
       </w:r>
     </w:p>
     <w:p>
@@ -7560,7 +7596,7 @@
           <w:sz w:val="22"/>
           <w:szCs w:val="22"/>
         </w:rPr>
-        <w:t xml:space="preserve">[9] Google / 6点 / 2026-02-13</w:t>
+        <w:t xml:space="preserve">[10] Google / 6点 / 2026-02-13</w:t>
       </w:r>
     </w:p>
     <w:p>
@@ -7640,7 +7676,7 @@
                 <w:sz w:val="21"/>
                 <w:szCs w:val="21"/>
               </w:rPr>
-              <w:t xml:space="preserve">京成リッチモンドホテル東京錦糸町は、全体平均9.15点（10点換算）、高評価率90.1%という非常に高い顧客満足度を維持しているホテルです。特に「立地・アクセス」「スタッフの対応」が多くのゲストから高く評価されています。</w:t>
+              <w:t xml:space="preserve">京成リッチモンドホテル東京錦糸町は、全体平均9.12点（10点換算）、高評価率89.4%という非常に高い顧客満足度を維持しているホテルです。特に「立地・アクセス」「スタッフの対応」が多くのゲストから高く評価されています。</w:t>
             </w:r>
           </w:p>
           <w:p>

--- a/納品レポート/ホテル別レポート/keisei_kinshicho_口コミ分析改善レポート.docx
+++ b/納品レポート/ホテル別レポート/keisei_kinshicho_口コミ分析改善レポート.docx
@@ -53,7 +53,7 @@
           <w:sz w:val="24"/>
           <w:szCs w:val="24"/>
         </w:rPr>
-        <w:t xml:space="preserve">2024年1月〜2026年3月　|　総件数 132件　|　2026年3月29日</w:t>
+        <w:t xml:space="preserve">2024年1月〜2026年3月　|　総件数 134件　|　2026年3月29日</w:t>
       </w:r>
     </w:p>
     <w:p>
@@ -84,7 +84,7 @@
           <w:sz w:val="21"/>
           <w:szCs w:val="21"/>
         </w:rPr>
-        <w:t xml:space="preserve">2024年1月〜2026年3月に各OTAサイトに投稿された132件のレビューを分析しました。</w:t>
+        <w:t xml:space="preserve">2024年1月〜2026年3月に各OTAサイトに投稿された134件のレビューを分析しました。</w:t>
       </w:r>
     </w:p>
     <w:p>
@@ -142,7 +142,7 @@
                 <w:szCs w:val="20"/>
               </w:rPr>
               <w:t xml:space="preserve">全体平均
-9.12点</w:t>
+9.10点</w:t>
             </w:r>
           </w:p>
         </w:tc>
@@ -177,7 +177,7 @@
                 <w:szCs w:val="20"/>
               </w:rPr>
               <w:t xml:space="preserve">高評価率
-89.4%</w:t>
+89.6%</w:t>
             </w:r>
           </w:p>
         </w:tc>
@@ -247,7 +247,7 @@
                 <w:szCs w:val="20"/>
               </w:rPr>
               <w:t xml:space="preserve">レビュー総数
-132件</w:t>
+134件</w:t>
             </w:r>
           </w:p>
         </w:tc>
@@ -909,7 +909,7 @@
                 <w:sz w:val="20"/>
                 <w:szCs w:val="20"/>
               </w:rPr>
-              <w:t xml:space="preserve">51</w:t>
+              <w:t xml:space="preserve">53</w:t>
             </w:r>
           </w:p>
         </w:tc>
@@ -944,7 +944,7 @@
                 <w:sz w:val="20"/>
                 <w:szCs w:val="20"/>
               </w:rPr>
-              <w:t xml:space="preserve">8.82/10</w:t>
+              <w:t xml:space="preserve">8.79/10</w:t>
             </w:r>
           </w:p>
         </w:tc>
@@ -979,7 +979,7 @@
                 <w:sz w:val="20"/>
                 <w:szCs w:val="20"/>
               </w:rPr>
-              <w:t xml:space="preserve">8.82</w:t>
+              <w:t xml:space="preserve">8.79</w:t>
             </w:r>
           </w:p>
         </w:tc>
@@ -1445,7 +1445,7 @@
                 <w:sz w:val="20"/>
                 <w:szCs w:val="20"/>
               </w:rPr>
-              <w:t xml:space="preserve">56.8%</w:t>
+              <w:t xml:space="preserve">56.0%</w:t>
             </w:r>
           </w:p>
         </w:tc>
@@ -1552,7 +1552,7 @@
                 <w:sz w:val="20"/>
                 <w:szCs w:val="20"/>
               </w:rPr>
-              <w:t xml:space="preserve">18.9%</w:t>
+              <w:t xml:space="preserve">18.7%</w:t>
             </w:r>
           </w:p>
         </w:tc>
@@ -1624,7 +1624,7 @@
                 <w:sz w:val="20"/>
                 <w:szCs w:val="20"/>
               </w:rPr>
-              <w:t xml:space="preserve">18</w:t>
+              <w:t xml:space="preserve">20</w:t>
             </w:r>
           </w:p>
         </w:tc>
@@ -1659,7 +1659,7 @@
                 <w:sz w:val="20"/>
                 <w:szCs w:val="20"/>
               </w:rPr>
-              <w:t xml:space="preserve">13.6%</w:t>
+              <w:t xml:space="preserve">14.9%</w:t>
             </w:r>
           </w:p>
         </w:tc>
@@ -1873,7 +1873,7 @@
                 <w:sz w:val="20"/>
                 <w:szCs w:val="20"/>
               </w:rPr>
-              <w:t xml:space="preserve">3.8%</w:t>
+              <w:t xml:space="preserve">3.7%</w:t>
             </w:r>
           </w:p>
         </w:tc>
@@ -1980,7 +1980,7 @@
                 <w:sz w:val="20"/>
                 <w:szCs w:val="20"/>
               </w:rPr>
-              <w:t xml:space="preserve">0.8%</w:t>
+              <w:t xml:space="preserve">0.7%</w:t>
             </w:r>
           </w:p>
         </w:tc>
@@ -2323,7 +2323,7 @@
                 <w:sz w:val="20"/>
                 <w:szCs w:val="20"/>
               </w:rPr>
-              <w:t xml:space="preserve">118</w:t>
+              <w:t xml:space="preserve">120</w:t>
             </w:r>
           </w:p>
         </w:tc>
@@ -2357,7 +2357,7 @@
                 <w:sz w:val="20"/>
                 <w:szCs w:val="20"/>
               </w:rPr>
-              <w:t xml:space="preserve">89.4%</w:t>
+              <w:t xml:space="preserve">89.6%</w:t>
             </w:r>
           </w:p>
         </w:tc>
@@ -2498,7 +2498,7 @@
                 <w:sz w:val="20"/>
                 <w:szCs w:val="20"/>
               </w:rPr>
-              <w:t xml:space="preserve">9.1%</w:t>
+              <w:t xml:space="preserve">9.0%</w:t>
             </w:r>
           </w:p>
         </w:tc>
@@ -3111,7 +3111,7 @@
                 <w:sz w:val="20"/>
                 <w:szCs w:val="20"/>
               </w:rPr>
-              <w:t xml:space="preserve">9.12点</w:t>
+              <w:t xml:space="preserve">9.10点</w:t>
             </w:r>
           </w:p>
         </w:tc>
@@ -3145,7 +3145,7 @@
                 <w:sz w:val="20"/>
                 <w:szCs w:val="20"/>
               </w:rPr>
-              <w:t xml:space="preserve">9.62点</w:t>
+              <w:t xml:space="preserve">9.60点</w:t>
             </w:r>
           </w:p>
         </w:tc>
@@ -3251,7 +3251,7 @@
                 <w:sz w:val="20"/>
                 <w:szCs w:val="20"/>
               </w:rPr>
-              <w:t xml:space="preserve">89.4%</w:t>
+              <w:t xml:space="preserve">89.6%</w:t>
             </w:r>
           </w:p>
         </w:tc>
@@ -3286,7 +3286,7 @@
                 <w:sz w:val="20"/>
                 <w:szCs w:val="20"/>
               </w:rPr>
-              <w:t xml:space="preserve">94.4%</w:t>
+              <w:t xml:space="preserve">94.6%</w:t>
             </w:r>
           </w:p>
         </w:tc>
@@ -3502,7 +3502,7 @@
           <w:sz w:val="21"/>
           <w:szCs w:val="21"/>
         </w:rPr>
-        <w:t xml:space="preserve">京成リッチモンドホテル東京錦糸町は全体平均9.12点（10pt換算）、高評価率89.4%を記録しています。引き続き強みを活かしつつ、低評価レビューに示された課題への対応を継続することで、さらなる顧客満足度向上が期待できます。</w:t>
+        <w:t xml:space="preserve">京成リッチモンドホテル東京錦糸町は全体平均9.10点（10pt換算）、高評価率89.6%を記録しています。引き続き強みを活かしつつ、低評価レビューに示された課題への対応を継続することで、さらなる顧客満足度向上が期待できます。</w:t>
       </w:r>
     </w:p>
     <w:p>

--- a/納品レポート/ホテル別レポート/keisei_kinshicho_口コミ分析改善レポート.docx
+++ b/納品レポート/ホテル別レポート/keisei_kinshicho_口コミ分析改善レポート.docx
@@ -142,7 +142,7 @@
                 <w:szCs w:val="20"/>
               </w:rPr>
               <w:t xml:space="preserve">全体平均
-9.10点</w:t>
+9.09点</w:t>
             </w:r>
           </w:p>
         </w:tc>
@@ -555,7 +555,7 @@
                 <w:sz w:val="20"/>
                 <w:szCs w:val="20"/>
               </w:rPr>
-              <w:t xml:space="preserve">56</w:t>
+              <w:t xml:space="preserve">58</w:t>
             </w:r>
           </w:p>
         </w:tc>
@@ -732,7 +732,7 @@
                 <w:sz w:val="20"/>
                 <w:szCs w:val="20"/>
               </w:rPr>
-              <w:t xml:space="preserve">22</w:t>
+              <w:t xml:space="preserve">23</w:t>
             </w:r>
           </w:p>
         </w:tc>
@@ -767,7 +767,7 @@
                 <w:sz w:val="20"/>
                 <w:szCs w:val="20"/>
               </w:rPr>
-              <w:t xml:space="preserve">4.59/5</w:t>
+              <w:t xml:space="preserve">4.57/5</w:t>
             </w:r>
           </w:p>
         </w:tc>
@@ -802,7 +802,7 @@
                 <w:sz w:val="20"/>
                 <w:szCs w:val="20"/>
               </w:rPr>
-              <w:t xml:space="preserve">9.18</w:t>
+              <w:t xml:space="preserve">9.13</w:t>
             </w:r>
           </w:p>
         </w:tc>
@@ -909,7 +909,7 @@
                 <w:sz w:val="20"/>
                 <w:szCs w:val="20"/>
               </w:rPr>
-              <w:t xml:space="preserve">53</w:t>
+              <w:t xml:space="preserve">51</w:t>
             </w:r>
           </w:p>
         </w:tc>
@@ -944,7 +944,7 @@
                 <w:sz w:val="20"/>
                 <w:szCs w:val="20"/>
               </w:rPr>
-              <w:t xml:space="preserve">8.79/10</w:t>
+              <w:t xml:space="preserve">8.76/10</w:t>
             </w:r>
           </w:p>
         </w:tc>
@@ -979,7 +979,7 @@
                 <w:sz w:val="20"/>
                 <w:szCs w:val="20"/>
               </w:rPr>
-              <w:t xml:space="preserve">8.79</w:t>
+              <w:t xml:space="preserve">8.76</w:t>
             </w:r>
           </w:p>
         </w:tc>
@@ -1086,7 +1086,7 @@
                 <w:sz w:val="20"/>
                 <w:szCs w:val="20"/>
               </w:rPr>
-              <w:t xml:space="preserve">3</w:t>
+              <w:t xml:space="preserve">2</w:t>
             </w:r>
           </w:p>
         </w:tc>
@@ -1121,7 +1121,7 @@
                 <w:sz w:val="20"/>
                 <w:szCs w:val="20"/>
               </w:rPr>
-              <w:t xml:space="preserve">4.00/5</w:t>
+              <w:t xml:space="preserve">3.50/5</w:t>
             </w:r>
           </w:p>
         </w:tc>
@@ -1152,11 +1152,11 @@
                 <w:rFonts w:ascii="Arial" w:cs="Arial" w:eastAsia="Arial" w:hAnsi="Arial"/>
                 <w:b/>
                 <w:bCs/>
-                <w:color w:val="27AE60"/>
-                <w:sz w:val="20"/>
-                <w:szCs w:val="20"/>
-              </w:rPr>
-              <w:t xml:space="preserve">8.00</w:t>
+                <w:color w:val="E67E22"/>
+                <w:sz w:val="20"/>
+                <w:szCs w:val="20"/>
+              </w:rPr>
+              <w:t xml:space="preserve">7.00</w:t>
             </w:r>
           </w:p>
         </w:tc>
@@ -1187,11 +1187,11 @@
                 <w:rFonts w:ascii="Arial" w:cs="Arial" w:eastAsia="Arial" w:hAnsi="Arial"/>
                 <w:b w:val="false"/>
                 <w:bCs w:val="false"/>
-                <w:color w:val="27AE60"/>
-                <w:sz w:val="20"/>
-                <w:szCs w:val="20"/>
-              </w:rPr>
-              <w:t xml:space="preserve">良好</w:t>
+                <w:color w:val="E67E22"/>
+                <w:sz w:val="20"/>
+                <w:szCs w:val="20"/>
+              </w:rPr>
+              <w:t xml:space="preserve">概ね良好</w:t>
             </w:r>
           </w:p>
         </w:tc>
@@ -1410,7 +1410,7 @@
                 <w:sz w:val="20"/>
                 <w:szCs w:val="20"/>
               </w:rPr>
-              <w:t xml:space="preserve">75</w:t>
+              <w:t xml:space="preserve">74</w:t>
             </w:r>
           </w:p>
         </w:tc>
@@ -1445,7 +1445,7 @@
                 <w:sz w:val="20"/>
                 <w:szCs w:val="20"/>
               </w:rPr>
-              <w:t xml:space="preserve">56.0%</w:t>
+              <w:t xml:space="preserve">55.2%</w:t>
             </w:r>
           </w:p>
         </w:tc>
@@ -1624,7 +1624,7 @@
                 <w:sz w:val="20"/>
                 <w:szCs w:val="20"/>
               </w:rPr>
-              <w:t xml:space="preserve">20</w:t>
+              <w:t xml:space="preserve">21</w:t>
             </w:r>
           </w:p>
         </w:tc>
@@ -1659,7 +1659,7 @@
                 <w:sz w:val="20"/>
                 <w:szCs w:val="20"/>
               </w:rPr>
-              <w:t xml:space="preserve">14.9%</w:t>
+              <w:t xml:space="preserve">15.7%</w:t>
             </w:r>
           </w:p>
         </w:tc>
@@ -3111,7 +3111,7 @@
                 <w:sz w:val="20"/>
                 <w:szCs w:val="20"/>
               </w:rPr>
-              <w:t xml:space="preserve">9.10点</w:t>
+              <w:t xml:space="preserve">9.09点</w:t>
             </w:r>
           </w:p>
         </w:tc>
@@ -3145,7 +3145,7 @@
                 <w:sz w:val="20"/>
                 <w:szCs w:val="20"/>
               </w:rPr>
-              <w:t xml:space="preserve">9.60点</w:t>
+              <w:t xml:space="preserve">9.59点</w:t>
             </w:r>
           </w:p>
         </w:tc>
@@ -3502,7 +3502,7 @@
           <w:sz w:val="21"/>
           <w:szCs w:val="21"/>
         </w:rPr>
-        <w:t xml:space="preserve">京成リッチモンドホテル東京錦糸町は全体平均9.10点（10pt換算）、高評価率89.6%を記録しています。引き続き強みを活かしつつ、低評価レビューに示された課題への対応を継続することで、さらなる顧客満足度向上が期待できます。</w:t>
+        <w:t xml:space="preserve">京成リッチモンドホテル東京錦糸町は全体平均9.09点（10pt換算）、高評価率89.6%を記録しています。引き続き強みを活かしつつ、低評価レビューに示された課題への対応を継続することで、さらなる顧客満足度向上が期待できます。</w:t>
       </w:r>
     </w:p>
     <w:p>

--- a/納品レポート/ホテル別レポート/keisei_kinshicho_口コミ分析改善レポート.docx
+++ b/納品レポート/ホテル別レポート/keisei_kinshicho_口コミ分析改善レポート.docx
@@ -142,7 +142,7 @@
                 <w:szCs w:val="20"/>
               </w:rPr>
               <w:t xml:space="preserve">全体平均
-9.09点</w:t>
+9.04点</w:t>
             </w:r>
           </w:p>
         </w:tc>
@@ -177,7 +177,7 @@
                 <w:szCs w:val="20"/>
               </w:rPr>
               <w:t xml:space="preserve">高評価率
-89.6%</w:t>
+88.8%</w:t>
             </w:r>
           </w:p>
         </w:tc>
@@ -732,7 +732,7 @@
                 <w:sz w:val="20"/>
                 <w:szCs w:val="20"/>
               </w:rPr>
-              <w:t xml:space="preserve">23</w:t>
+              <w:t xml:space="preserve">22</w:t>
             </w:r>
           </w:p>
         </w:tc>
@@ -767,7 +767,7 @@
                 <w:sz w:val="20"/>
                 <w:szCs w:val="20"/>
               </w:rPr>
-              <w:t xml:space="preserve">4.57/5</w:t>
+              <w:t xml:space="preserve">4.50/5</w:t>
             </w:r>
           </w:p>
         </w:tc>
@@ -802,7 +802,7 @@
                 <w:sz w:val="20"/>
                 <w:szCs w:val="20"/>
               </w:rPr>
-              <w:t xml:space="preserve">9.13</w:t>
+              <w:t xml:space="preserve">9.00</w:t>
             </w:r>
           </w:p>
         </w:tc>
@@ -944,7 +944,7 @@
                 <w:sz w:val="20"/>
                 <w:szCs w:val="20"/>
               </w:rPr>
-              <w:t xml:space="preserve">8.76/10</w:t>
+              <w:t xml:space="preserve">8.73/10</w:t>
             </w:r>
           </w:p>
         </w:tc>
@@ -979,7 +979,7 @@
                 <w:sz w:val="20"/>
                 <w:szCs w:val="20"/>
               </w:rPr>
-              <w:t xml:space="preserve">8.76</w:t>
+              <w:t xml:space="preserve">8.73</w:t>
             </w:r>
           </w:p>
         </w:tc>
@@ -1086,7 +1086,7 @@
                 <w:sz w:val="20"/>
                 <w:szCs w:val="20"/>
               </w:rPr>
-              <w:t xml:space="preserve">2</w:t>
+              <w:t xml:space="preserve">3</w:t>
             </w:r>
           </w:p>
         </w:tc>
@@ -1121,7 +1121,7 @@
                 <w:sz w:val="20"/>
                 <w:szCs w:val="20"/>
               </w:rPr>
-              <w:t xml:space="preserve">3.50/5</w:t>
+              <w:t xml:space="preserve">3.67/5</w:t>
             </w:r>
           </w:p>
         </w:tc>
@@ -1156,7 +1156,7 @@
                 <w:sz w:val="20"/>
                 <w:szCs w:val="20"/>
               </w:rPr>
-              <w:t xml:space="preserve">7.00</w:t>
+              <w:t xml:space="preserve">7.33</w:t>
             </w:r>
           </w:p>
         </w:tc>
@@ -1410,7 +1410,7 @@
                 <w:sz w:val="20"/>
                 <w:szCs w:val="20"/>
               </w:rPr>
-              <w:t xml:space="preserve">74</w:t>
+              <w:t xml:space="preserve">72</w:t>
             </w:r>
           </w:p>
         </w:tc>
@@ -1445,7 +1445,7 @@
                 <w:sz w:val="20"/>
                 <w:szCs w:val="20"/>
               </w:rPr>
-              <w:t xml:space="preserve">55.2%</w:t>
+              <w:t xml:space="preserve">53.7%</w:t>
             </w:r>
           </w:p>
         </w:tc>
@@ -1517,7 +1517,7 @@
                 <w:sz w:val="20"/>
                 <w:szCs w:val="20"/>
               </w:rPr>
-              <w:t xml:space="preserve">25</w:t>
+              <w:t xml:space="preserve">24</w:t>
             </w:r>
           </w:p>
         </w:tc>
@@ -1552,7 +1552,7 @@
                 <w:sz w:val="20"/>
                 <w:szCs w:val="20"/>
               </w:rPr>
-              <w:t xml:space="preserve">18.7%</w:t>
+              <w:t xml:space="preserve">17.9%</w:t>
             </w:r>
           </w:p>
         </w:tc>
@@ -1624,7 +1624,7 @@
                 <w:sz w:val="20"/>
                 <w:szCs w:val="20"/>
               </w:rPr>
-              <w:t xml:space="preserve">21</w:t>
+              <w:t xml:space="preserve">23</w:t>
             </w:r>
           </w:p>
         </w:tc>
@@ -1659,7 +1659,7 @@
                 <w:sz w:val="20"/>
                 <w:szCs w:val="20"/>
               </w:rPr>
-              <w:t xml:space="preserve">15.7%</w:t>
+              <w:t xml:space="preserve">17.2%</w:t>
             </w:r>
           </w:p>
         </w:tc>
@@ -1731,7 +1731,7 @@
                 <w:sz w:val="20"/>
                 <w:szCs w:val="20"/>
               </w:rPr>
-              <w:t xml:space="preserve">6</w:t>
+              <w:t xml:space="preserve">7</w:t>
             </w:r>
           </w:p>
         </w:tc>
@@ -1766,7 +1766,7 @@
                 <w:sz w:val="20"/>
                 <w:szCs w:val="20"/>
               </w:rPr>
-              <w:t xml:space="preserve">4.5%</w:t>
+              <w:t xml:space="preserve">5.2%</w:t>
             </w:r>
           </w:p>
         </w:tc>
@@ -2323,7 +2323,7 @@
                 <w:sz w:val="20"/>
                 <w:szCs w:val="20"/>
               </w:rPr>
-              <w:t xml:space="preserve">120</w:t>
+              <w:t xml:space="preserve">119</w:t>
             </w:r>
           </w:p>
         </w:tc>
@@ -2357,7 +2357,7 @@
                 <w:sz w:val="20"/>
                 <w:szCs w:val="20"/>
               </w:rPr>
-              <w:t xml:space="preserve">89.6%</w:t>
+              <w:t xml:space="preserve">88.8%</w:t>
             </w:r>
           </w:p>
         </w:tc>
@@ -2463,7 +2463,7 @@
                 <w:sz w:val="20"/>
                 <w:szCs w:val="20"/>
               </w:rPr>
-              <w:t xml:space="preserve">12</w:t>
+              <w:t xml:space="preserve">13</w:t>
             </w:r>
           </w:p>
         </w:tc>
@@ -2498,7 +2498,7 @@
                 <w:sz w:val="20"/>
                 <w:szCs w:val="20"/>
               </w:rPr>
-              <w:t xml:space="preserve">9.0%</w:t>
+              <w:t xml:space="preserve">9.7%</w:t>
             </w:r>
           </w:p>
         </w:tc>
@@ -3111,7 +3111,7 @@
                 <w:sz w:val="20"/>
                 <w:szCs w:val="20"/>
               </w:rPr>
-              <w:t xml:space="preserve">9.09点</w:t>
+              <w:t xml:space="preserve">9.04点</w:t>
             </w:r>
           </w:p>
         </w:tc>
@@ -3145,7 +3145,7 @@
                 <w:sz w:val="20"/>
                 <w:szCs w:val="20"/>
               </w:rPr>
-              <w:t xml:space="preserve">9.59点</w:t>
+              <w:t xml:space="preserve">9.54点</w:t>
             </w:r>
           </w:p>
         </w:tc>
@@ -3251,7 +3251,7 @@
                 <w:sz w:val="20"/>
                 <w:szCs w:val="20"/>
               </w:rPr>
-              <w:t xml:space="preserve">89.6%</w:t>
+              <w:t xml:space="preserve">88.8%</w:t>
             </w:r>
           </w:p>
         </w:tc>
@@ -3286,7 +3286,7 @@
                 <w:sz w:val="20"/>
                 <w:szCs w:val="20"/>
               </w:rPr>
-              <w:t xml:space="preserve">94.6%</w:t>
+              <w:t xml:space="preserve">93.8%</w:t>
             </w:r>
           </w:p>
         </w:tc>
@@ -3502,7 +3502,7 @@
           <w:sz w:val="21"/>
           <w:szCs w:val="21"/>
         </w:rPr>
-        <w:t xml:space="preserve">京成リッチモンドホテル東京錦糸町は全体平均9.09点（10pt換算）、高評価率89.6%を記録しています。引き続き強みを活かしつつ、低評価レビューに示された課題への対応を継続することで、さらなる顧客満足度向上が期待できます。</w:t>
+        <w:t xml:space="preserve">京成リッチモンドホテル東京錦糸町は全体平均9.04点（10pt換算）、高評価率88.8%を記録しています。引き続き強みを活かしつつ、低評価レビューに示された課題への対応を継続することで、さらなる顧客満足度向上が期待できます。</w:t>
       </w:r>
     </w:p>
     <w:p>

--- a/納品レポート/ホテル別レポート/keisei_kinshicho_口コミ分析改善レポート.docx
+++ b/納品レポート/ホテル別レポート/keisei_kinshicho_口コミ分析改善レポート.docx
@@ -96,7 +96,7 @@
           <w:sz w:val="22"/>
           <w:szCs w:val="22"/>
         </w:rPr>
-        <w:t xml:space="preserve">レビュー総数：71件（4サイト）</w:t>
+        <w:t xml:space="preserve">レビュー総数：80件（4サイト）</w:t>
       </w:r>
     </w:p>
     <w:p>
@@ -131,7 +131,7 @@
           <w:sz w:val="20"/>
           <w:szCs w:val="20"/>
         </w:rPr>
-        <w:t xml:space="preserve">作成日：2026年4月2日</w:t>
+        <w:t xml:space="preserve">作成日：2026年4月5日</w:t>
       </w:r>
     </w:p>
     <w:p>
@@ -189,7 +189,7 @@
           <w:sz w:val="21"/>
           <w:szCs w:val="21"/>
         </w:rPr>
-        <w:t xml:space="preserve">2026年3月〜4月に各OTAサイト・口コミサイトに投稿された71件のレビューを包括的に分析しました。以下が主要な発見事項です。</w:t>
+        <w:t xml:space="preserve">2026年3月〜4月に各OTAサイト・口コミサイトに投稿された80件のレビューを包括的に分析しました。以下が主要な発見事項です。</w:t>
       </w:r>
     </w:p>
     <w:p>
@@ -261,7 +261,7 @@
                 <w:sz w:val="36"/>
                 <w:szCs w:val="36"/>
               </w:rPr>
-              <w:t xml:space="preserve">9.24</w:t>
+              <w:t xml:space="preserve">9.30</w:t>
             </w:r>
           </w:p>
         </w:tc>
@@ -310,7 +310,7 @@
                 <w:sz w:val="36"/>
                 <w:szCs w:val="36"/>
               </w:rPr>
-              <w:t xml:space="preserve">93.0%</w:t>
+              <w:t xml:space="preserve">93.8%</w:t>
             </w:r>
           </w:p>
         </w:tc>
@@ -359,7 +359,7 @@
                 <w:sz w:val="36"/>
                 <w:szCs w:val="36"/>
               </w:rPr>
-              <w:t xml:space="preserve">1.4%</w:t>
+              <w:t xml:space="preserve">1.2%</w:t>
             </w:r>
           </w:p>
         </w:tc>
@@ -408,7 +408,7 @@
                 <w:sz w:val="36"/>
                 <w:szCs w:val="36"/>
               </w:rPr>
-              <w:t xml:space="preserve">71件</w:t>
+              <w:t xml:space="preserve">80件</w:t>
             </w:r>
           </w:p>
         </w:tc>
@@ -448,7 +448,7 @@
           <w:sz w:val="21"/>
           <w:szCs w:val="21"/>
         </w:rPr>
-        <w:t xml:space="preserve">全体平均スコア9.24点（10点換算）は非常に高い水準であり、93.0%が高評価（8-10点）に分類されます。低評価（1-4点）は1件（1.4%）で、ゲスト満足度は良好です。Trip.com（9.53点）で特に高い評価を獲得しています。</w:t>
+        <w:t xml:space="preserve">全体平均スコア9.30点（10点換算）は非常に高い水準であり、93.8%が高評価（8-10点）に分類されます。低評価（1-4点）は1件（1.2%）で、ゲスト満足度は良好です。Trip.com（9.59点）で特に高い評価を獲得しています。</w:t>
       </w:r>
     </w:p>
     <w:p>
@@ -463,7 +463,7 @@
           <w:sz w:val="21"/>
           <w:szCs w:val="21"/>
         </w:rPr>
-        <w:t xml:space="preserve">一方で、楽天トラベル（8.0点）では相対的に低いスコアとなっており、改善の余地があります。全体としては「立地・アクセス」と「スタッフの対応」がホテルの主な強みとして際立っています。</w:t>
+        <w:t xml:space="preserve">一方で、楽天トラベル（8.0点）では相対的に低いスコアとなっており、改善の余地があります。全体としては「立地・アクセス」と「清潔さ・清掃」がホテルの主な強みとして際立っています。</w:t>
       </w:r>
     </w:p>
     <w:p>
@@ -542,7 +542,7 @@
                 <w:sz w:val="20"/>
                 <w:szCs w:val="20"/>
               </w:rPr>
-              <w:t xml:space="preserve">立地・アクセス（20件以上で言及）、スタッフの対応（10件以上で言及）、清潔さ・清掃（10件以上で言及）</w:t>
+              <w:t xml:space="preserve">立地・アクセス（20件以上で言及）、清潔さ・清掃（10件以上で言及）、スタッフの対応（10件以上で言及）</w:t>
             </w:r>
           </w:p>
           <w:p>
@@ -567,7 +567,7 @@
                 <w:sz w:val="20"/>
                 <w:szCs w:val="20"/>
               </w:rPr>
-              <w:t xml:space="preserve">エアコン・空調（10件）、浴室・水回り（8件）、臭い・匂い（4件）、部屋の狭さ（3件）</w:t>
+              <w:t xml:space="preserve">エアコン・空調（12件）、浴室・水回り（8件）、臭い・匂い（4件）、部屋の狭さ（3件）</w:t>
             </w:r>
           </w:p>
           <w:p>
@@ -987,7 +987,7 @@
                 <w:sz w:val="20"/>
                 <w:szCs w:val="20"/>
               </w:rPr>
-              <w:t xml:space="preserve">34</w:t>
+              <w:t xml:space="preserve">39</w:t>
             </w:r>
           </w:p>
         </w:tc>
@@ -1021,7 +1021,7 @@
                 <w:sz w:val="20"/>
                 <w:szCs w:val="20"/>
               </w:rPr>
-              <w:t xml:space="preserve">9.53</w:t>
+              <w:t xml:space="preserve">9.59</w:t>
             </w:r>
           </w:p>
         </w:tc>
@@ -1089,7 +1089,7 @@
                 <w:sz w:val="20"/>
                 <w:szCs w:val="20"/>
               </w:rPr>
-              <w:t xml:space="preserve">9.53</w:t>
+              <w:t xml:space="preserve">9.59</w:t>
             </w:r>
           </w:p>
         </w:tc>
@@ -1229,7 +1229,7 @@
                 <w:sz w:val="20"/>
                 <w:szCs w:val="20"/>
               </w:rPr>
-              <w:t xml:space="preserve">9</w:t>
+              <w:t xml:space="preserve">11</w:t>
             </w:r>
           </w:p>
         </w:tc>
@@ -1264,7 +1264,7 @@
                 <w:sz w:val="20"/>
                 <w:szCs w:val="20"/>
               </w:rPr>
-              <w:t xml:space="preserve">4.56</w:t>
+              <w:t xml:space="preserve">4.64</w:t>
             </w:r>
           </w:p>
         </w:tc>
@@ -1334,7 +1334,7 @@
                 <w:sz w:val="20"/>
                 <w:szCs w:val="20"/>
               </w:rPr>
-              <w:t xml:space="preserve">9.11</w:t>
+              <w:t xml:space="preserve">9.27</w:t>
             </w:r>
           </w:p>
         </w:tc>
@@ -1474,7 +1474,7 @@
                 <w:sz w:val="20"/>
                 <w:szCs w:val="20"/>
               </w:rPr>
-              <w:t xml:space="preserve">27</w:t>
+              <w:t xml:space="preserve">29</w:t>
             </w:r>
           </w:p>
         </w:tc>
@@ -1508,7 +1508,7 @@
                 <w:sz w:val="20"/>
                 <w:szCs w:val="20"/>
               </w:rPr>
-              <w:t xml:space="preserve">8.96</w:t>
+              <w:t xml:space="preserve">8.97</w:t>
             </w:r>
           </w:p>
         </w:tc>
@@ -1576,7 +1576,7 @@
                 <w:sz w:val="20"/>
                 <w:szCs w:val="20"/>
               </w:rPr>
-              <w:t xml:space="preserve">8.96</w:t>
+              <w:t xml:space="preserve">8.97</w:t>
             </w:r>
           </w:p>
         </w:tc>
@@ -1931,7 +1931,7 @@
           <w:sz w:val="21"/>
           <w:szCs w:val="21"/>
         </w:rPr>
-        <w:t xml:space="preserve">評価分布は10点（59.2%）に最も多く、8点以上の高評価が93.0%を占め、高い顧客満足度を示しています。低評価（1-4点）は計1件（1.4%）です。</w:t>
+        <w:t xml:space="preserve">評価分布は10点（62.5%）に最も多く、8点以上の高評価が93.8%を占め、高い顧客満足度を示しています。低評価（1-4点）は計1件（1.2%）です。</w:t>
       </w:r>
     </w:p>
     <w:p>
@@ -2166,7 +2166,7 @@
                 <w:sz w:val="20"/>
                 <w:szCs w:val="20"/>
               </w:rPr>
-              <w:t xml:space="preserve">42</w:t>
+              <w:t xml:space="preserve">50</w:t>
             </w:r>
           </w:p>
         </w:tc>
@@ -2201,7 +2201,7 @@
                 <w:sz w:val="20"/>
                 <w:szCs w:val="20"/>
               </w:rPr>
-              <w:t xml:space="preserve">59.2%</w:t>
+              <w:t xml:space="preserve">62.5%</w:t>
             </w:r>
           </w:p>
         </w:tc>
@@ -2239,7 +2239,7 @@
                 <w:sz w:val="18"/>
                 <w:szCs w:val="18"/>
               </w:rPr>
-              <w:t xml:space="preserve"> 42件</w:t>
+              <w:t xml:space="preserve"> 50件</w:t>
             </w:r>
           </w:p>
         </w:tc>
@@ -2346,7 +2346,7 @@
                 <w:sz w:val="20"/>
                 <w:szCs w:val="20"/>
               </w:rPr>
-              <w:t xml:space="preserve">16.9%</w:t>
+              <w:t xml:space="preserve">15.0%</w:t>
             </w:r>
           </w:p>
         </w:tc>
@@ -2374,7 +2374,7 @@
                 <w:sz w:val="20"/>
                 <w:szCs w:val="20"/>
               </w:rPr>
-              <w:t xml:space="preserve">██████</w:t>
+              <w:t xml:space="preserve">█████</w:t>
             </w:r>
             <w:r>
               <w:rPr>
@@ -2455,7 +2455,7 @@
                 <w:sz w:val="20"/>
                 <w:szCs w:val="20"/>
               </w:rPr>
-              <w:t xml:space="preserve">12</w:t>
+              <w:t xml:space="preserve">13</w:t>
             </w:r>
           </w:p>
         </w:tc>
@@ -2490,7 +2490,7 @@
                 <w:sz w:val="20"/>
                 <w:szCs w:val="20"/>
               </w:rPr>
-              <w:t xml:space="preserve">16.9%</w:t>
+              <w:t xml:space="preserve">16.2%</w:t>
             </w:r>
           </w:p>
         </w:tc>
@@ -2519,7 +2519,7 @@
                 <w:sz w:val="20"/>
                 <w:szCs w:val="20"/>
               </w:rPr>
-              <w:t xml:space="preserve">██████</w:t>
+              <w:t xml:space="preserve">█████</w:t>
             </w:r>
             <w:r>
               <w:rPr>
@@ -2528,7 +2528,7 @@
                 <w:sz w:val="18"/>
                 <w:szCs w:val="18"/>
               </w:rPr>
-              <w:t xml:space="preserve"> 12件</w:t>
+              <w:t xml:space="preserve"> 13件</w:t>
             </w:r>
           </w:p>
         </w:tc>
@@ -2635,7 +2635,7 @@
                 <w:sz w:val="20"/>
                 <w:szCs w:val="20"/>
               </w:rPr>
-              <w:t xml:space="preserve">5.6%</w:t>
+              <w:t xml:space="preserve">5.0%</w:t>
             </w:r>
           </w:p>
         </w:tc>
@@ -2779,7 +2779,7 @@
                 <w:sz w:val="20"/>
                 <w:szCs w:val="20"/>
               </w:rPr>
-              <w:t xml:space="preserve">1.4%</w:t>
+              <w:t xml:space="preserve">1.2%</w:t>
             </w:r>
           </w:p>
         </w:tc>
@@ -2893,7 +2893,7 @@
                 <w:sz w:val="24"/>
                 <w:szCs w:val="24"/>
               </w:rPr>
-              <w:t xml:space="preserve">66件（93.0%）</w:t>
+              <w:t xml:space="preserve">75件（93.8%）</w:t>
             </w:r>
           </w:p>
         </w:tc>
@@ -2944,7 +2944,7 @@
                 <w:sz w:val="24"/>
                 <w:szCs w:val="24"/>
               </w:rPr>
-              <w:t xml:space="preserve">4件（5.6%）</w:t>
+              <w:t xml:space="preserve">4件（5.0%）</w:t>
             </w:r>
           </w:p>
         </w:tc>
@@ -2995,7 +2995,7 @@
                 <w:sz w:val="24"/>
                 <w:szCs w:val="24"/>
               </w:rPr>
-              <w:t xml:space="preserve">1件（1.4%）</w:t>
+              <w:t xml:space="preserve">1件（1.2%）</w:t>
             </w:r>
           </w:p>
         </w:tc>
@@ -3269,7 +3269,7 @@
                 <w:sz w:val="20"/>
                 <w:szCs w:val="20"/>
               </w:rPr>
-              <w:t xml:space="preserve">「Very convenient location, close to main station with many...」「La posizione dell'hotel è strategica, è vicina alla stazi...」</w:t>
+              <w:t xml:space="preserve">「立地も便利で、移動や観光も楽でした」「駅、お店、美しい桜のある公園が近くにあります」</w:t>
             </w:r>
           </w:p>
         </w:tc>
@@ -3305,7 +3305,7 @@
                 <w:sz w:val="20"/>
                 <w:szCs w:val="20"/>
               </w:rPr>
-              <w:t xml:space="preserve">スタッフの対応</w:t>
+              <w:t xml:space="preserve">清潔さ・清掃</w:t>
             </w:r>
           </w:p>
         </w:tc>
@@ -3373,7 +3373,7 @@
                 <w:sz w:val="20"/>
                 <w:szCs w:val="20"/>
               </w:rPr>
-              <w:t xml:space="preserve">「Staff were friendly and service was  efficient」「ただ海外スタッフの方の日本語、マナーは素晴らしいものがありました」</w:t>
+              <w:t xml:space="preserve">「朝のバイキングもとても美味しく頂き、部屋もすごく綺麗でした」「スタッフは親切で協力的で、部屋は滞在中ずっと清潔で快適、そして手入れが行き届いていました」</w:t>
             </w:r>
           </w:p>
         </w:tc>
@@ -3410,7 +3410,7 @@
                 <w:sz w:val="20"/>
                 <w:szCs w:val="20"/>
               </w:rPr>
-              <w:t xml:space="preserve">清潔さ・清掃</w:t>
+              <w:t xml:space="preserve">スタッフの対応</w:t>
             </w:r>
           </w:p>
         </w:tc>
@@ -3480,7 +3480,7 @@
                 <w:sz w:val="20"/>
                 <w:szCs w:val="20"/>
               </w:rPr>
-              <w:t xml:space="preserve">「Rooms and beds are a good size, clean and comfortable」「綺麗」</w:t>
+              <w:t xml:space="preserve">「スタッフは親切で協力的で、部屋は滞在中ずっと清潔で快適、そして手入れが行き届いていました」「Staff were friendly and service was  efficient」</w:t>
             </w:r>
           </w:p>
         </w:tc>
@@ -3584,7 +3584,7 @@
                 <w:sz w:val="20"/>
                 <w:szCs w:val="20"/>
               </w:rPr>
-              <w:t xml:space="preserve">「Rooms and beds are a good size, clean and comfortable」「設備上都還不錯，有翻新，服務人員的服務態度真的一百分」</w:t>
+              <w:t xml:space="preserve">「アメニティが本当に豊富でした」「スタッフは親切で協力的で、部屋は滞在中ずっと清潔で快適、そして手入れが行き届いていました」</w:t>
             </w:r>
           </w:p>
         </w:tc>
@@ -3691,7 +3691,7 @@
                 <w:sz w:val="20"/>
                 <w:szCs w:val="20"/>
               </w:rPr>
-              <w:t xml:space="preserve">「駅から徒歩約8分で、周辺には24時間営業のスーパー（セイユ）をはじめ、たくさんの飲食店があります」「JR錦糸町駅から遠くなく、周辺には飲食店やショッピング施設、24時間営業のスーパーマーケットなどがあり賑やかである...」</w:t>
+              <w:t xml:space="preserve">「周辺には飲食店もたくさんあります」「駅から徒歩約8分で、周辺には24時間営業のスーパー（セイユ）をはじめ、たくさんの飲食店があります」</w:t>
             </w:r>
           </w:p>
         </w:tc>
@@ -3835,7 +3835,7 @@
           <w:sz w:val="21"/>
           <w:szCs w:val="21"/>
         </w:rPr>
-        <w:t xml:space="preserve">口コミの多数で「立地・アクセス」に関するポジティブな言及が見られ、京成リッチモンドホテル東京錦糸町の最大の差別化要因となっています。Very convenient location, close to main station with many...といった声が多数寄せられています。</w:t>
+        <w:t xml:space="preserve">口コミの多数で「立地・アクセス」に関するポジティブな言及が見られ、京成リッチモンドホテル東京錦糸町の最大の差別化要因となっています。立地も便利で、移動や観光も楽でしたといった声が多数寄せられています。</w:t>
       </w:r>
     </w:p>
     <w:p>
@@ -3854,7 +3854,7 @@
           <w:sz w:val="21"/>
           <w:szCs w:val="21"/>
         </w:rPr>
-        <w:t xml:space="preserve">Very convenient location, close to main station with many...</w:t>
+        <w:t xml:space="preserve">立地も便利で、移動や観光も楽でした</w:t>
       </w:r>
     </w:p>
     <w:p>
@@ -3873,7 +3873,7 @@
           <w:sz w:val="21"/>
           <w:szCs w:val="21"/>
         </w:rPr>
-        <w:t xml:space="preserve">La posizione dell'hotel è strategica, è vicina alla stazi...</w:t>
+        <w:t xml:space="preserve">駅、お店、美しい桜のある公園が近くにあります</w:t>
       </w:r>
     </w:p>
     <w:p>
@@ -3892,7 +3892,7 @@
           <w:sz w:val="21"/>
           <w:szCs w:val="21"/>
         </w:rPr>
-        <w:t xml:space="preserve">駅から徒歩約8分で、周辺には24時間営業のスーパー（セイユ）をはじめ、たくさんの飲食店があります</w:t>
+        <w:t xml:space="preserve">立地もホテルも周辺環境も最高です</w:t>
       </w:r>
     </w:p>
     <w:p>
@@ -3914,7 +3914,7 @@
           <w:sz w:val="26"/>
           <w:szCs w:val="26"/>
         </w:rPr>
-        <w:t xml:space="preserve">3.2 スタッフの対応</w:t>
+        <w:t xml:space="preserve">3.2 清潔さ・清掃</w:t>
       </w:r>
     </w:p>
     <w:p>
@@ -3929,7 +3929,7 @@
           <w:sz w:val="21"/>
           <w:szCs w:val="21"/>
         </w:rPr>
-        <w:t xml:space="preserve">スタッフの対応に関するポジティブな評価も多く寄せられています。「Staff were friendly and service was  efficient」といったコメントが見られます。</w:t>
+        <w:t xml:space="preserve">清潔さ・清掃に関するポジティブな評価も多く寄せられています。「朝のバイキングもとても美味しく頂き、部屋もすごく綺麗でした」といったコメントが見られます。</w:t>
       </w:r>
     </w:p>
     <w:p>
@@ -4234,7 +4234,7 @@
                 <w:sz w:val="20"/>
                 <w:szCs w:val="20"/>
               </w:rPr>
-              <w:t xml:space="preserve">La posizione dell'hotel è strategica, è vicina alla stazi...</w:t>
+              <w:t xml:space="preserve">We had a great 7-night stay at this hotel</w:t>
             </w:r>
           </w:p>
         </w:tc>
@@ -4268,7 +4268,7 @@
                 <w:sz w:val="20"/>
                 <w:szCs w:val="20"/>
               </w:rPr>
-              <w:t xml:space="preserve">重大・10件</w:t>
+              <w:t xml:space="preserve">重大・12件</w:t>
             </w:r>
           </w:p>
         </w:tc>
@@ -6126,7 +6126,7 @@
                 <w:sz w:val="20"/>
                 <w:szCs w:val="20"/>
               </w:rPr>
-              <w:t xml:space="preserve">9.24点</w:t>
+              <w:t xml:space="preserve">9.30点</w:t>
             </w:r>
           </w:p>
         </w:tc>
@@ -6160,7 +6160,7 @@
                 <w:sz w:val="20"/>
                 <w:szCs w:val="20"/>
               </w:rPr>
-              <w:t xml:space="preserve">9.4点以上</w:t>
+              <w:t xml:space="preserve">9.5点以上</w:t>
             </w:r>
           </w:p>
         </w:tc>
@@ -6266,7 +6266,7 @@
                 <w:sz w:val="20"/>
                 <w:szCs w:val="20"/>
               </w:rPr>
-              <w:t xml:space="preserve">93.0%</w:t>
+              <w:t xml:space="preserve">93.8%</w:t>
             </w:r>
           </w:p>
         </w:tc>
@@ -6301,7 +6301,7 @@
                 <w:sz w:val="20"/>
                 <w:szCs w:val="20"/>
               </w:rPr>
-              <w:t xml:space="preserve">95%以上</w:t>
+              <w:t xml:space="preserve">96%以上</w:t>
             </w:r>
           </w:p>
         </w:tc>
@@ -6406,7 +6406,7 @@
                 <w:sz w:val="20"/>
                 <w:szCs w:val="20"/>
               </w:rPr>
-              <w:t xml:space="preserve">1.4%</w:t>
+              <w:t xml:space="preserve">1.2%</w:t>
             </w:r>
           </w:p>
         </w:tc>
@@ -6826,7 +6826,7 @@
                 <w:sz w:val="20"/>
                 <w:szCs w:val="20"/>
               </w:rPr>
-              <w:t xml:space="preserve">約10件/期間</w:t>
+              <w:t xml:space="preserve">約12件/期間</w:t>
             </w:r>
           </w:p>
         </w:tc>
@@ -6861,7 +6861,7 @@
                 <w:sz w:val="20"/>
                 <w:szCs w:val="20"/>
               </w:rPr>
-              <w:t xml:space="preserve">5件以下</w:t>
+              <w:t xml:space="preserve">6件以下</w:t>
             </w:r>
           </w:p>
         </w:tc>
@@ -6957,7 +6957,7 @@
           <w:sz w:val="22"/>
           <w:szCs w:val="22"/>
         </w:rPr>
-        <w:t xml:space="preserve">[1] Booking.com / 9点 / 2026-04-01</w:t>
+        <w:t xml:space="preserve">[1] Trip.com / 10点 / 2026-04-04</w:t>
       </w:r>
     </w:p>
     <w:p>
@@ -6972,7 +6972,115 @@
           <w:sz w:val="21"/>
           <w:szCs w:val="21"/>
         </w:rPr>
-        <w:t xml:space="preserve">Very convenient location, close to main station with many restaurants and shops close by. Staff were friendly and service was  efficient. Rooms and beds are a good size, clean and comfortable. Will...</w:t>
+        <w:t xml:space="preserve">素晴らしい</w:t>
+      </w:r>
+    </w:p>
+    <w:p>
+      <w:pPr>
+        <w:spacing w:after="60"/>
+      </w:pPr>
+    </w:p>
+    <w:p>
+      <w:pPr>
+        <w:spacing w:after="120" w:before="200"/>
+      </w:pPr>
+      <w:r>
+        <w:rPr>
+          <w:rFonts w:ascii="Arial" w:cs="Arial" w:eastAsia="Arial" w:hAnsi="Arial"/>
+          <w:b/>
+          <w:bCs/>
+          <w:color w:val="1B3A5C"/>
+          <w:sz w:val="22"/>
+          <w:szCs w:val="22"/>
+        </w:rPr>
+        <w:t xml:space="preserve">[2] Trip.com / 10点 / 2026-04-04</w:t>
+      </w:r>
+    </w:p>
+    <w:p>
+      <w:pPr>
+        <w:spacing w:after="120" w:line="320"/>
+        <w:jc w:val="left"/>
+      </w:pPr>
+      <w:r>
+        <w:rPr>
+          <w:rFonts w:ascii="Arial" w:cs="Arial" w:eastAsia="Arial" w:hAnsi="Arial"/>
+          <w:color w:val="333333"/>
+          <w:sz w:val="21"/>
+          <w:szCs w:val="21"/>
+        </w:rPr>
+        <w:t xml:space="preserve">アメニティが本当に豊富でした。 朝のバイキングもとても美味しく頂き、部屋もすごく綺麗でした。 また利用したいです。</w:t>
+      </w:r>
+    </w:p>
+    <w:p>
+      <w:pPr>
+        <w:spacing w:after="60"/>
+      </w:pPr>
+    </w:p>
+    <w:p>
+      <w:pPr>
+        <w:spacing w:after="120" w:before="200"/>
+      </w:pPr>
+      <w:r>
+        <w:rPr>
+          <w:rFonts w:ascii="Arial" w:cs="Arial" w:eastAsia="Arial" w:hAnsi="Arial"/>
+          <w:b/>
+          <w:bCs/>
+          <w:color w:val="1B3A5C"/>
+          <w:sz w:val="22"/>
+          <w:szCs w:val="22"/>
+        </w:rPr>
+        <w:t xml:space="preserve">[3] Trip.com / 10点 / 2026-04-04</w:t>
+      </w:r>
+    </w:p>
+    <w:p>
+      <w:pPr>
+        <w:spacing w:after="120" w:line="320"/>
+        <w:jc w:val="left"/>
+      </w:pPr>
+      <w:r>
+        <w:rPr>
+          <w:rFonts w:ascii="Arial" w:cs="Arial" w:eastAsia="Arial" w:hAnsi="Arial"/>
+          <w:color w:val="333333"/>
+          <w:sz w:val="21"/>
+          <w:szCs w:val="21"/>
+        </w:rPr>
+        <w:t xml:space="preserve">このホテルでの7泊の滞在は最高でした。スタッフは親切で協力的で、部屋は滞在中ずっと清潔で快適、そして手入れが行き届いていました。立地も便利で、移動や観光も楽でした。全体的にとても快適な滞在で、ぜひおすすめしますし、また泊まりたいと思います。</w:t>
+      </w:r>
+    </w:p>
+    <w:p>
+      <w:pPr>
+        <w:spacing w:after="60"/>
+      </w:pPr>
+    </w:p>
+    <w:p>
+      <w:pPr>
+        <w:spacing w:after="120" w:before="200"/>
+      </w:pPr>
+      <w:r>
+        <w:rPr>
+          <w:rFonts w:ascii="Arial" w:cs="Arial" w:eastAsia="Arial" w:hAnsi="Arial"/>
+          <w:b/>
+          <w:bCs/>
+          <w:color w:val="1B3A5C"/>
+          <w:sz w:val="22"/>
+          <w:szCs w:val="22"/>
+        </w:rPr>
+        <w:t xml:space="preserve">[4] Booking.com / 10点 / 2026-04-04</w:t>
+      </w:r>
+    </w:p>
+    <w:p>
+      <w:pPr>
+        <w:spacing w:after="120" w:line="320"/>
+        <w:jc w:val="left"/>
+      </w:pPr>
+      <w:r>
+        <w:rPr>
+          <w:rFonts w:ascii="Arial" w:cs="Arial" w:eastAsia="Arial" w:hAnsi="Arial"/>
+          <w:color w:val="333333"/>
+          <w:sz w:val="21"/>
+          <w:szCs w:val="21"/>
+        </w:rPr>
+        <w:t xml:space="preserve">Rất thuận tiện gần bến xe đi lại thuận tiện</w:t>
       </w:r>
     </w:p>
     <w:p>
@@ -6998,7 +7106,7 @@
           <w:sz w:val="21"/>
           <w:szCs w:val="21"/>
         </w:rPr>
-        <w:t xml:space="preserve">朝食はまあまあでしたが、私たちが滞在した時はシリアルやトーストは提供されていませんでした。</w:t>
+        <w:t xml:space="preserve">持っていません</w:t>
       </w:r>
     </w:p>
     <w:p>
@@ -7019,7 +7127,7 @@
           <w:sz w:val="22"/>
           <w:szCs w:val="22"/>
         </w:rPr>
-        <w:t xml:space="preserve">[2] Booking.com / 8点 / 2026-04-01</w:t>
+        <w:t xml:space="preserve">[5] Booking.com / 8点 / 2026-04-04</w:t>
       </w:r>
     </w:p>
     <w:p>
@@ -7034,7 +7142,7 @@
           <w:sz w:val="21"/>
           <w:szCs w:val="21"/>
         </w:rPr>
-        <w:t xml:space="preserve">La posizione dell'hotel è strategica, è vicina alla stazione JR di Kinshicho, metro e fermata dei bus. La camera è confortevole, la pulizia ottima. La possibilità di avere prodotti skincare, spazzo...</w:t>
+        <w:t xml:space="preserve">房間乾淨又大好舒服。距離地鐵站只須行6-7分鐘, 地鐵站附近有超市及商場,行街食野都方便。</w:t>
       </w:r>
     </w:p>
     <w:p>
@@ -7060,141 +7168,7 @@
           <w:sz w:val="21"/>
           <w:szCs w:val="21"/>
         </w:rPr>
-        <w:t xml:space="preserve">部屋が少し狭い</w:t>
-      </w:r>
-    </w:p>
-    <w:p>
-      <w:pPr>
-        <w:spacing w:after="60"/>
-      </w:pPr>
-    </w:p>
-    <w:p>
-      <w:pPr>
-        <w:spacing w:after="120" w:before="200"/>
-      </w:pPr>
-      <w:r>
-        <w:rPr>
-          <w:rFonts w:ascii="Arial" w:cs="Arial" w:eastAsia="Arial" w:hAnsi="Arial"/>
-          <w:b/>
-          <w:bCs/>
-          <w:color w:val="1B3A5C"/>
-          <w:sz w:val="22"/>
-          <w:szCs w:val="22"/>
-        </w:rPr>
-        <w:t xml:space="preserve">[3] Google / 10点 / 2026-04-01</w:t>
-      </w:r>
-    </w:p>
-    <w:p>
-      <w:pPr>
-        <w:spacing w:after="120" w:line="320"/>
-        <w:jc w:val="left"/>
-      </w:pPr>
-      <w:r>
-        <w:rPr>
-          <w:rFonts w:ascii="Arial" w:cs="Arial" w:eastAsia="Arial" w:hAnsi="Arial"/>
-          <w:color w:val="333333"/>
-          <w:sz w:val="21"/>
-          <w:szCs w:val="21"/>
-        </w:rPr>
-        <w:t xml:space="preserve">3泊しました。駅から徒歩約8分で、周辺には24時間営業のスーパー（セイユ）をはじめ、たくさんの飲食店があります。パルコやドン・キホーテも近く、ショッピングにも便利です。総武線快速で成田空港へ直行できるので、滞在場所としては非常に良いです。  唯一の難点は、渋谷、原宿、表参道などへの移動が多い場合、少し時間がかかることです。それ以外は、とても満足しています。</w:t>
-      </w:r>
-    </w:p>
-    <w:p>
-      <w:pPr>
-        <w:spacing w:after="60"/>
-      </w:pPr>
-    </w:p>
-    <w:p>
-      <w:pPr>
-        <w:spacing w:after="120" w:before="200"/>
-      </w:pPr>
-      <w:r>
-        <w:rPr>
-          <w:rFonts w:ascii="Arial" w:cs="Arial" w:eastAsia="Arial" w:hAnsi="Arial"/>
-          <w:b/>
-          <w:bCs/>
-          <w:color w:val="1B3A5C"/>
-          <w:sz w:val="22"/>
-          <w:szCs w:val="22"/>
-        </w:rPr>
-        <w:t xml:space="preserve">[4] Booking.com / 10点 / 2026-03-31</w:t>
-      </w:r>
-    </w:p>
-    <w:p>
-      <w:pPr>
-        <w:spacing w:after="120" w:line="320"/>
-        <w:jc w:val="left"/>
-      </w:pPr>
-      <w:r>
-        <w:rPr>
-          <w:rFonts w:ascii="Arial" w:cs="Arial" w:eastAsia="Arial" w:hAnsi="Arial"/>
-          <w:color w:val="333333"/>
-          <w:sz w:val="21"/>
-          <w:szCs w:val="21"/>
-        </w:rPr>
-        <w:t xml:space="preserve">地點方便，房間整潔，出水很大洗澡很舒適</w:t>
-      </w:r>
-    </w:p>
-    <w:p>
-      <w:pPr>
-        <w:spacing w:after="120" w:line="320"/>
-        <w:jc w:val="left"/>
-      </w:pPr>
-      <w:r>
-        <w:rPr>
-          <w:rFonts w:ascii="Arial" w:cs="Arial" w:eastAsia="Arial" w:hAnsi="Arial"/>
-          <w:b/>
-          <w:bCs/>
-          <w:color w:val="C0392B"/>
-          <w:sz w:val="21"/>
-          <w:szCs w:val="21"/>
-        </w:rPr>
-        <w:t xml:space="preserve">【改善点】</w:t>
-      </w:r>
-      <w:r>
-        <w:rPr>
-          <w:rFonts w:ascii="Arial" w:cs="Arial" w:eastAsia="Arial" w:hAnsi="Arial"/>
-          <w:color w:val="333333"/>
-          <w:sz w:val="21"/>
-          <w:szCs w:val="21"/>
-        </w:rPr>
-        <w:t xml:space="preserve">不満な点は何もありません。</w:t>
-      </w:r>
-    </w:p>
-    <w:p>
-      <w:pPr>
-        <w:spacing w:after="60"/>
-      </w:pPr>
-    </w:p>
-    <w:p>
-      <w:pPr>
-        <w:spacing w:after="120" w:before="200"/>
-      </w:pPr>
-      <w:r>
-        <w:rPr>
-          <w:rFonts w:ascii="Arial" w:cs="Arial" w:eastAsia="Arial" w:hAnsi="Arial"/>
-          <w:b/>
-          <w:bCs/>
-          <w:color w:val="1B3A5C"/>
-          <w:sz w:val="22"/>
-          <w:szCs w:val="22"/>
-        </w:rPr>
-        <w:t xml:space="preserve">[5] 楽天トラベル / 8点 / 2026-03-31</w:t>
-      </w:r>
-    </w:p>
-    <w:p>
-      <w:pPr>
-        <w:spacing w:after="120" w:line="320"/>
-        <w:jc w:val="left"/>
-      </w:pPr>
-      <w:r>
-        <w:rPr>
-          <w:rFonts w:ascii="Arial" w:cs="Arial" w:eastAsia="Arial" w:hAnsi="Arial"/>
-          <w:color w:val="333333"/>
-          <w:sz w:val="21"/>
-          <w:szCs w:val="21"/>
-        </w:rPr>
-        <w:t xml:space="preserve">立地も駅近で良いですね。朝食は普通。ただ海外スタッフの方の日本語、マナーは素晴らしいものがありました。是非これからも頑張ってください。</w:t>
+        <w:t xml:space="preserve">唯一もっと面倒なのは、毎朝テレビをつけて掃除が必要かどうかを選択することです。最初の朝は掃除を選択しましたが、新しいタオルを置いただけでした。次の日の午前10時にテレビでオプションを選択すると、掃除の予約がいっぱいで、結局掃除は行われませんでした。</w:t>
       </w:r>
     </w:p>
     <w:p>
@@ -7295,7 +7269,7 @@
                 <w:sz w:val="21"/>
                 <w:szCs w:val="21"/>
               </w:rPr>
-              <w:t xml:space="preserve">京成リッチモンドホテル東京錦糸町は、全体平均9.24点（10点換算）、高評価率93.0%という非常に高い顧客満足度を維持しているホテルです。特に「立地・アクセス」「スタッフの対応」が多くのゲストから高く評価されています。</w:t>
+              <w:t xml:space="preserve">京成リッチモンドホテル東京錦糸町は、全体平均9.30点（10点換算）、高評価率93.8%という非常に高い顧客満足度を維持しているホテルです。特に「立地・アクセス」「清潔さ・清掃」が多くのゲストから高く評価されています。</w:t>
             </w:r>
           </w:p>
           <w:p>

--- a/納品レポート/ホテル別レポート/keisei_kinshicho_口コミ分析改善レポート.docx
+++ b/納品レポート/ホテル別レポート/keisei_kinshicho_口コミ分析改善レポート.docx
@@ -96,7 +96,7 @@
           <w:sz w:val="22"/>
           <w:szCs w:val="22"/>
         </w:rPr>
-        <w:t xml:space="preserve">レビュー総数：80件（4サイト）</w:t>
+        <w:t xml:space="preserve">レビュー総数：82件（4サイト）</w:t>
       </w:r>
     </w:p>
     <w:p>
@@ -189,7 +189,7 @@
           <w:sz w:val="21"/>
           <w:szCs w:val="21"/>
         </w:rPr>
-        <w:t xml:space="preserve">2026年3月〜4月に各OTAサイト・口コミサイトに投稿された80件のレビューを包括的に分析しました。以下が主要な発見事項です。</w:t>
+        <w:t xml:space="preserve">2026年3月〜4月に各OTAサイト・口コミサイトに投稿された82件のレビューを包括的に分析しました。以下が主要な発見事項です。</w:t>
       </w:r>
     </w:p>
     <w:p>
@@ -261,7 +261,7 @@
                 <w:sz w:val="36"/>
                 <w:szCs w:val="36"/>
               </w:rPr>
-              <w:t xml:space="preserve">9.30</w:t>
+              <w:t xml:space="preserve">9.32</w:t>
             </w:r>
           </w:p>
         </w:tc>
@@ -310,7 +310,7 @@
                 <w:sz w:val="36"/>
                 <w:szCs w:val="36"/>
               </w:rPr>
-              <w:t xml:space="preserve">93.8%</w:t>
+              <w:t xml:space="preserve">93.9%</w:t>
             </w:r>
           </w:p>
         </w:tc>
@@ -408,7 +408,7 @@
                 <w:sz w:val="36"/>
                 <w:szCs w:val="36"/>
               </w:rPr>
-              <w:t xml:space="preserve">80件</w:t>
+              <w:t xml:space="preserve">82件</w:t>
             </w:r>
           </w:p>
         </w:tc>
@@ -448,7 +448,7 @@
           <w:sz w:val="21"/>
           <w:szCs w:val="21"/>
         </w:rPr>
-        <w:t xml:space="preserve">全体平均スコア9.30点（10点換算）は非常に高い水準であり、93.8%が高評価（8-10点）に分類されます。低評価（1-4点）は1件（1.2%）で、ゲスト満足度は良好です。Trip.com（9.59点）で特に高い評価を獲得しています。</w:t>
+        <w:t xml:space="preserve">全体平均スコア9.32点（10点換算）は非常に高い水準であり、93.9%が高評価（8-10点）に分類されます。低評価（1-4点）は1件（1.2%）で、ゲスト満足度は良好です。Trip.com（9.61点）で特に高い評価を獲得しています。</w:t>
       </w:r>
     </w:p>
     <w:p>
@@ -463,7 +463,7 @@
           <w:sz w:val="21"/>
           <w:szCs w:val="21"/>
         </w:rPr>
-        <w:t xml:space="preserve">一方で、楽天トラベル（8.0点）では相対的に低いスコアとなっており、改善の余地があります。全体としては「立地・アクセス」と「清潔さ・清掃」がホテルの主な強みとして際立っています。</w:t>
+        <w:t xml:space="preserve">一方で、楽天トラベル（8.0点）では相対的に低いスコアとなっており、改善の余地があります。全体としては「立地・アクセス」と「スタッフの対応」がホテルの主な強みとして際立っています。</w:t>
       </w:r>
     </w:p>
     <w:p>
@@ -542,7 +542,7 @@
                 <w:sz w:val="20"/>
                 <w:szCs w:val="20"/>
               </w:rPr>
-              <w:t xml:space="preserve">立地・アクセス（20件以上で言及）、清潔さ・清掃（10件以上で言及）、スタッフの対応（10件以上で言及）</w:t>
+              <w:t xml:space="preserve">立地・アクセス（20件以上で言及）、スタッフの対応（20件以上で言及）、清潔さ・清掃（20件以上で言及）</w:t>
             </w:r>
           </w:p>
           <w:p>
@@ -987,7 +987,7 @@
                 <w:sz w:val="20"/>
                 <w:szCs w:val="20"/>
               </w:rPr>
-              <w:t xml:space="preserve">39</w:t>
+              <w:t xml:space="preserve">41</w:t>
             </w:r>
           </w:p>
         </w:tc>
@@ -1021,7 +1021,7 @@
                 <w:sz w:val="20"/>
                 <w:szCs w:val="20"/>
               </w:rPr>
-              <w:t xml:space="preserve">9.59</w:t>
+              <w:t xml:space="preserve">9.61</w:t>
             </w:r>
           </w:p>
         </w:tc>
@@ -1089,7 +1089,7 @@
                 <w:sz w:val="20"/>
                 <w:szCs w:val="20"/>
               </w:rPr>
-              <w:t xml:space="preserve">9.59</w:t>
+              <w:t xml:space="preserve">9.61</w:t>
             </w:r>
           </w:p>
         </w:tc>
@@ -1931,7 +1931,7 @@
           <w:sz w:val="21"/>
           <w:szCs w:val="21"/>
         </w:rPr>
-        <w:t xml:space="preserve">評価分布は10点（62.5%）に最も多く、8点以上の高評価が93.8%を占め、高い顧客満足度を示しています。低評価（1-4点）は計1件（1.2%）です。</w:t>
+        <w:t xml:space="preserve">評価分布は10点（63.4%）に最も多く、8点以上の高評価が93.9%を占め、高い顧客満足度を示しています。低評価（1-4点）は計1件（1.2%）です。</w:t>
       </w:r>
     </w:p>
     <w:p>
@@ -2166,7 +2166,7 @@
                 <w:sz w:val="20"/>
                 <w:szCs w:val="20"/>
               </w:rPr>
-              <w:t xml:space="preserve">50</w:t>
+              <w:t xml:space="preserve">52</w:t>
             </w:r>
           </w:p>
         </w:tc>
@@ -2201,7 +2201,7 @@
                 <w:sz w:val="20"/>
                 <w:szCs w:val="20"/>
               </w:rPr>
-              <w:t xml:space="preserve">62.5%</w:t>
+              <w:t xml:space="preserve">63.4%</w:t>
             </w:r>
           </w:p>
         </w:tc>
@@ -2239,7 +2239,7 @@
                 <w:sz w:val="18"/>
                 <w:szCs w:val="18"/>
               </w:rPr>
-              <w:t xml:space="preserve"> 50件</w:t>
+              <w:t xml:space="preserve"> 52件</w:t>
             </w:r>
           </w:p>
         </w:tc>
@@ -2346,7 +2346,7 @@
                 <w:sz w:val="20"/>
                 <w:szCs w:val="20"/>
               </w:rPr>
-              <w:t xml:space="preserve">15.0%</w:t>
+              <w:t xml:space="preserve">14.6%</w:t>
             </w:r>
           </w:p>
         </w:tc>
@@ -2490,7 +2490,7 @@
                 <w:sz w:val="20"/>
                 <w:szCs w:val="20"/>
               </w:rPr>
-              <w:t xml:space="preserve">16.2%</w:t>
+              <w:t xml:space="preserve">15.9%</w:t>
             </w:r>
           </w:p>
         </w:tc>
@@ -2635,7 +2635,7 @@
                 <w:sz w:val="20"/>
                 <w:szCs w:val="20"/>
               </w:rPr>
-              <w:t xml:space="preserve">5.0%</w:t>
+              <w:t xml:space="preserve">4.9%</w:t>
             </w:r>
           </w:p>
         </w:tc>
@@ -2893,7 +2893,7 @@
                 <w:sz w:val="24"/>
                 <w:szCs w:val="24"/>
               </w:rPr>
-              <w:t xml:space="preserve">75件（93.8%）</w:t>
+              <w:t xml:space="preserve">77件（93.9%）</w:t>
             </w:r>
           </w:p>
         </w:tc>
@@ -2944,7 +2944,7 @@
                 <w:sz w:val="24"/>
                 <w:szCs w:val="24"/>
               </w:rPr>
-              <w:t xml:space="preserve">4件（5.0%）</w:t>
+              <w:t xml:space="preserve">4件（4.9%）</w:t>
             </w:r>
           </w:p>
         </w:tc>
@@ -3269,7 +3269,7 @@
                 <w:sz w:val="20"/>
                 <w:szCs w:val="20"/>
               </w:rPr>
-              <w:t xml:space="preserve">「立地も便利で、移動や観光も楽でした」「駅、お店、美しい桜のある公園が近くにあります」</w:t>
+              <w:t xml:space="preserve">「立地は便利で、JR駅や地下鉄駅に近く、周辺には多くのレストランがあります」「立地も便利で、移動や観光も楽でした」</w:t>
             </w:r>
           </w:p>
         </w:tc>
@@ -3305,7 +3305,7 @@
                 <w:sz w:val="20"/>
                 <w:szCs w:val="20"/>
               </w:rPr>
-              <w:t xml:space="preserve">清潔さ・清掃</w:t>
+              <w:t xml:space="preserve">スタッフの対応</w:t>
             </w:r>
           </w:p>
         </w:tc>
@@ -3339,7 +3339,7 @@
                 <w:sz w:val="20"/>
                 <w:szCs w:val="20"/>
               </w:rPr>
-              <w:t xml:space="preserve">10件以上</w:t>
+              <w:t xml:space="preserve">20件以上</w:t>
             </w:r>
           </w:p>
         </w:tc>
@@ -3373,7 +3373,7 @@
                 <w:sz w:val="20"/>
                 <w:szCs w:val="20"/>
               </w:rPr>
-              <w:t xml:space="preserve">「朝のバイキングもとても美味しく頂き、部屋もすごく綺麗でした」「スタッフは親切で協力的で、部屋は滞在中ずっと清潔で快適、そして手入れが行き届いていました」</w:t>
+              <w:t xml:space="preserve">「ベッドは快適で、スタッフも親切だったなど、良い点もたくさんありました」「ホテルは清潔で、サービスも素晴らしいです」</w:t>
             </w:r>
           </w:p>
         </w:tc>
@@ -3410,7 +3410,7 @@
                 <w:sz w:val="20"/>
                 <w:szCs w:val="20"/>
               </w:rPr>
-              <w:t xml:space="preserve">スタッフの対応</w:t>
+              <w:t xml:space="preserve">清潔さ・清掃</w:t>
             </w:r>
           </w:p>
         </w:tc>
@@ -3445,7 +3445,7 @@
                 <w:sz w:val="20"/>
                 <w:szCs w:val="20"/>
               </w:rPr>
-              <w:t xml:space="preserve">10件以上</w:t>
+              <w:t xml:space="preserve">20件以上</w:t>
             </w:r>
           </w:p>
         </w:tc>
@@ -3480,7 +3480,7 @@
                 <w:sz w:val="20"/>
                 <w:szCs w:val="20"/>
               </w:rPr>
-              <w:t xml:space="preserve">「スタッフは親切で協力的で、部屋は滞在中ずっと清潔で快適、そして手入れが行き届いていました」「Staff were friendly and service was  efficient」</w:t>
+              <w:t xml:space="preserve">「ホテルは清潔で、サービスも素晴らしいです」「朝のバイキングもとても美味しく頂き、部屋もすごく綺麗でした」</w:t>
             </w:r>
           </w:p>
         </w:tc>
@@ -3584,7 +3584,7 @@
                 <w:sz w:val="20"/>
                 <w:szCs w:val="20"/>
               </w:rPr>
-              <w:t xml:space="preserve">「アメニティが本当に豊富でした」「スタッフは親切で協力的で、部屋は滞在中ずっと清潔で快適、そして手入れが行き届いていました」</w:t>
+              <w:t xml:space="preserve">「ベッドは快適で、スタッフも親切だったなど、良い点もたくさんありました」「アメニティが本当に豊富でした」</w:t>
             </w:r>
           </w:p>
         </w:tc>
@@ -3691,7 +3691,7 @@
                 <w:sz w:val="20"/>
                 <w:szCs w:val="20"/>
               </w:rPr>
-              <w:t xml:space="preserve">「周辺には飲食店もたくさんあります」「駅から徒歩約8分で、周辺には24時間営業のスーパー（セイユ）をはじめ、たくさんの飲食店があります」</w:t>
+              <w:t xml:space="preserve">「立地は便利で、JR駅や地下鉄駅に近く、周辺には多くのレストランがあります」「周辺には飲食店もたくさんあります」</w:t>
             </w:r>
           </w:p>
         </w:tc>
@@ -3761,7 +3761,7 @@
                 <w:sz w:val="20"/>
                 <w:szCs w:val="20"/>
               </w:rPr>
-              <w:t xml:space="preserve">6件</w:t>
+              <w:t xml:space="preserve">7件</w:t>
             </w:r>
           </w:p>
         </w:tc>
@@ -3835,7 +3835,7 @@
           <w:sz w:val="21"/>
           <w:szCs w:val="21"/>
         </w:rPr>
-        <w:t xml:space="preserve">口コミの多数で「立地・アクセス」に関するポジティブな言及が見られ、京成リッチモンドホテル東京錦糸町の最大の差別化要因となっています。立地も便利で、移動や観光も楽でしたといった声が多数寄せられています。</w:t>
+        <w:t xml:space="preserve">口コミの多数で「立地・アクセス」に関するポジティブな言及が見られ、京成リッチモンドホテル東京錦糸町の最大の差別化要因となっています。立地は便利で、JR駅や地下鉄駅に近く、周辺には多くのレストランがありますといった声が多数寄せられています。</w:t>
       </w:r>
     </w:p>
     <w:p>
@@ -3854,7 +3854,7 @@
           <w:sz w:val="21"/>
           <w:szCs w:val="21"/>
         </w:rPr>
-        <w:t xml:space="preserve">立地も便利で、移動や観光も楽でした</w:t>
+        <w:t xml:space="preserve">立地は便利で、JR駅や地下鉄駅に近く、周辺には多くのレストランがあります</w:t>
       </w:r>
     </w:p>
     <w:p>
@@ -3873,7 +3873,7 @@
           <w:sz w:val="21"/>
           <w:szCs w:val="21"/>
         </w:rPr>
-        <w:t xml:space="preserve">駅、お店、美しい桜のある公園が近くにあります</w:t>
+        <w:t xml:space="preserve">立地も便利で、移動や観光も楽でした</w:t>
       </w:r>
     </w:p>
     <w:p>
@@ -3892,7 +3892,7 @@
           <w:sz w:val="21"/>
           <w:szCs w:val="21"/>
         </w:rPr>
-        <w:t xml:space="preserve">立地もホテルも周辺環境も最高です</w:t>
+        <w:t xml:space="preserve">駅、お店、美しい桜のある公園が近くにあります</w:t>
       </w:r>
     </w:p>
     <w:p>
@@ -3914,7 +3914,7 @@
           <w:sz w:val="26"/>
           <w:szCs w:val="26"/>
         </w:rPr>
-        <w:t xml:space="preserve">3.2 清潔さ・清掃</w:t>
+        <w:t xml:space="preserve">3.2 スタッフの対応</w:t>
       </w:r>
     </w:p>
     <w:p>
@@ -3929,7 +3929,7 @@
           <w:sz w:val="21"/>
           <w:szCs w:val="21"/>
         </w:rPr>
-        <w:t xml:space="preserve">清潔さ・清掃に関するポジティブな評価も多く寄せられています。「朝のバイキングもとても美味しく頂き、部屋もすごく綺麗でした」といったコメントが見られます。</w:t>
+        <w:t xml:space="preserve">スタッフの対応に関するポジティブな評価も多く寄せられています。「ベッドは快適で、スタッフも親切だったなど、良い点もたくさんありました」といったコメントが見られます。</w:t>
       </w:r>
     </w:p>
     <w:p>
@@ -4790,7 +4790,7 @@
                 <w:sz w:val="20"/>
                 <w:szCs w:val="20"/>
               </w:rPr>
-              <w:t xml:space="preserve">設備上都還不錯，有翻新，服務人員的服務態度真的一百分</w:t>
+              <w:t xml:space="preserve">地點方便近JR , 近地鐵站，有好多食肆，酒店乾淨，服務態度非常好</w:t>
             </w:r>
           </w:p>
         </w:tc>
@@ -4824,7 +4824,7 @@
                 <w:sz w:val="20"/>
                 <w:szCs w:val="20"/>
               </w:rPr>
-              <w:t xml:space="preserve">軽度・2件</w:t>
+              <w:t xml:space="preserve">中度・3件</w:t>
             </w:r>
           </w:p>
         </w:tc>
@@ -6126,7 +6126,7 @@
                 <w:sz w:val="20"/>
                 <w:szCs w:val="20"/>
               </w:rPr>
-              <w:t xml:space="preserve">9.30点</w:t>
+              <w:t xml:space="preserve">9.32点</w:t>
             </w:r>
           </w:p>
         </w:tc>
@@ -6266,7 +6266,7 @@
                 <w:sz w:val="20"/>
                 <w:szCs w:val="20"/>
               </w:rPr>
-              <w:t xml:space="preserve">93.8%</w:t>
+              <w:t xml:space="preserve">93.9%</w:t>
             </w:r>
           </w:p>
         </w:tc>
@@ -6957,7 +6957,7 @@
           <w:sz w:val="22"/>
           <w:szCs w:val="22"/>
         </w:rPr>
-        <w:t xml:space="preserve">[1] Trip.com / 10点 / 2026-04-04</w:t>
+        <w:t xml:space="preserve">[1] Trip.com / 10点 / 2026-04-05</w:t>
       </w:r>
     </w:p>
     <w:p>
@@ -6972,7 +6972,7 @@
           <w:sz w:val="21"/>
           <w:szCs w:val="21"/>
         </w:rPr>
-        <w:t xml:space="preserve">素晴らしい</w:t>
+        <w:t xml:space="preserve">ベッドは快適で、スタッフも親切だったなど、良い点もたくさんありました。しかし、部屋が予想以上に狭かったのです！トリプルルームを予約したのですが、本当に狭すぎて、ワードローブさえありませんでした！また、自動給水器があればもっと良かったと思います！</w:t>
       </w:r>
     </w:p>
     <w:p>
@@ -6993,7 +6993,7 @@
           <w:sz w:val="22"/>
           <w:szCs w:val="22"/>
         </w:rPr>
-        <w:t xml:space="preserve">[2] Trip.com / 10点 / 2026-04-04</w:t>
+        <w:t xml:space="preserve">[2] Trip.com / 10点 / 2026-04-05</w:t>
       </w:r>
     </w:p>
     <w:p>
@@ -7008,7 +7008,7 @@
           <w:sz w:val="21"/>
           <w:szCs w:val="21"/>
         </w:rPr>
-        <w:t xml:space="preserve">アメニティが本当に豊富でした。 朝のバイキングもとても美味しく頂き、部屋もすごく綺麗でした。 また利用したいです。</w:t>
+        <w:t xml:space="preserve">立地は便利で、JR駅や地下鉄駅に近く、周辺には多くのレストランがあります。ホテルは清潔で、サービスも素晴らしいです！</w:t>
       </w:r>
     </w:p>
     <w:p>
@@ -7044,7 +7044,7 @@
           <w:sz w:val="21"/>
           <w:szCs w:val="21"/>
         </w:rPr>
-        <w:t xml:space="preserve">このホテルでの7泊の滞在は最高でした。スタッフは親切で協力的で、部屋は滞在中ずっと清潔で快適、そして手入れが行き届いていました。立地も便利で、移動や観光も楽でした。全体的にとても快適な滞在で、ぜひおすすめしますし、また泊まりたいと思います。</w:t>
+        <w:t xml:space="preserve">素晴らしい</w:t>
       </w:r>
     </w:p>
     <w:p>
@@ -7065,7 +7065,7 @@
           <w:sz w:val="22"/>
           <w:szCs w:val="22"/>
         </w:rPr>
-        <w:t xml:space="preserve">[4] Booking.com / 10点 / 2026-04-04</w:t>
+        <w:t xml:space="preserve">[4] Trip.com / 10点 / 2026-04-04</w:t>
       </w:r>
     </w:p>
     <w:p>
@@ -7080,33 +7080,7 @@
           <w:sz w:val="21"/>
           <w:szCs w:val="21"/>
         </w:rPr>
-        <w:t xml:space="preserve">Rất thuận tiện gần bến xe đi lại thuận tiện</w:t>
-      </w:r>
-    </w:p>
-    <w:p>
-      <w:pPr>
-        <w:spacing w:after="120" w:line="320"/>
-        <w:jc w:val="left"/>
-      </w:pPr>
-      <w:r>
-        <w:rPr>
-          <w:rFonts w:ascii="Arial" w:cs="Arial" w:eastAsia="Arial" w:hAnsi="Arial"/>
-          <w:b/>
-          <w:bCs/>
-          <w:color w:val="C0392B"/>
-          <w:sz w:val="21"/>
-          <w:szCs w:val="21"/>
-        </w:rPr>
-        <w:t xml:space="preserve">【改善点】</w:t>
-      </w:r>
-      <w:r>
-        <w:rPr>
-          <w:rFonts w:ascii="Arial" w:cs="Arial" w:eastAsia="Arial" w:hAnsi="Arial"/>
-          <w:color w:val="333333"/>
-          <w:sz w:val="21"/>
-          <w:szCs w:val="21"/>
-        </w:rPr>
-        <w:t xml:space="preserve">持っていません</w:t>
+        <w:t xml:space="preserve">アメニティが本当に豊富でした。 朝のバイキングもとても美味しく頂き、部屋もすごく綺麗でした。 また利用したいです。</w:t>
       </w:r>
     </w:p>
     <w:p>
@@ -7127,7 +7101,7 @@
           <w:sz w:val="22"/>
           <w:szCs w:val="22"/>
         </w:rPr>
-        <w:t xml:space="preserve">[5] Booking.com / 8点 / 2026-04-04</w:t>
+        <w:t xml:space="preserve">[5] Trip.com / 10点 / 2026-04-04</w:t>
       </w:r>
     </w:p>
     <w:p>
@@ -7142,33 +7116,7 @@
           <w:sz w:val="21"/>
           <w:szCs w:val="21"/>
         </w:rPr>
-        <w:t xml:space="preserve">房間乾淨又大好舒服。距離地鐵站只須行6-7分鐘, 地鐵站附近有超市及商場,行街食野都方便。</w:t>
-      </w:r>
-    </w:p>
-    <w:p>
-      <w:pPr>
-        <w:spacing w:after="120" w:line="320"/>
-        <w:jc w:val="left"/>
-      </w:pPr>
-      <w:r>
-        <w:rPr>
-          <w:rFonts w:ascii="Arial" w:cs="Arial" w:eastAsia="Arial" w:hAnsi="Arial"/>
-          <w:b/>
-          <w:bCs/>
-          <w:color w:val="C0392B"/>
-          <w:sz w:val="21"/>
-          <w:szCs w:val="21"/>
-        </w:rPr>
-        <w:t xml:space="preserve">【改善点】</w:t>
-      </w:r>
-      <w:r>
-        <w:rPr>
-          <w:rFonts w:ascii="Arial" w:cs="Arial" w:eastAsia="Arial" w:hAnsi="Arial"/>
-          <w:color w:val="333333"/>
-          <w:sz w:val="21"/>
-          <w:szCs w:val="21"/>
-        </w:rPr>
-        <w:t xml:space="preserve">唯一もっと面倒なのは、毎朝テレビをつけて掃除が必要かどうかを選択することです。最初の朝は掃除を選択しましたが、新しいタオルを置いただけでした。次の日の午前10時にテレビでオプションを選択すると、掃除の予約がいっぱいで、結局掃除は行われませんでした。</w:t>
+        <w:t xml:space="preserve">このホテルでの7泊の滞在は最高でした。スタッフは親切で協力的で、部屋は滞在中ずっと清潔で快適、そして手入れが行き届いていました。立地も便利で、移動や観光も楽でした。全体的にとても快適な滞在で、ぜひおすすめしますし、また泊まりたいと思います。</w:t>
       </w:r>
     </w:p>
     <w:p>
@@ -7269,7 +7217,7 @@
                 <w:sz w:val="21"/>
                 <w:szCs w:val="21"/>
               </w:rPr>
-              <w:t xml:space="preserve">京成リッチモンドホテル東京錦糸町は、全体平均9.30点（10点換算）、高評価率93.8%という非常に高い顧客満足度を維持しているホテルです。特に「立地・アクセス」「清潔さ・清掃」が多くのゲストから高く評価されています。</w:t>
+              <w:t xml:space="preserve">京成リッチモンドホテル東京錦糸町は、全体平均9.32点（10点換算）、高評価率93.9%という非常に高い顧客満足度を維持しているホテルです。特に「立地・アクセス」「スタッフの対応」が多くのゲストから高く評価されています。</w:t>
             </w:r>
           </w:p>
           <w:p>

--- a/納品レポート/ホテル別レポート/keisei_kinshicho_口コミ分析改善レポート.docx
+++ b/納品レポート/ホテル別レポート/keisei_kinshicho_口コミ分析改善レポート.docx
@@ -96,7 +96,7 @@
           <w:sz w:val="22"/>
           <w:szCs w:val="22"/>
         </w:rPr>
-        <w:t xml:space="preserve">レビュー総数：84件（4サイト）</w:t>
+        <w:t xml:space="preserve">レビュー総数：88件（4サイト）</w:t>
       </w:r>
     </w:p>
     <w:p>
@@ -111,7 +111,7 @@
           <w:sz w:val="20"/>
           <w:szCs w:val="20"/>
         </w:rPr>
-        <w:t xml:space="preserve">対象サイト：Trip.com / Google / Booking.com / 楽天トラベル</w:t>
+        <w:t xml:space="preserve">対象サイト：Trip.com / Booking.com / Google / 楽天トラベル</w:t>
       </w:r>
     </w:p>
     <w:p>
@@ -131,7 +131,7 @@
           <w:sz w:val="20"/>
           <w:szCs w:val="20"/>
         </w:rPr>
-        <w:t xml:space="preserve">作成日：2026年4月6日</w:t>
+        <w:t xml:space="preserve">作成日：2026年4月7日</w:t>
       </w:r>
     </w:p>
     <w:p>
@@ -189,7 +189,7 @@
           <w:sz w:val="21"/>
           <w:szCs w:val="21"/>
         </w:rPr>
-        <w:t xml:space="preserve">2026年3月〜4月に各OTAサイト・口コミサイトに投稿された84件のレビューを包括的に分析しました。以下が主要な発見事項です。</w:t>
+        <w:t xml:space="preserve">2026年3月〜4月に各OTAサイト・口コミサイトに投稿された88件のレビューを包括的に分析しました。以下が主要な発見事項です。</w:t>
       </w:r>
     </w:p>
     <w:p>
@@ -261,7 +261,7 @@
                 <w:sz w:val="36"/>
                 <w:szCs w:val="36"/>
               </w:rPr>
-              <w:t xml:space="preserve">9.32</w:t>
+              <w:t xml:space="preserve">9.31</w:t>
             </w:r>
           </w:p>
         </w:tc>
@@ -310,7 +310,7 @@
                 <w:sz w:val="36"/>
                 <w:szCs w:val="36"/>
               </w:rPr>
-              <w:t xml:space="preserve">94.0%</w:t>
+              <w:t xml:space="preserve">93.2%</w:t>
             </w:r>
           </w:p>
         </w:tc>
@@ -359,7 +359,7 @@
                 <w:sz w:val="36"/>
                 <w:szCs w:val="36"/>
               </w:rPr>
-              <w:t xml:space="preserve">1.2%</w:t>
+              <w:t xml:space="preserve">1.1%</w:t>
             </w:r>
           </w:p>
         </w:tc>
@@ -408,7 +408,7 @@
                 <w:sz w:val="36"/>
                 <w:szCs w:val="36"/>
               </w:rPr>
-              <w:t xml:space="preserve">84件</w:t>
+              <w:t xml:space="preserve">88件</w:t>
             </w:r>
           </w:p>
         </w:tc>
@@ -448,7 +448,7 @@
           <w:sz w:val="21"/>
           <w:szCs w:val="21"/>
         </w:rPr>
-        <w:t xml:space="preserve">全体平均スコア9.32点（10点換算）は非常に高い水準であり、94.0%が高評価（8-10点）に分類されます。低評価（1-4点）は1件（1.2%）で、ゲスト満足度は良好です。Trip.com（9.60点）で特に高い評価を獲得しています。</w:t>
+        <w:t xml:space="preserve">全体平均スコア9.31点（10点換算）は非常に高い水準であり、93.2%が高評価（8-10点）に分類されます。低評価（1-4点）は1件（1.1%）で、ゲスト満足度は良好です。Trip.com（9.62点）で特に高い評価を獲得しています。</w:t>
       </w:r>
     </w:p>
     <w:p>
@@ -567,7 +567,7 @@
                 <w:sz w:val="20"/>
                 <w:szCs w:val="20"/>
               </w:rPr>
-              <w:t xml:space="preserve">エアコン・空調（12件）、浴室・水回り（8件）、臭い・匂い（4件）、対応・サービスの不満（4件）</w:t>
+              <w:t xml:space="preserve">エアコン・空調（12件）、浴室・水回り（8件）、対応・サービスの不満（5件）、臭い・匂い（4件）</w:t>
             </w:r>
           </w:p>
           <w:p>
@@ -987,7 +987,7 @@
                 <w:sz w:val="20"/>
                 <w:szCs w:val="20"/>
               </w:rPr>
-              <w:t xml:space="preserve">43</w:t>
+              <w:t xml:space="preserve">45</w:t>
             </w:r>
           </w:p>
         </w:tc>
@@ -1021,7 +1021,7 @@
                 <w:sz w:val="20"/>
                 <w:szCs w:val="20"/>
               </w:rPr>
-              <w:t xml:space="preserve">9.6</w:t>
+              <w:t xml:space="preserve">9.62</w:t>
             </w:r>
           </w:p>
         </w:tc>
@@ -1089,7 +1089,7 @@
                 <w:sz w:val="20"/>
                 <w:szCs w:val="20"/>
               </w:rPr>
-              <w:t xml:space="preserve">9.6</w:t>
+              <w:t xml:space="preserve">9.62</w:t>
             </w:r>
           </w:p>
         </w:tc>
@@ -1194,7 +1194,7 @@
                 <w:sz w:val="20"/>
                 <w:szCs w:val="20"/>
               </w:rPr>
-              <w:t xml:space="preserve">Google</w:t>
+              <w:t xml:space="preserve">Booking.com</w:t>
             </w:r>
           </w:p>
         </w:tc>
@@ -1229,7 +1229,7 @@
                 <w:sz w:val="20"/>
                 <w:szCs w:val="20"/>
               </w:rPr>
-              <w:t xml:space="preserve">11</w:t>
+              <w:t xml:space="preserve">30</w:t>
             </w:r>
           </w:p>
         </w:tc>
@@ -1264,7 +1264,7 @@
                 <w:sz w:val="20"/>
                 <w:szCs w:val="20"/>
               </w:rPr>
-              <w:t xml:space="preserve">4.64</w:t>
+              <w:t xml:space="preserve">9</w:t>
             </w:r>
           </w:p>
         </w:tc>
@@ -1299,7 +1299,7 @@
                 <w:sz w:val="20"/>
                 <w:szCs w:val="20"/>
               </w:rPr>
-              <w:t xml:space="preserve">/5 (×2)</w:t>
+              <w:t xml:space="preserve">/10</w:t>
             </w:r>
           </w:p>
         </w:tc>
@@ -1334,7 +1334,7 @@
                 <w:sz w:val="20"/>
                 <w:szCs w:val="20"/>
               </w:rPr>
-              <w:t xml:space="preserve">9.27</w:t>
+              <w:t xml:space="preserve">9</w:t>
             </w:r>
           </w:p>
         </w:tc>
@@ -1369,7 +1369,7 @@
                 <w:sz w:val="20"/>
                 <w:szCs w:val="20"/>
               </w:rPr>
-              <w:t xml:space="preserve">10</w:t>
+              <w:t xml:space="preserve">9</w:t>
             </w:r>
           </w:p>
         </w:tc>
@@ -1440,7 +1440,7 @@
                 <w:sz w:val="20"/>
                 <w:szCs w:val="20"/>
               </w:rPr>
-              <w:t xml:space="preserve">Booking.com</w:t>
+              <w:t xml:space="preserve">Google</w:t>
             </w:r>
           </w:p>
         </w:tc>
@@ -1474,7 +1474,7 @@
                 <w:sz w:val="20"/>
                 <w:szCs w:val="20"/>
               </w:rPr>
-              <w:t xml:space="preserve">29</w:t>
+              <w:t xml:space="preserve">12</w:t>
             </w:r>
           </w:p>
         </w:tc>
@@ -1508,7 +1508,7 @@
                 <w:sz w:val="20"/>
                 <w:szCs w:val="20"/>
               </w:rPr>
-              <w:t xml:space="preserve">8.97</w:t>
+              <w:t xml:space="preserve">4.5</w:t>
             </w:r>
           </w:p>
         </w:tc>
@@ -1542,7 +1542,7 @@
                 <w:sz w:val="20"/>
                 <w:szCs w:val="20"/>
               </w:rPr>
-              <w:t xml:space="preserve">/10</w:t>
+              <w:t xml:space="preserve">/5 (×2)</w:t>
             </w:r>
           </w:p>
         </w:tc>
@@ -1576,7 +1576,7 @@
                 <w:sz w:val="20"/>
                 <w:szCs w:val="20"/>
               </w:rPr>
-              <w:t xml:space="preserve">8.97</w:t>
+              <w:t xml:space="preserve">9</w:t>
             </w:r>
           </w:p>
         </w:tc>
@@ -1610,7 +1610,7 @@
                 <w:sz w:val="20"/>
                 <w:szCs w:val="20"/>
               </w:rPr>
-              <w:t xml:space="preserve">9</w:t>
+              <w:t xml:space="preserve">10</w:t>
             </w:r>
           </w:p>
         </w:tc>
@@ -1644,7 +1644,7 @@
                 <w:sz w:val="20"/>
                 <w:szCs w:val="20"/>
               </w:rPr>
-              <w:t xml:space="preserve">良好</w:t>
+              <w:t xml:space="preserve">優秀</w:t>
             </w:r>
           </w:p>
         </w:tc>
@@ -1931,7 +1931,7 @@
           <w:sz w:val="21"/>
           <w:szCs w:val="21"/>
         </w:rPr>
-        <w:t xml:space="preserve">評価分布は10点（63.1%）に最も多く、8点以上の高評価が94.0%を占め、高い顧客満足度を示しています。低評価（1-4点）は計1件（1.2%）です。</w:t>
+        <w:t xml:space="preserve">評価分布は10点（63.6%）に最も多く、8点以上の高評価が93.2%を占め、高い顧客満足度を示しています。低評価（1-4点）は計1件（1.1%）です。</w:t>
       </w:r>
     </w:p>
     <w:p>
@@ -2166,7 +2166,7 @@
                 <w:sz w:val="20"/>
                 <w:szCs w:val="20"/>
               </w:rPr>
-              <w:t xml:space="preserve">53</w:t>
+              <w:t xml:space="preserve">56</w:t>
             </w:r>
           </w:p>
         </w:tc>
@@ -2201,7 +2201,7 @@
                 <w:sz w:val="20"/>
                 <w:szCs w:val="20"/>
               </w:rPr>
-              <w:t xml:space="preserve">63.1%</w:t>
+              <w:t xml:space="preserve">63.6%</w:t>
             </w:r>
           </w:p>
         </w:tc>
@@ -2239,7 +2239,7 @@
                 <w:sz w:val="18"/>
                 <w:szCs w:val="18"/>
               </w:rPr>
-              <w:t xml:space="preserve"> 53件</w:t>
+              <w:t xml:space="preserve"> 56件</w:t>
             </w:r>
           </w:p>
         </w:tc>
@@ -2346,7 +2346,7 @@
                 <w:sz w:val="20"/>
                 <w:szCs w:val="20"/>
               </w:rPr>
-              <w:t xml:space="preserve">15.5%</w:t>
+              <w:t xml:space="preserve">14.8%</w:t>
             </w:r>
           </w:p>
         </w:tc>
@@ -2490,7 +2490,7 @@
                 <w:sz w:val="20"/>
                 <w:szCs w:val="20"/>
               </w:rPr>
-              <w:t xml:space="preserve">15.5%</w:t>
+              <w:t xml:space="preserve">14.8%</w:t>
             </w:r>
           </w:p>
         </w:tc>
@@ -2635,7 +2635,7 @@
                 <w:sz w:val="20"/>
                 <w:szCs w:val="20"/>
               </w:rPr>
-              <w:t xml:space="preserve">4.8%</w:t>
+              <w:t xml:space="preserve">4.5%</w:t>
             </w:r>
           </w:p>
         </w:tc>
@@ -2663,7 +2663,7 @@
                 <w:sz w:val="20"/>
                 <w:szCs w:val="20"/>
               </w:rPr>
-              <w:t xml:space="preserve">██</w:t>
+              <w:t xml:space="preserve">█</w:t>
             </w:r>
             <w:r>
               <w:rPr>
@@ -2709,7 +2709,7 @@
                 <w:sz w:val="20"/>
                 <w:szCs w:val="20"/>
               </w:rPr>
-              <w:t xml:space="preserve">4</w:t>
+              <w:t xml:space="preserve">6</w:t>
             </w:r>
           </w:p>
         </w:tc>
@@ -2779,7 +2779,152 @@
                 <w:sz w:val="20"/>
                 <w:szCs w:val="20"/>
               </w:rPr>
-              <w:t xml:space="preserve">1.2%</w:t>
+              <w:t xml:space="preserve">1.1%</w:t>
+            </w:r>
+          </w:p>
+        </w:tc>
+        <w:tc>
+          <w:tcPr>
+            <w:tcW w:type="dxa" w:w="5126"/>
+            <w:tcBorders>
+              <w:top w:val="single" w:color="CCCCCC" w:sz="1"/>
+              <w:left w:val="single" w:color="CCCCCC" w:sz="1"/>
+              <w:bottom w:val="single" w:color="CCCCCC" w:sz="1"/>
+              <w:right w:val="single" w:color="CCCCCC" w:sz="1"/>
+            </w:tcBorders>
+            <w:shd w:fill="F2F2F2" w:val="clear"/>
+            <w:tcMar>
+              <w:top w:type="dxa" w:w="80"/>
+              <w:left w:type="dxa" w:w="120"/>
+              <w:bottom w:type="dxa" w:w="80"/>
+              <w:right w:type="dxa" w:w="120"/>
+            </w:tcMar>
+          </w:tcPr>
+          <w:p>
+            <w:r>
+              <w:rPr>
+                <w:rFonts w:ascii="Arial" w:cs="Arial" w:eastAsia="Arial" w:hAnsi="Arial"/>
+                <w:color w:val="E67E22"/>
+                <w:sz w:val="20"/>
+                <w:szCs w:val="20"/>
+              </w:rPr>
+              <w:t xml:space="preserve">█</w:t>
+            </w:r>
+            <w:r>
+              <w:rPr>
+                <w:rFonts w:ascii="Arial" w:cs="Arial" w:eastAsia="Arial" w:hAnsi="Arial"/>
+                <w:color w:val="666666"/>
+                <w:sz w:val="18"/>
+                <w:szCs w:val="18"/>
+              </w:rPr>
+              <w:t xml:space="preserve"> 1件</w:t>
+            </w:r>
+          </w:p>
+        </w:tc>
+      </w:tr>
+      <w:tr>
+        <w:tc>
+          <w:tcPr>
+            <w:tcW w:type="dxa" w:w="1200"/>
+            <w:tcBorders>
+              <w:top w:val="single" w:color="CCCCCC" w:sz="1"/>
+              <w:left w:val="single" w:color="CCCCCC" w:sz="1"/>
+              <w:bottom w:val="single" w:color="CCCCCC" w:sz="1"/>
+              <w:right w:val="single" w:color="CCCCCC" w:sz="1"/>
+            </w:tcBorders>
+            <w:shd w:fill="F2F2F2" w:val="clear"/>
+            <w:tcMar>
+              <w:top w:type="dxa" w:w="80"/>
+              <w:left w:type="dxa" w:w="120"/>
+              <w:bottom w:type="dxa" w:w="80"/>
+              <w:right w:type="dxa" w:w="120"/>
+            </w:tcMar>
+            <w:vAlign w:val="center"/>
+          </w:tcPr>
+          <w:p>
+            <w:pPr>
+              <w:jc w:val="center"/>
+            </w:pPr>
+            <w:r>
+              <w:rPr>
+                <w:rFonts w:ascii="Arial" w:cs="Arial" w:eastAsia="Arial" w:hAnsi="Arial"/>
+                <w:b/>
+                <w:bCs/>
+                <w:color w:val="333333"/>
+                <w:sz w:val="20"/>
+                <w:szCs w:val="20"/>
+              </w:rPr>
+              <w:t xml:space="preserve">4</w:t>
+            </w:r>
+          </w:p>
+        </w:tc>
+        <w:tc>
+          <w:tcPr>
+            <w:tcW w:type="dxa" w:w="1200"/>
+            <w:tcBorders>
+              <w:top w:val="single" w:color="CCCCCC" w:sz="1"/>
+              <w:left w:val="single" w:color="CCCCCC" w:sz="1"/>
+              <w:bottom w:val="single" w:color="CCCCCC" w:sz="1"/>
+              <w:right w:val="single" w:color="CCCCCC" w:sz="1"/>
+            </w:tcBorders>
+            <w:shd w:fill="F2F2F2" w:val="clear"/>
+            <w:tcMar>
+              <w:top w:type="dxa" w:w="80"/>
+              <w:left w:type="dxa" w:w="120"/>
+              <w:bottom w:type="dxa" w:w="80"/>
+              <w:right w:type="dxa" w:w="120"/>
+            </w:tcMar>
+            <w:vAlign w:val="center"/>
+          </w:tcPr>
+          <w:p>
+            <w:pPr>
+              <w:jc w:val="center"/>
+            </w:pPr>
+            <w:r>
+              <w:rPr>
+                <w:rFonts w:ascii="Arial" w:cs="Arial" w:eastAsia="Arial" w:hAnsi="Arial"/>
+                <w:b w:val="false"/>
+                <w:bCs w:val="false"/>
+                <w:color w:val="333333"/>
+                <w:sz w:val="20"/>
+                <w:szCs w:val="20"/>
+              </w:rPr>
+              <w:t xml:space="preserve">1</w:t>
+            </w:r>
+          </w:p>
+        </w:tc>
+        <w:tc>
+          <w:tcPr>
+            <w:tcW w:type="dxa" w:w="1500"/>
+            <w:tcBorders>
+              <w:top w:val="single" w:color="CCCCCC" w:sz="1"/>
+              <w:left w:val="single" w:color="CCCCCC" w:sz="1"/>
+              <w:bottom w:val="single" w:color="CCCCCC" w:sz="1"/>
+              <w:right w:val="single" w:color="CCCCCC" w:sz="1"/>
+            </w:tcBorders>
+            <w:shd w:fill="F2F2F2" w:val="clear"/>
+            <w:tcMar>
+              <w:top w:type="dxa" w:w="80"/>
+              <w:left w:type="dxa" w:w="120"/>
+              <w:bottom w:type="dxa" w:w="80"/>
+              <w:right w:type="dxa" w:w="120"/>
+            </w:tcMar>
+            <w:vAlign w:val="center"/>
+          </w:tcPr>
+          <w:p>
+            <w:pPr>
+              <w:jc w:val="center"/>
+            </w:pPr>
+            <w:r>
+              <w:rPr>
+                <w:rFonts w:ascii="Arial" w:cs="Arial" w:eastAsia="Arial" w:hAnsi="Arial"/>
+                <w:b w:val="false"/>
+                <w:bCs w:val="false"/>
+                <w:color w:val="333333"/>
+                <w:sz w:val="20"/>
+                <w:szCs w:val="20"/>
+              </w:rPr>
+              <w:t xml:space="preserve">1.1%</w:t>
             </w:r>
           </w:p>
         </w:tc>
@@ -2893,7 +3038,7 @@
                 <w:sz w:val="24"/>
                 <w:szCs w:val="24"/>
               </w:rPr>
-              <w:t xml:space="preserve">79件（94.0%）</w:t>
+              <w:t xml:space="preserve">82件（93.2%）</w:t>
             </w:r>
           </w:p>
         </w:tc>
@@ -2944,7 +3089,7 @@
                 <w:sz w:val="24"/>
                 <w:szCs w:val="24"/>
               </w:rPr>
-              <w:t xml:space="preserve">4件（4.8%）</w:t>
+              <w:t xml:space="preserve">5件（5.7%）</w:t>
             </w:r>
           </w:p>
         </w:tc>
@@ -2995,7 +3140,7 @@
                 <w:sz w:val="24"/>
                 <w:szCs w:val="24"/>
               </w:rPr>
-              <w:t xml:space="preserve">1件（1.2%）</w:t>
+              <w:t xml:space="preserve">1件（1.1%）</w:t>
             </w:r>
           </w:p>
         </w:tc>
@@ -3269,7 +3414,7 @@
                 <w:sz w:val="20"/>
                 <w:szCs w:val="20"/>
               </w:rPr>
-              <w:t xml:space="preserve">「酒店位置距離錦糸町駅約4-5分鐘，拉行李可走南口、過斑馬線再拐󠄆左向酒店方向走」「立地は便利で、JR駅や地下鉄駅に近く、周辺には多くのレストランがあります」</w:t>
+              <w:t xml:space="preserve">「酒店位置距離錦糸町駅約4-5分鐘，拉行李可走南口、過斑馬線再拐󠄆左向酒店方向走」「交通方便，附近很多食店 交通の便が良く、近くにレストランも多数あります」</w:t>
             </w:r>
           </w:p>
         </w:tc>
@@ -3373,7 +3518,7 @@
                 <w:sz w:val="20"/>
                 <w:szCs w:val="20"/>
               </w:rPr>
-              <w:t xml:space="preserve">「ベッドは快適で、スタッフも親切だったなど、良い点もたくさんありました」「ホテルは清潔で、サービスも素晴らしいです」</w:t>
+              <w:t xml:space="preserve">「サービスも良く、スタッフも親切で、立地も良く、衛生状態も良好でした」「ベッドは快適で、スタッフも親切だったなど、良い点もたくさんありました」</w:t>
             </w:r>
           </w:p>
         </w:tc>
@@ -3480,7 +3625,7 @@
                 <w:sz w:val="20"/>
                 <w:szCs w:val="20"/>
               </w:rPr>
-              <w:t xml:space="preserve">「ホテルは清潔で、サービスも素晴らしいです」「房間乾淨、整潔，兩個28吋的行李箱打開也沒問題，服務人員態度非常好，我覺得cp值很高，離錦糸町走路也很近，附近吃的...」</w:t>
+              <w:t xml:space="preserve">「服務良好，態度優良，地理位置良好，衛生不錯」「ホテルは清潔で、サービスも素晴らしいです」</w:t>
             </w:r>
           </w:p>
         </w:tc>
@@ -3691,7 +3836,7 @@
                 <w:sz w:val="20"/>
                 <w:szCs w:val="20"/>
               </w:rPr>
-              <w:t xml:space="preserve">「立地は便利で、JR駅や地下鉄駅に近く、周辺には多くのレストランがあります」「錦糸町にもとても近く、周辺にはたくさんの飲食店があります」</w:t>
+              <w:t xml:space="preserve">「交通方便，附近很多食店 交通の便が良く、近くにレストランも多数あります」「立地は便利で、JR駅や地下鉄駅に近く、周辺には多くのレストランがあります」</w:t>
             </w:r>
           </w:p>
         </w:tc>
@@ -3761,7 +3906,7 @@
                 <w:sz w:val="20"/>
                 <w:szCs w:val="20"/>
               </w:rPr>
-              <w:t xml:space="preserve">6件</w:t>
+              <w:t xml:space="preserve">7件</w:t>
             </w:r>
           </w:p>
         </w:tc>
@@ -3873,7 +4018,7 @@
           <w:sz w:val="21"/>
           <w:szCs w:val="21"/>
         </w:rPr>
-        <w:t xml:space="preserve">立地は便利で、JR駅や地下鉄駅に近く、周辺には多くのレストランがあります</w:t>
+        <w:t xml:space="preserve">交通方便，附近很多食店 交通の便が良く、近くにレストランも多数あります</w:t>
       </w:r>
     </w:p>
     <w:p>
@@ -3892,7 +4037,7 @@
           <w:sz w:val="21"/>
           <w:szCs w:val="21"/>
         </w:rPr>
-        <w:t xml:space="preserve">錦糸町にもとても近く、周辺にはたくさんの飲食店があります</w:t>
+        <w:t xml:space="preserve">サービスも良く、スタッフも親切で、立地も良く、衛生状態も良好でした</w:t>
       </w:r>
     </w:p>
     <w:p>
@@ -3929,7 +4074,7 @@
           <w:sz w:val="21"/>
           <w:szCs w:val="21"/>
         </w:rPr>
-        <w:t xml:space="preserve">スタッフの対応に関するポジティブな評価も多く寄せられています。「ベッドは快適で、スタッフも親切だったなど、良い点もたくさんありました」といったコメントが見られます。</w:t>
+        <w:t xml:space="preserve">スタッフの対応に関するポジティブな評価も多く寄せられています。「サービスも良く、スタッフも親切で、立地も良く、衛生状態も良好でした」といったコメントが見られます。</w:t>
       </w:r>
     </w:p>
     <w:p>
@@ -4478,7 +4623,7 @@
                 <w:sz w:val="20"/>
                 <w:szCs w:val="20"/>
               </w:rPr>
-              <w:t xml:space="preserve">臭い・匂い</w:t>
+              <w:t xml:space="preserve">対応・サービスの不満</w:t>
             </w:r>
           </w:p>
         </w:tc>
@@ -4512,7 +4657,7 @@
                 <w:sz w:val="20"/>
                 <w:szCs w:val="20"/>
               </w:rPr>
-              <w:t xml:space="preserve">欠点は、禁煙室を予約したのに、トイレ付近でタバコの臭いがしたことです</w:t>
+              <w:t xml:space="preserve">服務良好，態度優良，地理位置良好，衛生不錯</w:t>
             </w:r>
           </w:p>
         </w:tc>
@@ -4546,7 +4691,7 @@
                 <w:sz w:val="20"/>
                 <w:szCs w:val="20"/>
               </w:rPr>
-              <w:t xml:space="preserve">中度・4件</w:t>
+              <w:t xml:space="preserve">重大・5件</w:t>
             </w:r>
           </w:p>
         </w:tc>
@@ -4617,7 +4762,7 @@
                 <w:sz w:val="20"/>
                 <w:szCs w:val="20"/>
               </w:rPr>
-              <w:t xml:space="preserve">対応・サービスの不満</w:t>
+              <w:t xml:space="preserve">臭い・匂い</w:t>
             </w:r>
           </w:p>
         </w:tc>
@@ -4651,7 +4796,7 @@
                 <w:sz w:val="20"/>
                 <w:szCs w:val="20"/>
               </w:rPr>
-              <w:t xml:space="preserve">地點方便近JR , 近地鐵站，有好多食肆，酒店乾淨，服務態度非常好</w:t>
+              <w:t xml:space="preserve">欠点は、禁煙室を予約したのに、トイレ付近でタバコの臭いがしたことです</w:t>
             </w:r>
           </w:p>
         </w:tc>
@@ -6126,7 +6271,7 @@
                 <w:sz w:val="20"/>
                 <w:szCs w:val="20"/>
               </w:rPr>
-              <w:t xml:space="preserve">9.32点</w:t>
+              <w:t xml:space="preserve">9.31点</w:t>
             </w:r>
           </w:p>
         </w:tc>
@@ -6266,7 +6411,7 @@
                 <w:sz w:val="20"/>
                 <w:szCs w:val="20"/>
               </w:rPr>
-              <w:t xml:space="preserve">94.0%</w:t>
+              <w:t xml:space="preserve">93.2%</w:t>
             </w:r>
           </w:p>
         </w:tc>
@@ -6301,7 +6446,7 @@
                 <w:sz w:val="20"/>
                 <w:szCs w:val="20"/>
               </w:rPr>
-              <w:t xml:space="preserve">96%以上</w:t>
+              <w:t xml:space="preserve">95%以上</w:t>
             </w:r>
           </w:p>
         </w:tc>
@@ -6406,7 +6551,7 @@
                 <w:sz w:val="20"/>
                 <w:szCs w:val="20"/>
               </w:rPr>
-              <w:t xml:space="preserve">1.2%</w:t>
+              <w:t xml:space="preserve">1.1%</w:t>
             </w:r>
           </w:p>
         </w:tc>
@@ -6993,7 +7138,7 @@
           <w:sz w:val="22"/>
           <w:szCs w:val="22"/>
         </w:rPr>
-        <w:t xml:space="preserve">[2] Trip.com / 10点 / 2026-04-05</w:t>
+        <w:t xml:space="preserve">[2] Booking.com / 10点 / 2026-04-06</w:t>
       </w:r>
     </w:p>
     <w:p>
@@ -7008,7 +7153,33 @@
           <w:sz w:val="21"/>
           <w:szCs w:val="21"/>
         </w:rPr>
-        <w:t xml:space="preserve">ベッドは快適で、スタッフも親切だったなど、良い点もたくさんありました。しかし、部屋が予想以上に狭かったのです！トリプルルームを予約したのですが、本当に狭すぎて、ワードローブさえありませんでした！また、自動給水器があればもっと良かったと思います！</w:t>
+        <w:t xml:space="preserve">从成田机场到酒店有直达的bus和JR电车， 在锦丝町站下车，出南口， 几分钟可以走到酒店。 工作人员热情接待，房间清洁干净舒适， 距离各个餐厅，超市和商场都比较近。 去迪士尼也有直达的bus。</w:t>
+      </w:r>
+    </w:p>
+    <w:p>
+      <w:pPr>
+        <w:spacing w:after="120" w:line="320"/>
+        <w:jc w:val="left"/>
+      </w:pPr>
+      <w:r>
+        <w:rPr>
+          <w:rFonts w:ascii="Arial" w:cs="Arial" w:eastAsia="Arial" w:hAnsi="Arial"/>
+          <w:b/>
+          <w:bCs/>
+          <w:color w:val="C0392B"/>
+          <w:sz w:val="21"/>
+          <w:szCs w:val="21"/>
+        </w:rPr>
+        <w:t xml:space="preserve">【改善点】</w:t>
+      </w:r>
+      <w:r>
+        <w:rPr>
+          <w:rFonts w:ascii="Arial" w:cs="Arial" w:eastAsia="Arial" w:hAnsi="Arial"/>
+          <w:color w:val="333333"/>
+          <w:sz w:val="21"/>
+          <w:szCs w:val="21"/>
+        </w:rPr>
+        <w:t xml:space="preserve">なし</w:t>
       </w:r>
     </w:p>
     <w:p>
@@ -7029,7 +7200,7 @@
           <w:sz w:val="22"/>
           <w:szCs w:val="22"/>
         </w:rPr>
-        <w:t xml:space="preserve">[3] Trip.com / 10点 / 2026-04-05</w:t>
+        <w:t xml:space="preserve">[3] Trip.com / 10点 / 2026-04-06</w:t>
       </w:r>
     </w:p>
     <w:p>
@@ -7044,7 +7215,7 @@
           <w:sz w:val="21"/>
           <w:szCs w:val="21"/>
         </w:rPr>
-        <w:t xml:space="preserve">立地は便利で、JR駅や地下鉄駅に近く、周辺には多くのレストランがあります。ホテルは清潔で、サービスも素晴らしいです！</w:t>
+        <w:t xml:space="preserve">交通の便が良く、近くにレストランも多数あります。</w:t>
       </w:r>
     </w:p>
     <w:p>
@@ -7065,7 +7236,7 @@
           <w:sz w:val="22"/>
           <w:szCs w:val="22"/>
         </w:rPr>
-        <w:t xml:space="preserve">[4] Trip.com / 10点 / 2026-04-05</w:t>
+        <w:t xml:space="preserve">[4] Trip.com / 10点 / 2026-04-06</w:t>
       </w:r>
     </w:p>
     <w:p>
@@ -7080,7 +7251,7 @@
           <w:sz w:val="21"/>
           <w:szCs w:val="21"/>
         </w:rPr>
-        <w:t xml:space="preserve">部屋は清潔で整頓されていて、28インチのスーツケース2個も楽に開けられました。スタッフはとても親切で親身になって対応してくれました。料金に見合った素晴らしい滞在だったと思います。錦糸町にもとても近く、周辺にはたくさんの飲食店があります。</w:t>
+        <w:t xml:space="preserve">サービスも良く、スタッフも親切で、立地も良く、衛生状態も良好でした。</w:t>
       </w:r>
     </w:p>
     <w:p>
@@ -7101,7 +7272,7 @@
           <w:sz w:val="22"/>
           <w:szCs w:val="22"/>
         </w:rPr>
-        <w:t xml:space="preserve">[5] Trip.com / 10点 / 2026-04-04</w:t>
+        <w:t xml:space="preserve">[5] Trip.com / 10点 / 2026-04-05</w:t>
       </w:r>
     </w:p>
     <w:p>
@@ -7116,7 +7287,7 @@
           <w:sz w:val="21"/>
           <w:szCs w:val="21"/>
         </w:rPr>
-        <w:t xml:space="preserve">素晴らしい</w:t>
+        <w:t xml:space="preserve">ベッドは快適で、スタッフも親切だったなど、良い点もたくさんありました。しかし、部屋が予想以上に狭かったのです！トリプルルームを予約したのですが、本当に狭すぎて、ワードローブさえありませんでした！また、自動給水器があればもっと良かったと思います！</w:t>
       </w:r>
     </w:p>
     <w:p>
@@ -7217,7 +7388,7 @@
                 <w:sz w:val="21"/>
                 <w:szCs w:val="21"/>
               </w:rPr>
-              <w:t xml:space="preserve">京成リッチモンドホテル東京錦糸町は、全体平均9.32点（10点換算）、高評価率94.0%という非常に高い顧客満足度を維持しているホテルです。特に「立地・アクセス」「スタッフの対応」が多くのゲストから高く評価されています。</w:t>
+              <w:t xml:space="preserve">京成リッチモンドホテル東京錦糸町は、全体平均9.31点（10点換算）、高評価率93.2%という非常に高い顧客満足度を維持しているホテルです。特に「立地・アクセス」「スタッフの対応」が多くのゲストから高く評価されています。</w:t>
             </w:r>
           </w:p>
           <w:p>
@@ -7231,7 +7402,7 @@
                 <w:sz w:val="21"/>
                 <w:szCs w:val="21"/>
               </w:rPr>
-              <w:t xml:space="preserve">改善課題としては、エアコン・空調、浴室・水回り、臭い・匂いが主要なテーマとして浮上しています。ただし、これらの課題を指摘するゲストの多くも他の面では高い評価を付けており、ネガティブ要素が全体評価を大きく押し下げているわけではありません。</w:t>
+              <w:t xml:space="preserve">改善課題としては、エアコン・空調、浴室・水回り、対応・サービスの不満が主要なテーマとして浮上しています。ただし、これらの課題を指摘するゲストの多くも他の面では高い評価を付けており、ネガティブ要素が全体評価を大きく押し下げているわけではありません。</w:t>
             </w:r>
           </w:p>
           <w:p>

--- a/納品レポート/ホテル別レポート/keisei_kinshicho_口コミ分析改善レポート.docx
+++ b/納品レポート/ホテル別レポート/keisei_kinshicho_口コミ分析改善レポート.docx
@@ -131,7 +131,7 @@
           <w:sz w:val="20"/>
           <w:szCs w:val="20"/>
         </w:rPr>
-        <w:t xml:space="preserve">作成日：2026年4月7日</w:t>
+        <w:t xml:space="preserve">作成日：2026年4月8日</w:t>
       </w:r>
     </w:p>
     <w:p>
@@ -3518,7 +3518,7 @@
                 <w:sz w:val="20"/>
                 <w:szCs w:val="20"/>
               </w:rPr>
-              <w:t xml:space="preserve">「サービスも良く、スタッフも親切で、立地も良く、衛生状態も良好でした」「ベッドは快適で、スタッフも親切だったなど、良い点もたくさんありました」</w:t>
+              <w:t xml:space="preserve">「サービスは良く、スタッフは親切で、立地も便利で、衛生状態も良好でした」「ベッドは快適で、スタッフも親切だったなど、良い点もたくさんありました」</w:t>
             </w:r>
           </w:p>
         </w:tc>
@@ -4037,7 +4037,7 @@
           <w:sz w:val="21"/>
           <w:szCs w:val="21"/>
         </w:rPr>
-        <w:t xml:space="preserve">サービスも良く、スタッフも親切で、立地も良く、衛生状態も良好でした</w:t>
+        <w:t xml:space="preserve">サービスは良く、スタッフは親切で、立地も便利で、衛生状態も良好でした</w:t>
       </w:r>
     </w:p>
     <w:p>
@@ -4074,7 +4074,7 @@
           <w:sz w:val="21"/>
           <w:szCs w:val="21"/>
         </w:rPr>
-        <w:t xml:space="preserve">スタッフの対応に関するポジティブな評価も多く寄せられています。「サービスも良く、スタッフも親切で、立地も良く、衛生状態も良好でした」といったコメントが見られます。</w:t>
+        <w:t xml:space="preserve">スタッフの対応に関するポジティブな評価も多く寄せられています。「サービスは良く、スタッフは親切で、立地も便利で、衛生状態も良好でした」といったコメントが見られます。</w:t>
       </w:r>
     </w:p>
     <w:p>
@@ -7251,7 +7251,7 @@
           <w:sz w:val="21"/>
           <w:szCs w:val="21"/>
         </w:rPr>
-        <w:t xml:space="preserve">サービスも良く、スタッフも親切で、立地も良く、衛生状態も良好でした。</w:t>
+        <w:t xml:space="preserve">サービスは良く、スタッフは親切で、立地も便利で、衛生状態も良好でした。</w:t>
       </w:r>
     </w:p>
     <w:p>

--- a/納品レポート/ホテル別レポート/keisei_kinshicho_口コミ分析改善レポート.docx
+++ b/納品レポート/ホテル別レポート/keisei_kinshicho_口コミ分析改善レポート.docx
@@ -131,7 +131,7 @@
           <w:sz w:val="20"/>
           <w:szCs w:val="20"/>
         </w:rPr>
-        <w:t xml:space="preserve">作成日：2026年4月10日</w:t>
+        <w:t xml:space="preserve">作成日：2026年4月11日</w:t>
       </w:r>
     </w:p>
     <w:p>
@@ -3691,7 +3691,7 @@
                 <w:sz w:val="20"/>
                 <w:szCs w:val="20"/>
               </w:rPr>
-              <w:t xml:space="preserve">「JR錦糸町駅から遠くなく、周辺には飲食店やショッピング施設、24時間営業のスーパーマーケットなどがあり賑やかである...」「ショッピングセンター、ショップ、レストランも近くにあります」</w:t>
+              <w:t xml:space="preserve">「JR錦糸町駅から遠くなく、周辺には飲食店やショッピング施設、24時間営業のスーパーマーケットなどがあり賑やかである...」「ショッピングセンター、お店、レストランも近くにあります」</w:t>
             </w:r>
           </w:p>
         </w:tc>
@@ -3761,7 +3761,7 @@
                 <w:sz w:val="20"/>
                 <w:szCs w:val="20"/>
               </w:rPr>
-              <w:t xml:space="preserve">7件</w:t>
+              <w:t xml:space="preserve">6件</w:t>
             </w:r>
           </w:p>
         </w:tc>

--- a/納品レポート/ホテル別レポート/keisei_kinshicho_口コミ分析改善レポート.docx
+++ b/納品レポート/ホテル別レポート/keisei_kinshicho_口コミ分析改善レポート.docx
@@ -131,7 +131,7 @@
           <w:sz w:val="20"/>
           <w:szCs w:val="20"/>
         </w:rPr>
-        <w:t xml:space="preserve">作成日：2026年4月11日</w:t>
+        <w:t xml:space="preserve">作成日：2026年4月13日</w:t>
       </w:r>
     </w:p>
     <w:p>
@@ -3691,7 +3691,7 @@
                 <w:sz w:val="20"/>
                 <w:szCs w:val="20"/>
               </w:rPr>
-              <w:t xml:space="preserve">「JR錦糸町駅から遠くなく、周辺には飲食店やショッピング施設、24時間営業のスーパーマーケットなどがあり賑やかである...」「ショッピングセンター、お店、レストランも近くにあります」</w:t>
+              <w:t xml:space="preserve">「JR錦糸町駅から遠くなく、周辺には飲食店やショッピング施設、24時間営業のスーパーマーケットなどがあり賑やかである...」「ショッピングセンター、ショップ、レストランも近くにあります」</w:t>
             </w:r>
           </w:p>
         </w:tc>
@@ -3761,7 +3761,7 @@
                 <w:sz w:val="20"/>
                 <w:szCs w:val="20"/>
               </w:rPr>
-              <w:t xml:space="preserve">6件</w:t>
+              <w:t xml:space="preserve">7件</w:t>
             </w:r>
           </w:p>
         </w:tc>

--- a/納品レポート/ホテル別レポート/keisei_kinshicho_口コミ分析改善レポート.docx
+++ b/納品レポート/ホテル別レポート/keisei_kinshicho_口コミ分析改善レポート.docx
@@ -131,7 +131,7 @@
           <w:sz w:val="20"/>
           <w:szCs w:val="20"/>
         </w:rPr>
-        <w:t xml:space="preserve">作成日：2026年4月13日</w:t>
+        <w:t xml:space="preserve">作成日：2026年4月15日</w:t>
       </w:r>
     </w:p>
     <w:p>

--- a/納品レポート/ホテル別レポート/keisei_kinshicho_口コミ分析改善レポート.docx
+++ b/納品レポート/ホテル別レポート/keisei_kinshicho_口コミ分析改善レポート.docx
@@ -131,7 +131,7 @@
           <w:sz w:val="20"/>
           <w:szCs w:val="20"/>
         </w:rPr>
-        <w:t xml:space="preserve">作成日：2026年4月16日</w:t>
+        <w:t xml:space="preserve">作成日：2026年4月20日</w:t>
       </w:r>
     </w:p>
     <w:p>
@@ -3691,7 +3691,7 @@
                 <w:sz w:val="20"/>
                 <w:szCs w:val="20"/>
               </w:rPr>
-              <w:t xml:space="preserve">「JR錦糸町駅から遠くなく、周辺には飲食店やショッピング施設、24時間営業のスーパーマーケットなどがあり賑やかである...」「ショッピングセンター、お店、レストランも近くにあります」</w:t>
+              <w:t xml:space="preserve">「JR錦糸町駅から遠くなく、周辺には飲食店やショッピング施設、24時間営業のスーパーマーケットなどがあり賑やかである...」「ショッピングセンター、ショップ、レストランも近くにあります」</w:t>
             </w:r>
           </w:p>
         </w:tc>
@@ -3761,7 +3761,7 @@
                 <w:sz w:val="20"/>
                 <w:szCs w:val="20"/>
               </w:rPr>
-              <w:t xml:space="preserve">7件</w:t>
+              <w:t xml:space="preserve">6件</w:t>
             </w:r>
           </w:p>
         </w:tc>

--- a/納品レポート/ホテル別レポート/keisei_kinshicho_口コミ分析改善レポート.docx
+++ b/納品レポート/ホテル別レポート/keisei_kinshicho_口コミ分析改善レポート.docx
@@ -61,7 +61,7 @@
           <w:sz w:val="32"/>
           <w:szCs w:val="32"/>
         </w:rPr>
-        <w:t xml:space="preserve">京成リッチモンドホテル東京錦糸町</w:t>
+        <w:t xml:space="preserve">京成リッチモンドホテル錦糸町</w:t>
       </w:r>
     </w:p>
     <w:p>
@@ -131,7 +131,7 @@
           <w:sz w:val="20"/>
           <w:szCs w:val="20"/>
         </w:rPr>
-        <w:t xml:space="preserve">作成日：2026年4月20日</w:t>
+        <w:t xml:space="preserve">作成日：2026年4月21日</w:t>
       </w:r>
     </w:p>
     <w:p>
@@ -3691,7 +3691,7 @@
                 <w:sz w:val="20"/>
                 <w:szCs w:val="20"/>
               </w:rPr>
-              <w:t xml:space="preserve">「JR錦糸町駅から遠くなく、周辺には飲食店やショッピング施設、24時間営業のスーパーマーケットなどがあり賑やかである...」「ショッピングセンター、ショップ、レストランも近くにあります」</w:t>
+              <w:t xml:space="preserve">「JR錦糸町駅から遠くなく、周辺には飲食店やショッピング施設、24時間営業のスーパーマーケットなどがあり賑やかである...」「ショッピングセンター、お店、レストランも近くにあります」</w:t>
             </w:r>
           </w:p>
         </w:tc>
@@ -3761,7 +3761,7 @@
                 <w:sz w:val="20"/>
                 <w:szCs w:val="20"/>
               </w:rPr>
-              <w:t xml:space="preserve">6件</w:t>
+              <w:t xml:space="preserve">7件</w:t>
             </w:r>
           </w:p>
         </w:tc>
@@ -3835,7 +3835,7 @@
           <w:sz w:val="21"/>
           <w:szCs w:val="21"/>
         </w:rPr>
-        <w:t xml:space="preserve">口コミの多数で「立地・アクセス」に関するポジティブな言及が見られ、京成リッチモンドホテル東京錦糸町の最大の差別化要因となっています。立地も駅近で良いですねといった声が多数寄せられています。</w:t>
+        <w:t xml:space="preserve">口コミの多数で「立地・アクセス」に関するポジティブな言及が見られ、京成リッチモンドホテル錦糸町の最大の差別化要因となっています。立地も駅近で良いですねといった声が多数寄せられています。</w:t>
       </w:r>
     </w:p>
     <w:p>
@@ -7243,7 +7243,7 @@
                 <w:sz w:val="21"/>
                 <w:szCs w:val="21"/>
               </w:rPr>
-              <w:t xml:space="preserve">京成リッチモンドホテル東京錦糸町は、全体平均9.24点（10点換算）、高評価率92.5%という非常に高い顧客満足度を維持しているホテルです。特に「立地・アクセス」「スタッフの対応」が多くのゲストから高く評価されています。</w:t>
+              <w:t xml:space="preserve">京成リッチモンドホテル錦糸町は、全体平均9.24点（10点換算）、高評価率92.5%という非常に高い顧客満足度を維持しているホテルです。特に「立地・アクセス」「スタッフの対応」が多くのゲストから高く評価されています。</w:t>
             </w:r>
           </w:p>
           <w:p>
@@ -7298,7 +7298,7 @@
                 <w:sz w:val="21"/>
                 <w:szCs w:val="21"/>
               </w:rPr>
-              <w:t xml:space="preserve">立地・アクセスという強みを活かしつつ、段階的な改善を実行することで、京成リッチモンドホテル東京錦糸町はさらなる顧客満足度の向上とブランド価値の強化を実現することができます。</w:t>
+              <w:t xml:space="preserve">立地・アクセスという強みを活かしつつ、段階的な改善を実行することで、京成リッチモンドホテル錦糸町はさらなる顧客満足度の向上とブランド価値の強化を実現することができます。</w:t>
             </w:r>
           </w:p>
         </w:tc>
@@ -7474,7 +7474,7 @@
         <w:sz w:val="16"/>
         <w:szCs w:val="16"/>
       </w:rPr>
-      <w:t xml:space="preserve">京成リッチモンドホテル東京錦糸町｜口コミ分析改善レポート</w:t>
+      <w:t xml:space="preserve">京成リッチモンドホテル錦糸町｜口コミ分析改善レポート</w:t>
     </w:r>
   </w:p>
 </w:hdr>

--- a/納品レポート/ホテル別レポート/keisei_kinshicho_口コミ分析改善レポート.docx
+++ b/納品レポート/ホテル別レポート/keisei_kinshicho_口コミ分析改善レポート.docx
@@ -61,7 +61,7 @@
           <w:sz w:val="32"/>
           <w:szCs w:val="32"/>
         </w:rPr>
-        <w:t xml:space="preserve">京成リッチモンドホテル錦糸町</w:t>
+        <w:t xml:space="preserve">京成リッチモンドホテル東京錦糸町</w:t>
       </w:r>
     </w:p>
     <w:p>
@@ -131,7 +131,7 @@
           <w:sz w:val="20"/>
           <w:szCs w:val="20"/>
         </w:rPr>
-        <w:t xml:space="preserve">作成日：2026年4月21日</w:t>
+        <w:t xml:space="preserve">作成日：2026年4月22日</w:t>
       </w:r>
     </w:p>
     <w:p>
@@ -3835,7 +3835,7 @@
           <w:sz w:val="21"/>
           <w:szCs w:val="21"/>
         </w:rPr>
-        <w:t xml:space="preserve">口コミの多数で「立地・アクセス」に関するポジティブな言及が見られ、京成リッチモンドホテル錦糸町の最大の差別化要因となっています。立地も駅近で良いですねといった声が多数寄せられています。</w:t>
+        <w:t xml:space="preserve">口コミの多数で「立地・アクセス」に関するポジティブな言及が見られ、京成リッチモンドホテル東京錦糸町の最大の差別化要因となっています。立地も駅近で良いですねといった声が多数寄せられています。</w:t>
       </w:r>
     </w:p>
     <w:p>
@@ -7243,7 +7243,7 @@
                 <w:sz w:val="21"/>
                 <w:szCs w:val="21"/>
               </w:rPr>
-              <w:t xml:space="preserve">京成リッチモンドホテル錦糸町は、全体平均9.24点（10点換算）、高評価率92.5%という非常に高い顧客満足度を維持しているホテルです。特に「立地・アクセス」「スタッフの対応」が多くのゲストから高く評価されています。</w:t>
+              <w:t xml:space="preserve">京成リッチモンドホテル東京錦糸町は、全体平均9.24点（10点換算）、高評価率92.5%という非常に高い顧客満足度を維持しているホテルです。特に「立地・アクセス」「スタッフの対応」が多くのゲストから高く評価されています。</w:t>
             </w:r>
           </w:p>
           <w:p>
@@ -7298,7 +7298,7 @@
                 <w:sz w:val="21"/>
                 <w:szCs w:val="21"/>
               </w:rPr>
-              <w:t xml:space="preserve">立地・アクセスという強みを活かしつつ、段階的な改善を実行することで、京成リッチモンドホテル錦糸町はさらなる顧客満足度の向上とブランド価値の強化を実現することができます。</w:t>
+              <w:t xml:space="preserve">立地・アクセスという強みを活かしつつ、段階的な改善を実行することで、京成リッチモンドホテル東京錦糸町はさらなる顧客満足度の向上とブランド価値の強化を実現することができます。</w:t>
             </w:r>
           </w:p>
         </w:tc>
@@ -7474,7 +7474,7 @@
         <w:sz w:val="16"/>
         <w:szCs w:val="16"/>
       </w:rPr>
-      <w:t xml:space="preserve">京成リッチモンドホテル錦糸町｜口コミ分析改善レポート</w:t>
+      <w:t xml:space="preserve">京成リッチモンドホテル東京錦糸町｜口コミ分析改善レポート</w:t>
     </w:r>
   </w:p>
 </w:hdr>
